--- a/skills/phong-ktda/assets/bien-ban-hoan-thien-hop-dong.docx
+++ b/skills/phong-ktda/assets/bien-ban-hoan-thien-hop-dong.docx
@@ -1,6 +1,6 @@
 
 <file path=word/document.xml><?xml version="1.0" encoding="utf-8"?>
-<w:document xmlns:ns1="http://schemas.openxmlformats.org/markup-compatibility/2006" xmlns:ns2="http://schemas.microsoft.com/office/word/2010/wordml" xmlns:ns3="http://schemas.openxmlformats.org/drawingml/2006/wordprocessingDrawing" xmlns:ns4="http://schemas.microsoft.com/office/word/2010/wordprocessingDrawing" xmlns:ns5="http://schemas.openxmlformats.org/drawingml/2006/main" xmlns:ns6="http://schemas.microsoft.com/office/word/2010/wordprocessingShape" xmlns:ns7="urn:schemas-microsoft-com:vml" xmlns:ns8="urn:schemas-microsoft-com:office:office" xmlns:w="http://schemas.openxmlformats.org/wordprocessingml/2006/main" ns1:Ignorable="w14 w15 w16se w16cid w16 w16cex w16sdtdh w16du wp14">
+<w:document xmlns:ns1="http://schemas.openxmlformats.org/markup-compatibility/2006" xmlns:ns2="http://schemas.microsoft.com/office/word/2010/wordml" xmlns:ns3="http://schemas.openxmlformats.org/drawingml/2006/wordprocessingDrawing" xmlns:ns4="http://schemas.microsoft.com/office/word/2010/wordprocessingDrawing" xmlns:ns5="http://schemas.openxmlformats.org/drawingml/2006/main" xmlns:ns6="http://schemas.microsoft.com/office/word/2010/wordprocessingShape" xmlns:ns7="urn:schemas-microsoft-com:vml" xmlns:ns8="urn:schemas-microsoft-com:office:office" xmlns:w="http://schemas.openxmlformats.org/wordprocessingml/2006/main" xmlns:wps="http://schemas.microsoft.com/office/word/2010/wordprocessingShape">
   <w:body>
     <w:p ns2:paraId="39E8A47A" ns2:textId="77777777">
       <w:pPr>
@@ -53,7 +53,7 @@
         <ns1:AlternateContent>
           <ns1:Choice Requires="wps">
             <w:drawing>
-              <ns3:anchor distT="0" distB="0" distL="114300" distR="114300" simplePos="0" relativeHeight="251659264" behindDoc="0" locked="0" layoutInCell="1" allowOverlap="1" ns4:anchorId="133C32F6" ns4:editId="2924F5F6">
+              <ns3:anchor distT="0" distB="0" distL="114300" distR="114300" simplePos="0" relativeHeight="251659264" behindDoc="0" locked="0" layoutInCell="1" allowOverlap="1" ns4:editId="2924F5F6">
                 <ns3:simplePos x="0" y="0"/>
                 <ns3:positionH relativeFrom="column">
                   <ns3:posOffset>1847133</ns3:posOffset>
@@ -105,7 +105,7 @@
           </ns1:Choice>
           <ns1:Fallback>
             <w:pict>
-              <ns7:line ns2:anchorId="4E34F821" id="Straight Connector 1" ns8:spid="_x0000_s1026" style="position:absolute;z-index:251659264;visibility:visible;mso-wrap-style:square;mso-width-percent:0;mso-wrap-distance-left:9pt;mso-wrap-distance-top:0;mso-wrap-distance-right:9pt;mso-wrap-distance-bottom:0;mso-position-horizontal:absolute;mso-position-horizontal-relative:text;mso-position-vertical:absolute;mso-position-vertical-relative:text;mso-width-percent:0;mso-width-relative:margin" from="145.45pt,18.15pt" to="305.8pt,18.15pt" ns8:gfxdata="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" strokecolor="black [3040]"/>
+              <ns7:line id="Straight Connector 1" ns8:spid="_x0000_s1026" style="position:absolute;z-index:251659264;visibility:visible;mso-wrap-style:square;mso-width-percent:0;mso-wrap-distance-left:9pt;mso-wrap-distance-top:0;mso-wrap-distance-right:9pt;mso-wrap-distance-bottom:0;mso-position-horizontal:absolute;mso-position-horizontal-relative:text;mso-position-vertical:absolute;mso-position-vertical-relative:text;mso-width-percent:0;mso-width-relative:margin" from="145.45pt,18.15pt" to="305.8pt,18.15pt" ns8:gfxdata="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" strokecolor="black [3040]"/>
             </w:pict>
           </ns1:Fallback>
         </ns1:AlternateContent>
@@ -6123,7 +6123,7 @@
 </file>
 
 <file path=word/comments.xml><?xml version="1.0" encoding="utf-8"?>
-<w:comments xmlns:wpc="http://schemas.microsoft.com/office/word/2010/wordprocessingCanvas" xmlns:cx="http://schemas.microsoft.com/office/drawing/2014/chartex" xmlns:cx1="http://schemas.microsoft.com/office/drawing/2015/9/8/chartex" xmlns:cx2="http://schemas.microsoft.com/office/drawing/2015/10/21/chartex" xmlns:cx3="http://schemas.microsoft.com/office/drawing/2016/5/9/chartex" xmlns:cx4="http://schemas.microsoft.com/office/drawing/2016/5/10/chartex" xmlns:cx5="http://schemas.microsoft.com/office/drawing/2016/5/11/chartex" xmlns:cx6="http://schemas.microsoft.com/office/drawing/2016/5/12/chartex" xmlns:cx7="http://schemas.microsoft.com/office/drawing/2016/5/13/chartex" xmlns:cx8="http://schemas.microsoft.com/office/drawing/2016/5/14/chartex" xmlns:mc="http://schemas.openxmlformats.org/markup-compatibility/2006" xmlns:aink="http://schemas.microsoft.com/office/drawing/2016/ink" xmlns:am3d="http://schemas.microsoft.com/office/drawing/2017/model3d" xmlns:o="urn:schemas-microsoft-com:office:office" xmlns:oel="http://schemas.microsoft.com/office/2019/extlst" xmlns:r="http://schemas.openxmlformats.org/officeDocument/2006/relationships" xmlns:m="http://schemas.openxmlformats.org/officeDocument/2006/math" xmlns:v="urn:schemas-microsoft-com:vml" xmlns:wp14="http://schemas.microsoft.com/office/word/2010/wordprocessingDrawing" xmlns:wp="http://schemas.openxmlformats.org/drawingml/2006/wordprocessingDrawing" xmlns:w10="urn:schemas-microsoft-com:office:word" xmlns:w="http://schemas.openxmlformats.org/wordprocessingml/2006/main" xmlns:w14="http://schemas.microsoft.com/office/word/2010/wordml" xmlns:w15="http://schemas.microsoft.com/office/word/2012/wordml" xmlns:w16cex="http://schemas.microsoft.com/office/word/2018/wordml/cex" xmlns:w16cid="http://schemas.microsoft.com/office/word/2016/wordml/cid" xmlns:w16="http://schemas.microsoft.com/office/word/2018/wordml" xmlns:w16du="http://schemas.microsoft.com/office/word/2023/wordml/word16du" xmlns:w16sdtdh="http://schemas.microsoft.com/office/word/2020/wordml/sdtdatahash" xmlns:w16se="http://schemas.microsoft.com/office/word/2015/wordml/symex" xmlns:wpg="http://schemas.microsoft.com/office/word/2010/wordprocessingGroup" xmlns:wpi="http://schemas.microsoft.com/office/word/2010/wordprocessingInk" xmlns:wne="http://schemas.microsoft.com/office/word/2006/wordml" xmlns:wps="http://schemas.microsoft.com/office/word/2010/wordprocessingShape" mc:Ignorable="w14 w15 w16se w16cid w16 w16cex w16sdtdh w16du wp14">
+<w:comments xmlns:wpc="http://schemas.microsoft.com/office/word/2010/wordprocessingCanvas" xmlns:cx="http://schemas.microsoft.com/office/drawing/2014/chartex" xmlns:cx1="http://schemas.microsoft.com/office/drawing/2015/9/8/chartex" xmlns:cx2="http://schemas.microsoft.com/office/drawing/2015/10/21/chartex" xmlns:cx3="http://schemas.microsoft.com/office/drawing/2016/5/9/chartex" xmlns:cx4="http://schemas.microsoft.com/office/drawing/2016/5/10/chartex" xmlns:cx5="http://schemas.microsoft.com/office/drawing/2016/5/11/chartex" xmlns:cx6="http://schemas.microsoft.com/office/drawing/2016/5/12/chartex" xmlns:cx7="http://schemas.microsoft.com/office/drawing/2016/5/13/chartex" xmlns:cx8="http://schemas.microsoft.com/office/drawing/2016/5/14/chartex" xmlns:mc="http://schemas.openxmlformats.org/markup-compatibility/2006" xmlns:aink="http://schemas.microsoft.com/office/drawing/2016/ink" xmlns:am3d="http://schemas.microsoft.com/office/drawing/2017/model3d" xmlns:o="urn:schemas-microsoft-com:office:office" xmlns:oel="http://schemas.microsoft.com/office/2019/extlst" xmlns:r="http://schemas.openxmlformats.org/officeDocument/2006/relationships" xmlns:m="http://schemas.openxmlformats.org/officeDocument/2006/math" xmlns:v="urn:schemas-microsoft-com:vml" xmlns:wp14="http://schemas.microsoft.com/office/word/2010/wordprocessingDrawing" xmlns:wp="http://schemas.openxmlformats.org/drawingml/2006/wordprocessingDrawing" xmlns:w10="urn:schemas-microsoft-com:office:word" xmlns:w="http://schemas.openxmlformats.org/wordprocessingml/2006/main" xmlns:w14="http://schemas.microsoft.com/office/word/2010/wordml" xmlns:w15="http://schemas.microsoft.com/office/word/2012/wordml" xmlns:w16cex="http://schemas.microsoft.com/office/word/2018/wordml/cex" xmlns:w16="http://schemas.microsoft.com/office/word/2018/wordml" xmlns:w16du="http://schemas.microsoft.com/office/word/2023/wordml/word16du" xmlns:w16sdtdh="http://schemas.microsoft.com/office/word/2020/wordml/sdtdatahash" xmlns:w16se="http://schemas.microsoft.com/office/word/2015/wordml/symex" xmlns:wpg="http://schemas.microsoft.com/office/word/2010/wordprocessingGroup" xmlns:wpi="http://schemas.microsoft.com/office/word/2010/wordprocessingInk" xmlns:wne="http://schemas.microsoft.com/office/word/2006/wordml" xmlns:wps="http://schemas.microsoft.com/office/word/2010/wordprocessingShape">
   <w:comment w:id="4" w:author="Dương KTDA" w:date="2026-03-30T10:57:00Z" w:initials="DK">
     <w:p>
       <w:pPr>
@@ -6160,28 +6160,28 @@
 </file>
 
 <file path=word/commentsExtended.xml><?xml version="1.0" encoding="utf-8"?>
-<w15:commentsEx xmlns:wpc="http://schemas.microsoft.com/office/word/2010/wordprocessingCanvas" xmlns:cx="http://schemas.microsoft.com/office/drawing/2014/chartex" xmlns:cx1="http://schemas.microsoft.com/office/drawing/2015/9/8/chartex" xmlns:cx2="http://schemas.microsoft.com/office/drawing/2015/10/21/chartex" xmlns:cx3="http://schemas.microsoft.com/office/drawing/2016/5/9/chartex" xmlns:cx4="http://schemas.microsoft.com/office/drawing/2016/5/10/chartex" xmlns:cx5="http://schemas.microsoft.com/office/drawing/2016/5/11/chartex" xmlns:cx6="http://schemas.microsoft.com/office/drawing/2016/5/12/chartex" xmlns:cx7="http://schemas.microsoft.com/office/drawing/2016/5/13/chartex" xmlns:cx8="http://schemas.microsoft.com/office/drawing/2016/5/14/chartex" xmlns:mc="http://schemas.openxmlformats.org/markup-compatibility/2006" xmlns:aink="http://schemas.microsoft.com/office/drawing/2016/ink" xmlns:am3d="http://schemas.microsoft.com/office/drawing/2017/model3d" xmlns:o="urn:schemas-microsoft-com:office:office" xmlns:oel="http://schemas.microsoft.com/office/2019/extlst" xmlns:r="http://schemas.openxmlformats.org/officeDocument/2006/relationships" xmlns:m="http://schemas.openxmlformats.org/officeDocument/2006/math" xmlns:v="urn:schemas-microsoft-com:vml" xmlns:wp14="http://schemas.microsoft.com/office/word/2010/wordprocessingDrawing" xmlns:wp="http://schemas.openxmlformats.org/drawingml/2006/wordprocessingDrawing" xmlns:w10="urn:schemas-microsoft-com:office:word" xmlns:w="http://schemas.openxmlformats.org/wordprocessingml/2006/main" xmlns:w14="http://schemas.microsoft.com/office/word/2010/wordml" xmlns:w15="http://schemas.microsoft.com/office/word/2012/wordml" xmlns:w16cex="http://schemas.microsoft.com/office/word/2018/wordml/cex" xmlns:w16cid="http://schemas.microsoft.com/office/word/2016/wordml/cid" xmlns:w16="http://schemas.microsoft.com/office/word/2018/wordml" xmlns:w16du="http://schemas.microsoft.com/office/word/2023/wordml/word16du" xmlns:w16sdtdh="http://schemas.microsoft.com/office/word/2020/wordml/sdtdatahash" xmlns:w16se="http://schemas.microsoft.com/office/word/2015/wordml/symex" xmlns:wpg="http://schemas.microsoft.com/office/word/2010/wordprocessingGroup" xmlns:wpi="http://schemas.microsoft.com/office/word/2010/wordprocessingInk" xmlns:wne="http://schemas.microsoft.com/office/word/2006/wordml" xmlns:wps="http://schemas.microsoft.com/office/word/2010/wordprocessingShape" mc:Ignorable="w14 w15 w16se w16cid w16 w16cex w16sdtdh w16du wp14">
+<w15:commentsEx xmlns:wpc="http://schemas.microsoft.com/office/word/2010/wordprocessingCanvas" xmlns:cx="http://schemas.microsoft.com/office/drawing/2014/chartex" xmlns:cx1="http://schemas.microsoft.com/office/drawing/2015/9/8/chartex" xmlns:cx2="http://schemas.microsoft.com/office/drawing/2015/10/21/chartex" xmlns:cx3="http://schemas.microsoft.com/office/drawing/2016/5/9/chartex" xmlns:cx4="http://schemas.microsoft.com/office/drawing/2016/5/10/chartex" xmlns:cx5="http://schemas.microsoft.com/office/drawing/2016/5/11/chartex" xmlns:cx6="http://schemas.microsoft.com/office/drawing/2016/5/12/chartex" xmlns:cx7="http://schemas.microsoft.com/office/drawing/2016/5/13/chartex" xmlns:cx8="http://schemas.microsoft.com/office/drawing/2016/5/14/chartex" xmlns:mc="http://schemas.openxmlformats.org/markup-compatibility/2006" xmlns:aink="http://schemas.microsoft.com/office/drawing/2016/ink" xmlns:am3d="http://schemas.microsoft.com/office/drawing/2017/model3d" xmlns:o="urn:schemas-microsoft-com:office:office" xmlns:oel="http://schemas.microsoft.com/office/2019/extlst" xmlns:r="http://schemas.openxmlformats.org/officeDocument/2006/relationships" xmlns:m="http://schemas.openxmlformats.org/officeDocument/2006/math" xmlns:v="urn:schemas-microsoft-com:vml" xmlns:wp14="http://schemas.microsoft.com/office/word/2010/wordprocessingDrawing" xmlns:wp="http://schemas.openxmlformats.org/drawingml/2006/wordprocessingDrawing" xmlns:w10="urn:schemas-microsoft-com:office:word" xmlns:w="http://schemas.openxmlformats.org/wordprocessingml/2006/main" xmlns:w14="http://schemas.microsoft.com/office/word/2010/wordml" xmlns:w15="http://schemas.microsoft.com/office/word/2012/wordml" xmlns:w16cex="http://schemas.microsoft.com/office/word/2018/wordml/cex" xmlns:w16="http://schemas.microsoft.com/office/word/2018/wordml" xmlns:w16du="http://schemas.microsoft.com/office/word/2023/wordml/word16du" xmlns:w16sdtdh="http://schemas.microsoft.com/office/word/2020/wordml/sdtdatahash" xmlns:w16se="http://schemas.microsoft.com/office/word/2015/wordml/symex" xmlns:wpg="http://schemas.microsoft.com/office/word/2010/wordprocessingGroup" xmlns:wpi="http://schemas.microsoft.com/office/word/2010/wordprocessingInk" xmlns:wne="http://schemas.microsoft.com/office/word/2006/wordml" xmlns:wps="http://schemas.microsoft.com/office/word/2010/wordprocessingShape">
   <w15:commentEx w15:paraId="07924588" w15:done="0"/>
   <w15:commentEx w15:paraId="4700E861" w15:done="0"/>
 </w15:commentsEx>
 </file>
 
 <file path=word/commentsExtensible.xml><?xml version="1.0" encoding="utf-8"?>
-<w16cex:commentsExtensible xmlns:wpc="http://schemas.microsoft.com/office/word/2010/wordprocessingCanvas" xmlns:cx="http://schemas.microsoft.com/office/drawing/2014/chartex" xmlns:cx1="http://schemas.microsoft.com/office/drawing/2015/9/8/chartex" xmlns:cx2="http://schemas.microsoft.com/office/drawing/2015/10/21/chartex" xmlns:cx3="http://schemas.microsoft.com/office/drawing/2016/5/9/chartex" xmlns:cx4="http://schemas.microsoft.com/office/drawing/2016/5/10/chartex" xmlns:cx5="http://schemas.microsoft.com/office/drawing/2016/5/11/chartex" xmlns:cx6="http://schemas.microsoft.com/office/drawing/2016/5/12/chartex" xmlns:cx7="http://schemas.microsoft.com/office/drawing/2016/5/13/chartex" xmlns:cx8="http://schemas.microsoft.com/office/drawing/2016/5/14/chartex" xmlns:cr="http://schemas.microsoft.com/office/comments/2020/reactions" xmlns:mc="http://schemas.openxmlformats.org/markup-compatibility/2006" xmlns:aink="http://schemas.microsoft.com/office/drawing/2016/ink" xmlns:am3d="http://schemas.microsoft.com/office/drawing/2017/model3d" xmlns:o="urn:schemas-microsoft-com:office:office" xmlns:oel="http://schemas.microsoft.com/office/2019/extlst" xmlns:r="http://schemas.openxmlformats.org/officeDocument/2006/relationships" xmlns:m="http://schemas.openxmlformats.org/officeDocument/2006/math" xmlns:v="urn:schemas-microsoft-com:vml" xmlns:wp14="http://schemas.microsoft.com/office/word/2010/wordprocessingDrawing" xmlns:wp="http://schemas.openxmlformats.org/drawingml/2006/wordprocessingDrawing" xmlns:w10="urn:schemas-microsoft-com:office:word" xmlns:w="http://schemas.openxmlformats.org/wordprocessingml/2006/main" xmlns:w14="http://schemas.microsoft.com/office/word/2010/wordml" xmlns:w15="http://schemas.microsoft.com/office/word/2012/wordml" xmlns:w16cex="http://schemas.microsoft.com/office/word/2018/wordml/cex" xmlns:w16cid="http://schemas.microsoft.com/office/word/2016/wordml/cid" xmlns:w16="http://schemas.microsoft.com/office/word/2018/wordml" xmlns:w16du="http://schemas.microsoft.com/office/word/2023/wordml/word16du" xmlns:w16sdtdh="http://schemas.microsoft.com/office/word/2020/wordml/sdtdatahash" xmlns:w16se="http://schemas.microsoft.com/office/word/2015/wordml/symex" xmlns:wpg="http://schemas.microsoft.com/office/word/2010/wordprocessingGroup" xmlns:wpi="http://schemas.microsoft.com/office/word/2010/wordprocessingInk" xmlns:wne="http://schemas.microsoft.com/office/word/2006/wordml" xmlns:wps="http://schemas.microsoft.com/office/word/2010/wordprocessingShape" mc:Ignorable="w14 w15 w16se w16cid w16 w16cex w16sdtdh cr w16du wp14">
-  <w16cex:commentExtensible w16cex:durableId="759856A1" w16cex:dateUtc="2026-03-30T03:57:00Z"/>
-  <w16cex:commentExtensible w16cex:durableId="3E4A9A03" w16cex:dateUtc="2026-03-30T03:59:00Z"/>
+<w16cex:commentsExtensible xmlns:wpc="http://schemas.microsoft.com/office/word/2010/wordprocessingCanvas" xmlns:cx="http://schemas.microsoft.com/office/drawing/2014/chartex" xmlns:cx1="http://schemas.microsoft.com/office/drawing/2015/9/8/chartex" xmlns:cx2="http://schemas.microsoft.com/office/drawing/2015/10/21/chartex" xmlns:cx3="http://schemas.microsoft.com/office/drawing/2016/5/9/chartex" xmlns:cx4="http://schemas.microsoft.com/office/drawing/2016/5/10/chartex" xmlns:cx5="http://schemas.microsoft.com/office/drawing/2016/5/11/chartex" xmlns:cx6="http://schemas.microsoft.com/office/drawing/2016/5/12/chartex" xmlns:cx7="http://schemas.microsoft.com/office/drawing/2016/5/13/chartex" xmlns:cx8="http://schemas.microsoft.com/office/drawing/2016/5/14/chartex" xmlns:cr="http://schemas.microsoft.com/office/comments/2020/reactions" xmlns:mc="http://schemas.openxmlformats.org/markup-compatibility/2006" xmlns:aink="http://schemas.microsoft.com/office/drawing/2016/ink" xmlns:am3d="http://schemas.microsoft.com/office/drawing/2017/model3d" xmlns:o="urn:schemas-microsoft-com:office:office" xmlns:oel="http://schemas.microsoft.com/office/2019/extlst" xmlns:r="http://schemas.openxmlformats.org/officeDocument/2006/relationships" xmlns:m="http://schemas.openxmlformats.org/officeDocument/2006/math" xmlns:v="urn:schemas-microsoft-com:vml" xmlns:wp14="http://schemas.microsoft.com/office/word/2010/wordprocessingDrawing" xmlns:wp="http://schemas.openxmlformats.org/drawingml/2006/wordprocessingDrawing" xmlns:w10="urn:schemas-microsoft-com:office:word" xmlns:w="http://schemas.openxmlformats.org/wordprocessingml/2006/main" xmlns:w14="http://schemas.microsoft.com/office/word/2010/wordml" xmlns:w15="http://schemas.microsoft.com/office/word/2012/wordml" xmlns:w16cex="http://schemas.microsoft.com/office/word/2018/wordml/cex" xmlns:w16="http://schemas.microsoft.com/office/word/2018/wordml" xmlns:w16du="http://schemas.microsoft.com/office/word/2023/wordml/word16du" xmlns:w16sdtdh="http://schemas.microsoft.com/office/word/2020/wordml/sdtdatahash" xmlns:w16se="http://schemas.microsoft.com/office/word/2015/wordml/symex" xmlns:wpg="http://schemas.microsoft.com/office/word/2010/wordprocessingGroup" xmlns:wpi="http://schemas.microsoft.com/office/word/2010/wordprocessingInk" xmlns:wne="http://schemas.microsoft.com/office/word/2006/wordml" xmlns:wps="http://schemas.microsoft.com/office/word/2010/wordprocessingShape">
+  <w16cex:commentExtensible w16cex:dateUtc="2026-03-30T03:57:00Z" w16cex:durableId="00000001"/>
+  <w16cex:commentExtensible w16cex:dateUtc="2026-03-30T03:59:00Z" w16cex:durableId="00000002"/>
 </w16cex:commentsExtensible>
 </file>
 
 <file path=word/commentsIds.xml><?xml version="1.0" encoding="utf-8"?>
-<w16cid:commentsIds xmlns:wpc="http://schemas.microsoft.com/office/word/2010/wordprocessingCanvas" xmlns:cx="http://schemas.microsoft.com/office/drawing/2014/chartex" xmlns:cx1="http://schemas.microsoft.com/office/drawing/2015/9/8/chartex" xmlns:cx2="http://schemas.microsoft.com/office/drawing/2015/10/21/chartex" xmlns:cx3="http://schemas.microsoft.com/office/drawing/2016/5/9/chartex" xmlns:cx4="http://schemas.microsoft.com/office/drawing/2016/5/10/chartex" xmlns:cx5="http://schemas.microsoft.com/office/drawing/2016/5/11/chartex" xmlns:cx6="http://schemas.microsoft.com/office/drawing/2016/5/12/chartex" xmlns:cx7="http://schemas.microsoft.com/office/drawing/2016/5/13/chartex" xmlns:cx8="http://schemas.microsoft.com/office/drawing/2016/5/14/chartex" xmlns:mc="http://schemas.openxmlformats.org/markup-compatibility/2006" xmlns:aink="http://schemas.microsoft.com/office/drawing/2016/ink" xmlns:am3d="http://schemas.microsoft.com/office/drawing/2017/model3d" xmlns:o="urn:schemas-microsoft-com:office:office" xmlns:oel="http://schemas.microsoft.com/office/2019/extlst" xmlns:r="http://schemas.openxmlformats.org/officeDocument/2006/relationships" xmlns:m="http://schemas.openxmlformats.org/officeDocument/2006/math" xmlns:v="urn:schemas-microsoft-com:vml" xmlns:wp14="http://schemas.microsoft.com/office/word/2010/wordprocessingDrawing" xmlns:wp="http://schemas.openxmlformats.org/drawingml/2006/wordprocessingDrawing" xmlns:w10="urn:schemas-microsoft-com:office:word" xmlns:w="http://schemas.openxmlformats.org/wordprocessingml/2006/main" xmlns:w14="http://schemas.microsoft.com/office/word/2010/wordml" xmlns:w15="http://schemas.microsoft.com/office/word/2012/wordml" xmlns:w16cex="http://schemas.microsoft.com/office/word/2018/wordml/cex" xmlns:w16cid="http://schemas.microsoft.com/office/word/2016/wordml/cid" xmlns:w16="http://schemas.microsoft.com/office/word/2018/wordml" xmlns:w16du="http://schemas.microsoft.com/office/word/2023/wordml/word16du" xmlns:w16sdtdh="http://schemas.microsoft.com/office/word/2020/wordml/sdtdatahash" xmlns:w16se="http://schemas.microsoft.com/office/word/2015/wordml/symex" xmlns:wpg="http://schemas.microsoft.com/office/word/2010/wordprocessingGroup" xmlns:wpi="http://schemas.microsoft.com/office/word/2010/wordprocessingInk" xmlns:wne="http://schemas.microsoft.com/office/word/2006/wordml" xmlns:wps="http://schemas.microsoft.com/office/word/2010/wordprocessingShape" mc:Ignorable="w14 w15 w16se w16cid w16 w16cex w16sdtdh w16du wp14">
-  <w16cid:commentId w16cid:paraId="07924588" w16cid:durableId="759856A1"/>
-  <w16cid:commentId w16cid:paraId="4700E861" w16cid:durableId="3E4A9A03"/>
+<w16cid:commentsIds xmlns:wpc="http://schemas.microsoft.com/office/word/2010/wordprocessingCanvas" xmlns:cx="http://schemas.microsoft.com/office/drawing/2014/chartex" xmlns:cx1="http://schemas.microsoft.com/office/drawing/2015/9/8/chartex" xmlns:cx2="http://schemas.microsoft.com/office/drawing/2015/10/21/chartex" xmlns:cx3="http://schemas.microsoft.com/office/drawing/2016/5/9/chartex" xmlns:cx4="http://schemas.microsoft.com/office/drawing/2016/5/10/chartex" xmlns:cx5="http://schemas.microsoft.com/office/drawing/2016/5/11/chartex" xmlns:cx6="http://schemas.microsoft.com/office/drawing/2016/5/12/chartex" xmlns:cx7="http://schemas.microsoft.com/office/drawing/2016/5/13/chartex" xmlns:cx8="http://schemas.microsoft.com/office/drawing/2016/5/14/chartex" xmlns:mc="http://schemas.openxmlformats.org/markup-compatibility/2006" xmlns:aink="http://schemas.microsoft.com/office/drawing/2016/ink" xmlns:am3d="http://schemas.microsoft.com/office/drawing/2017/model3d" xmlns:o="urn:schemas-microsoft-com:office:office" xmlns:oel="http://schemas.microsoft.com/office/2019/extlst" xmlns:r="http://schemas.openxmlformats.org/officeDocument/2006/relationships" xmlns:m="http://schemas.openxmlformats.org/officeDocument/2006/math" xmlns:v="urn:schemas-microsoft-com:vml" xmlns:wp14="http://schemas.microsoft.com/office/word/2010/wordprocessingDrawing" xmlns:wp="http://schemas.openxmlformats.org/drawingml/2006/wordprocessingDrawing" xmlns:w10="urn:schemas-microsoft-com:office:word" xmlns:w="http://schemas.openxmlformats.org/wordprocessingml/2006/main" xmlns:w14="http://schemas.microsoft.com/office/word/2010/wordml" xmlns:w15="http://schemas.microsoft.com/office/word/2012/wordml" xmlns:w16cex="http://schemas.microsoft.com/office/word/2018/wordml/cex" xmlns:w16="http://schemas.microsoft.com/office/word/2018/wordml" xmlns:w16du="http://schemas.microsoft.com/office/word/2023/wordml/word16du" xmlns:w16sdtdh="http://schemas.microsoft.com/office/word/2020/wordml/sdtdatahash" xmlns:w16se="http://schemas.microsoft.com/office/word/2015/wordml/symex" xmlns:wpg="http://schemas.microsoft.com/office/word/2010/wordprocessingGroup" xmlns:wpi="http://schemas.microsoft.com/office/word/2010/wordprocessingInk" xmlns:wne="http://schemas.microsoft.com/office/word/2006/wordml" xmlns:wps="http://schemas.microsoft.com/office/word/2010/wordprocessingShape" xmlns:w16cid="http://schemas.microsoft.com/office/word/2016/wordml/cid">
+  <w16cid:commentId w16cid:paraId="07924588" w16cid:durableId="07924588"/>
+  <w16cid:commentId w16cid:paraId="4700E861" w16cid:durableId="4700E861"/>
 </w16cid:commentsIds>
 </file>
 
 <file path=word/endnotes.xml><?xml version="1.0" encoding="utf-8"?>
-<w:endnotes xmlns:wpc="http://schemas.microsoft.com/office/word/2010/wordprocessingCanvas" xmlns:cx="http://schemas.microsoft.com/office/drawing/2014/chartex" xmlns:cx1="http://schemas.microsoft.com/office/drawing/2015/9/8/chartex" xmlns:cx2="http://schemas.microsoft.com/office/drawing/2015/10/21/chartex" xmlns:cx3="http://schemas.microsoft.com/office/drawing/2016/5/9/chartex" xmlns:cx4="http://schemas.microsoft.com/office/drawing/2016/5/10/chartex" xmlns:cx5="http://schemas.microsoft.com/office/drawing/2016/5/11/chartex" xmlns:cx6="http://schemas.microsoft.com/office/drawing/2016/5/12/chartex" xmlns:cx7="http://schemas.microsoft.com/office/drawing/2016/5/13/chartex" xmlns:cx8="http://schemas.microsoft.com/office/drawing/2016/5/14/chartex" xmlns:mc="http://schemas.openxmlformats.org/markup-compatibility/2006" xmlns:aink="http://schemas.microsoft.com/office/drawing/2016/ink" xmlns:am3d="http://schemas.microsoft.com/office/drawing/2017/model3d" xmlns:o="urn:schemas-microsoft-com:office:office" xmlns:oel="http://schemas.microsoft.com/office/2019/extlst" xmlns:r="http://schemas.openxmlformats.org/officeDocument/2006/relationships" xmlns:m="http://schemas.openxmlformats.org/officeDocument/2006/math" xmlns:v="urn:schemas-microsoft-com:vml" xmlns:wp14="http://schemas.microsoft.com/office/word/2010/wordprocessingDrawing" xmlns:wp="http://schemas.openxmlformats.org/drawingml/2006/wordprocessingDrawing" xmlns:w10="urn:schemas-microsoft-com:office:word" xmlns:w="http://schemas.openxmlformats.org/wordprocessingml/2006/main" xmlns:w14="http://schemas.microsoft.com/office/word/2010/wordml" xmlns:w15="http://schemas.microsoft.com/office/word/2012/wordml" xmlns:w16cex="http://schemas.microsoft.com/office/word/2018/wordml/cex" xmlns:w16cid="http://schemas.microsoft.com/office/word/2016/wordml/cid" xmlns:w16="http://schemas.microsoft.com/office/word/2018/wordml" xmlns:w16du="http://schemas.microsoft.com/office/word/2023/wordml/word16du" xmlns:w16sdtdh="http://schemas.microsoft.com/office/word/2020/wordml/sdtdatahash" xmlns:w16se="http://schemas.microsoft.com/office/word/2015/wordml/symex" xmlns:wpg="http://schemas.microsoft.com/office/word/2010/wordprocessingGroup" xmlns:wpi="http://schemas.microsoft.com/office/word/2010/wordprocessingInk" xmlns:wne="http://schemas.microsoft.com/office/word/2006/wordml" xmlns:wps="http://schemas.microsoft.com/office/word/2010/wordprocessingShape" mc:Ignorable="w14 w15 w16se w16cid w16 w16cex w16sdtdh w16du wp14">
+<w:endnotes xmlns:wpc="http://schemas.microsoft.com/office/word/2010/wordprocessingCanvas" xmlns:cx="http://schemas.microsoft.com/office/drawing/2014/chartex" xmlns:cx1="http://schemas.microsoft.com/office/drawing/2015/9/8/chartex" xmlns:cx2="http://schemas.microsoft.com/office/drawing/2015/10/21/chartex" xmlns:cx3="http://schemas.microsoft.com/office/drawing/2016/5/9/chartex" xmlns:cx4="http://schemas.microsoft.com/office/drawing/2016/5/10/chartex" xmlns:cx5="http://schemas.microsoft.com/office/drawing/2016/5/11/chartex" xmlns:cx6="http://schemas.microsoft.com/office/drawing/2016/5/12/chartex" xmlns:cx7="http://schemas.microsoft.com/office/drawing/2016/5/13/chartex" xmlns:cx8="http://schemas.microsoft.com/office/drawing/2016/5/14/chartex" xmlns:mc="http://schemas.openxmlformats.org/markup-compatibility/2006" xmlns:aink="http://schemas.microsoft.com/office/drawing/2016/ink" xmlns:am3d="http://schemas.microsoft.com/office/drawing/2017/model3d" xmlns:o="urn:schemas-microsoft-com:office:office" xmlns:oel="http://schemas.microsoft.com/office/2019/extlst" xmlns:r="http://schemas.openxmlformats.org/officeDocument/2006/relationships" xmlns:m="http://schemas.openxmlformats.org/officeDocument/2006/math" xmlns:v="urn:schemas-microsoft-com:vml" xmlns:wp14="http://schemas.microsoft.com/office/word/2010/wordprocessingDrawing" xmlns:wp="http://schemas.openxmlformats.org/drawingml/2006/wordprocessingDrawing" xmlns:w10="urn:schemas-microsoft-com:office:word" xmlns:w="http://schemas.openxmlformats.org/wordprocessingml/2006/main" xmlns:w14="http://schemas.microsoft.com/office/word/2010/wordml" xmlns:w15="http://schemas.microsoft.com/office/word/2012/wordml" xmlns:w16cex="http://schemas.microsoft.com/office/word/2018/wordml/cex" xmlns:w16="http://schemas.microsoft.com/office/word/2018/wordml" xmlns:w16du="http://schemas.microsoft.com/office/word/2023/wordml/word16du" xmlns:w16sdtdh="http://schemas.microsoft.com/office/word/2020/wordml/sdtdatahash" xmlns:w16se="http://schemas.microsoft.com/office/word/2015/wordml/symex" xmlns:wpg="http://schemas.microsoft.com/office/word/2010/wordprocessingGroup" xmlns:wpi="http://schemas.microsoft.com/office/word/2010/wordprocessingInk" xmlns:wne="http://schemas.microsoft.com/office/word/2006/wordml" xmlns:wps="http://schemas.microsoft.com/office/word/2010/wordprocessingShape">
   <w:endnote w:type="separator" w:id="-1">
     <w:p>
       <w:pPr>
@@ -6206,7 +6206,7 @@
 </file>
 
 <file path=word/footnotes.xml><?xml version="1.0" encoding="utf-8"?>
-<w:footnotes xmlns:wpc="http://schemas.microsoft.com/office/word/2010/wordprocessingCanvas" xmlns:cx="http://schemas.microsoft.com/office/drawing/2014/chartex" xmlns:cx1="http://schemas.microsoft.com/office/drawing/2015/9/8/chartex" xmlns:cx2="http://schemas.microsoft.com/office/drawing/2015/10/21/chartex" xmlns:cx3="http://schemas.microsoft.com/office/drawing/2016/5/9/chartex" xmlns:cx4="http://schemas.microsoft.com/office/drawing/2016/5/10/chartex" xmlns:cx5="http://schemas.microsoft.com/office/drawing/2016/5/11/chartex" xmlns:cx6="http://schemas.microsoft.com/office/drawing/2016/5/12/chartex" xmlns:cx7="http://schemas.microsoft.com/office/drawing/2016/5/13/chartex" xmlns:cx8="http://schemas.microsoft.com/office/drawing/2016/5/14/chartex" xmlns:mc="http://schemas.openxmlformats.org/markup-compatibility/2006" xmlns:aink="http://schemas.microsoft.com/office/drawing/2016/ink" xmlns:am3d="http://schemas.microsoft.com/office/drawing/2017/model3d" xmlns:o="urn:schemas-microsoft-com:office:office" xmlns:oel="http://schemas.microsoft.com/office/2019/extlst" xmlns:r="http://schemas.openxmlformats.org/officeDocument/2006/relationships" xmlns:m="http://schemas.openxmlformats.org/officeDocument/2006/math" xmlns:v="urn:schemas-microsoft-com:vml" xmlns:wp14="http://schemas.microsoft.com/office/word/2010/wordprocessingDrawing" xmlns:wp="http://schemas.openxmlformats.org/drawingml/2006/wordprocessingDrawing" xmlns:w10="urn:schemas-microsoft-com:office:word" xmlns:w="http://schemas.openxmlformats.org/wordprocessingml/2006/main" xmlns:w14="http://schemas.microsoft.com/office/word/2010/wordml" xmlns:w15="http://schemas.microsoft.com/office/word/2012/wordml" xmlns:w16cex="http://schemas.microsoft.com/office/word/2018/wordml/cex" xmlns:w16cid="http://schemas.microsoft.com/office/word/2016/wordml/cid" xmlns:w16="http://schemas.microsoft.com/office/word/2018/wordml" xmlns:w16du="http://schemas.microsoft.com/office/word/2023/wordml/word16du" xmlns:w16sdtdh="http://schemas.microsoft.com/office/word/2020/wordml/sdtdatahash" xmlns:w16se="http://schemas.microsoft.com/office/word/2015/wordml/symex" xmlns:wpg="http://schemas.microsoft.com/office/word/2010/wordprocessingGroup" xmlns:wpi="http://schemas.microsoft.com/office/word/2010/wordprocessingInk" xmlns:wne="http://schemas.microsoft.com/office/word/2006/wordml" xmlns:wps="http://schemas.microsoft.com/office/word/2010/wordprocessingShape" mc:Ignorable="w14 w15 w16se w16cid w16 w16cex w16sdtdh w16du wp14">
+<w:footnotes xmlns:wpc="http://schemas.microsoft.com/office/word/2010/wordprocessingCanvas" xmlns:cx="http://schemas.microsoft.com/office/drawing/2014/chartex" xmlns:cx1="http://schemas.microsoft.com/office/drawing/2015/9/8/chartex" xmlns:cx2="http://schemas.microsoft.com/office/drawing/2015/10/21/chartex" xmlns:cx3="http://schemas.microsoft.com/office/drawing/2016/5/9/chartex" xmlns:cx4="http://schemas.microsoft.com/office/drawing/2016/5/10/chartex" xmlns:cx5="http://schemas.microsoft.com/office/drawing/2016/5/11/chartex" xmlns:cx6="http://schemas.microsoft.com/office/drawing/2016/5/12/chartex" xmlns:cx7="http://schemas.microsoft.com/office/drawing/2016/5/13/chartex" xmlns:cx8="http://schemas.microsoft.com/office/drawing/2016/5/14/chartex" xmlns:mc="http://schemas.openxmlformats.org/markup-compatibility/2006" xmlns:aink="http://schemas.microsoft.com/office/drawing/2016/ink" xmlns:am3d="http://schemas.microsoft.com/office/drawing/2017/model3d" xmlns:o="urn:schemas-microsoft-com:office:office" xmlns:oel="http://schemas.microsoft.com/office/2019/extlst" xmlns:r="http://schemas.openxmlformats.org/officeDocument/2006/relationships" xmlns:m="http://schemas.openxmlformats.org/officeDocument/2006/math" xmlns:v="urn:schemas-microsoft-com:vml" xmlns:wp14="http://schemas.microsoft.com/office/word/2010/wordprocessingDrawing" xmlns:wp="http://schemas.openxmlformats.org/drawingml/2006/wordprocessingDrawing" xmlns:w10="urn:schemas-microsoft-com:office:word" xmlns:w="http://schemas.openxmlformats.org/wordprocessingml/2006/main" xmlns:w14="http://schemas.microsoft.com/office/word/2010/wordml" xmlns:w15="http://schemas.microsoft.com/office/word/2012/wordml" xmlns:w16cex="http://schemas.microsoft.com/office/word/2018/wordml/cex" xmlns:w16="http://schemas.microsoft.com/office/word/2018/wordml" xmlns:w16du="http://schemas.microsoft.com/office/word/2023/wordml/word16du" xmlns:w16sdtdh="http://schemas.microsoft.com/office/word/2020/wordml/sdtdatahash" xmlns:w16se="http://schemas.microsoft.com/office/word/2015/wordml/symex" xmlns:wpg="http://schemas.microsoft.com/office/word/2010/wordprocessingGroup" xmlns:wpi="http://schemas.microsoft.com/office/word/2010/wordprocessingInk" xmlns:wne="http://schemas.microsoft.com/office/word/2006/wordml" xmlns:wps="http://schemas.microsoft.com/office/word/2010/wordprocessingShape">
   <w:footnote w:type="separator" w:id="-1">
     <w:p>
       <w:pPr>
@@ -6231,7 +6231,7 @@
 </file>
 
 <file path=word/people.xml><?xml version="1.0" encoding="utf-8"?>
-<w15:people xmlns:wpc="http://schemas.microsoft.com/office/word/2010/wordprocessingCanvas" xmlns:cx="http://schemas.microsoft.com/office/drawing/2014/chartex" xmlns:cx1="http://schemas.microsoft.com/office/drawing/2015/9/8/chartex" xmlns:cx2="http://schemas.microsoft.com/office/drawing/2015/10/21/chartex" xmlns:cx3="http://schemas.microsoft.com/office/drawing/2016/5/9/chartex" xmlns:cx4="http://schemas.microsoft.com/office/drawing/2016/5/10/chartex" xmlns:cx5="http://schemas.microsoft.com/office/drawing/2016/5/11/chartex" xmlns:cx6="http://schemas.microsoft.com/office/drawing/2016/5/12/chartex" xmlns:cx7="http://schemas.microsoft.com/office/drawing/2016/5/13/chartex" xmlns:cx8="http://schemas.microsoft.com/office/drawing/2016/5/14/chartex" xmlns:mc="http://schemas.openxmlformats.org/markup-compatibility/2006" xmlns:aink="http://schemas.microsoft.com/office/drawing/2016/ink" xmlns:am3d="http://schemas.microsoft.com/office/drawing/2017/model3d" xmlns:o="urn:schemas-microsoft-com:office:office" xmlns:oel="http://schemas.microsoft.com/office/2019/extlst" xmlns:r="http://schemas.openxmlformats.org/officeDocument/2006/relationships" xmlns:m="http://schemas.openxmlformats.org/officeDocument/2006/math" xmlns:v="urn:schemas-microsoft-com:vml" xmlns:wp14="http://schemas.microsoft.com/office/word/2010/wordprocessingDrawing" xmlns:wp="http://schemas.openxmlformats.org/drawingml/2006/wordprocessingDrawing" xmlns:w10="urn:schemas-microsoft-com:office:word" xmlns:w="http://schemas.openxmlformats.org/wordprocessingml/2006/main" xmlns:w14="http://schemas.microsoft.com/office/word/2010/wordml" xmlns:w15="http://schemas.microsoft.com/office/word/2012/wordml" xmlns:w16cex="http://schemas.microsoft.com/office/word/2018/wordml/cex" xmlns:w16cid="http://schemas.microsoft.com/office/word/2016/wordml/cid" xmlns:w16="http://schemas.microsoft.com/office/word/2018/wordml" xmlns:w16du="http://schemas.microsoft.com/office/word/2023/wordml/word16du" xmlns:w16sdtdh="http://schemas.microsoft.com/office/word/2020/wordml/sdtdatahash" xmlns:w16se="http://schemas.microsoft.com/office/word/2015/wordml/symex" xmlns:wpg="http://schemas.microsoft.com/office/word/2010/wordprocessingGroup" xmlns:wpi="http://schemas.microsoft.com/office/word/2010/wordprocessingInk" xmlns:wne="http://schemas.microsoft.com/office/word/2006/wordml" xmlns:wps="http://schemas.microsoft.com/office/word/2010/wordprocessingShape" mc:Ignorable="w14 w15 w16se w16cid w16 w16cex w16sdtdh w16du wp14">
+<w15:people xmlns:wpc="http://schemas.microsoft.com/office/word/2010/wordprocessingCanvas" xmlns:cx="http://schemas.microsoft.com/office/drawing/2014/chartex" xmlns:cx1="http://schemas.microsoft.com/office/drawing/2015/9/8/chartex" xmlns:cx2="http://schemas.microsoft.com/office/drawing/2015/10/21/chartex" xmlns:cx3="http://schemas.microsoft.com/office/drawing/2016/5/9/chartex" xmlns:cx4="http://schemas.microsoft.com/office/drawing/2016/5/10/chartex" xmlns:cx5="http://schemas.microsoft.com/office/drawing/2016/5/11/chartex" xmlns:cx6="http://schemas.microsoft.com/office/drawing/2016/5/12/chartex" xmlns:cx7="http://schemas.microsoft.com/office/drawing/2016/5/13/chartex" xmlns:cx8="http://schemas.microsoft.com/office/drawing/2016/5/14/chartex" xmlns:mc="http://schemas.openxmlformats.org/markup-compatibility/2006" xmlns:aink="http://schemas.microsoft.com/office/drawing/2016/ink" xmlns:am3d="http://schemas.microsoft.com/office/drawing/2017/model3d" xmlns:o="urn:schemas-microsoft-com:office:office" xmlns:oel="http://schemas.microsoft.com/office/2019/extlst" xmlns:r="http://schemas.openxmlformats.org/officeDocument/2006/relationships" xmlns:m="http://schemas.openxmlformats.org/officeDocument/2006/math" xmlns:v="urn:schemas-microsoft-com:vml" xmlns:wp14="http://schemas.microsoft.com/office/word/2010/wordprocessingDrawing" xmlns:wp="http://schemas.openxmlformats.org/drawingml/2006/wordprocessingDrawing" xmlns:w10="urn:schemas-microsoft-com:office:word" xmlns:w="http://schemas.openxmlformats.org/wordprocessingml/2006/main" xmlns:w14="http://schemas.microsoft.com/office/word/2010/wordml" xmlns:w15="http://schemas.microsoft.com/office/word/2012/wordml" xmlns:w16cex="http://schemas.microsoft.com/office/word/2018/wordml/cex" xmlns:w16="http://schemas.microsoft.com/office/word/2018/wordml" xmlns:w16du="http://schemas.microsoft.com/office/word/2023/wordml/word16du" xmlns:w16sdtdh="http://schemas.microsoft.com/office/word/2020/wordml/sdtdatahash" xmlns:w16se="http://schemas.microsoft.com/office/word/2015/wordml/symex" xmlns:wpg="http://schemas.microsoft.com/office/word/2010/wordprocessingGroup" xmlns:wpi="http://schemas.microsoft.com/office/word/2010/wordprocessingInk" xmlns:wne="http://schemas.microsoft.com/office/word/2006/wordml" xmlns:wps="http://schemas.microsoft.com/office/word/2010/wordprocessingShape">
   <w15:person w15:author="Dương KTDA">
     <w15:presenceInfo w15:providerId="None" w15:userId="Dương KTDA"/>
   </w15:person>
@@ -6239,7 +6239,7 @@
 </file>
 
 <file path=word/styles.xml><?xml version="1.0" encoding="utf-8"?>
-<w:styles xmlns:mc="http://schemas.openxmlformats.org/markup-compatibility/2006" xmlns:r="http://schemas.openxmlformats.org/officeDocument/2006/relationships" xmlns:w="http://schemas.openxmlformats.org/wordprocessingml/2006/main" xmlns:w14="http://schemas.microsoft.com/office/word/2010/wordml" xmlns:w15="http://schemas.microsoft.com/office/word/2012/wordml" xmlns:w16cex="http://schemas.microsoft.com/office/word/2018/wordml/cex" xmlns:w16cid="http://schemas.microsoft.com/office/word/2016/wordml/cid" xmlns:w16="http://schemas.microsoft.com/office/word/2018/wordml" xmlns:w16du="http://schemas.microsoft.com/office/word/2023/wordml/word16du" xmlns:w16sdtdh="http://schemas.microsoft.com/office/word/2020/wordml/sdtdatahash" xmlns:w16se="http://schemas.microsoft.com/office/word/2015/wordml/symex" mc:Ignorable="w14 w15 w16se w16cid w16 w16cex w16sdtdh w16du">
+<w:styles xmlns:mc="http://schemas.openxmlformats.org/markup-compatibility/2006" xmlns:r="http://schemas.openxmlformats.org/officeDocument/2006/relationships" xmlns:w="http://schemas.openxmlformats.org/wordprocessingml/2006/main" xmlns:w14="http://schemas.microsoft.com/office/word/2010/wordml" xmlns:w15="http://schemas.microsoft.com/office/word/2012/wordml" xmlns:w16cex="http://schemas.microsoft.com/office/word/2018/wordml/cex" xmlns:w16="http://schemas.microsoft.com/office/word/2018/wordml" xmlns:w16du="http://schemas.microsoft.com/office/word/2023/wordml/word16du" xmlns:w16sdtdh="http://schemas.microsoft.com/office/word/2020/wordml/sdtdatahash" xmlns:w16se="http://schemas.microsoft.com/office/word/2015/wordml/symex">
   <w:docDefaults>
     <w:rPrDefault>
       <w:rPr>

--- a/skills/phong-ktda/assets/bien-ban-hoan-thien-hop-dong.docx
+++ b/skills/phong-ktda/assets/bien-ban-hoan-thien-hop-dong.docx
@@ -1,5 +1,136 @@
 
-<file path=word/document.xml><?xml version="1.0" encoding="utf-8"?>
+<file path=./[Content_Types].xml><?xml version="1.0" encoding="utf-8"?>
+<Types xmlns="http://schemas.openxmlformats.org/package/2006/content-types">
+  <Default Extension="rels" ContentType="application/vnd.openxmlformats-package.relationships+xml"/>
+  <Default Extension="xml" ContentType="application/xml"/>
+  <Override PartName="/word/document.xml" ContentType="application/vnd.openxmlformats-officedocument.wordprocessingml.document.main+xml"/>
+  <Override PartName="/word/styles.xml" ContentType="application/vnd.openxmlformats-officedocument.wordprocessingml.styles+xml"/>
+  <Override PartName="/word/settings.xml" ContentType="application/vnd.openxmlformats-officedocument.wordprocessingml.settings+xml"/>
+  <Override PartName="/word/webSettings.xml" ContentType="application/vnd.openxmlformats-officedocument.wordprocessingml.webSettings+xml"/>
+  <Override PartName="/word/footnotes.xml" ContentType="application/vnd.openxmlformats-officedocument.wordprocessingml.footnotes+xml"/>
+  <Override PartName="/word/endnotes.xml" ContentType="application/vnd.openxmlformats-officedocument.wordprocessingml.endnotes+xml"/>
+  <Override PartName="/word/comments.xml" ContentType="application/vnd.openxmlformats-officedocument.wordprocessingml.comments+xml"/>
+  <Override PartName="/word/commentsExtended.xml" ContentType="application/vnd.openxmlformats-officedocument.wordprocessingml.commentsExtended+xml"/>
+  <Override PartName="/word/commentsIds.xml" ContentType="application/vnd.openxmlformats-officedocument.wordprocessingml.commentsIds+xml"/>
+  <Override PartName="/word/commentsExtensible.xml" ContentType="application/vnd.openxmlformats-officedocument.wordprocessingml.commentsExtensible+xml"/>
+  <Override PartName="/word/fontTable.xml" ContentType="application/vnd.openxmlformats-officedocument.wordprocessingml.fontTable+xml"/>
+  <Override PartName="/word/people.xml" ContentType="application/vnd.openxmlformats-officedocument.wordprocessingml.people+xml"/>
+  <Override PartName="/word/theme/theme1.xml" ContentType="application/vnd.openxmlformats-officedocument.theme+xml"/>
+  <Override PartName="/docProps/core.xml" ContentType="application/vnd.openxmlformats-package.core-properties+xml"/>
+  <Override PartName="/docProps/app.xml" ContentType="application/vnd.openxmlformats-officedocument.extended-properties+xml"/>
+</Types>
+</file>
+
+<file path=./docProps/app.xml><?xml version="1.0" encoding="utf-8"?>
+<Properties xmlns="http://schemas.openxmlformats.org/officeDocument/2006/extended-properties" xmlns:vt="http://schemas.openxmlformats.org/officeDocument/2006/docPropsVTypes">
+  <Template>Normal.dotm</Template>
+  <TotalTime>304</TotalTime>
+  <Pages>4</Pages>
+  <Words>859</Words>
+  <Characters>4898</Characters>
+  <Application>Microsoft Office Word</Application>
+  <DocSecurity>0</DocSecurity>
+  <Lines>40</Lines>
+  <Paragraphs>11</Paragraphs>
+  <ScaleCrop>false</ScaleCrop>
+  <HeadingPairs>
+    <vt:vector size="2" baseType="variant">
+      <vt:variant>
+        <vt:lpstr>Title</vt:lpstr>
+      </vt:variant>
+      <vt:variant>
+        <vt:i4>1</vt:i4>
+      </vt:variant>
+    </vt:vector>
+  </HeadingPairs>
+  <TitlesOfParts>
+    <vt:vector size="1" baseType="lpstr">
+      <vt:lpstr/>
+    </vt:vector>
+  </TitlesOfParts>
+  <Company/>
+  <LinksUpToDate>false</LinksUpToDate>
+  <CharactersWithSpaces>5746</CharactersWithSpaces>
+  <SharedDoc>false</SharedDoc>
+  <HyperlinksChanged>false</HyperlinksChanged>
+  <AppVersion>16.0000</AppVersion>
+</Properties>
+</file>
+
+<file path=./docProps/core.xml><?xml version="1.0" encoding="utf-8"?>
+<cp:coreProperties xmlns:cp="http://schemas.openxmlformats.org/package/2006/metadata/core-properties" xmlns:dc="http://purl.org/dc/elements/1.1/" xmlns:dcterms="http://purl.org/dc/terms/" xmlns:dcmitype="http://purl.org/dc/dcmitype/" xmlns:xsi="http://www.w3.org/2001/XMLSchema-instance">
+  <dc:title/>
+  <dc:subject/>
+  <dc:creator>COMPUTER</dc:creator>
+  <cp:keywords/>
+  <dc:description/>
+  <cp:lastModifiedBy>Dương KTDA</cp:lastModifiedBy>
+  <cp:revision>61</cp:revision>
+  <cp:lastPrinted>2024-10-02T01:27:00Z</cp:lastPrinted>
+  <dcterms:created xsi:type="dcterms:W3CDTF">2025-11-14T01:24:00Z</dcterms:created>
+  <dcterms:modified xsi:type="dcterms:W3CDTF">2026-04-29T08:13:00Z</dcterms:modified>
+</cp:coreProperties>
+</file>
+
+<file path=./word/comments.xml><?xml version="1.0" encoding="utf-8"?>
+<w:comments xmlns:wpc="http://schemas.microsoft.com/office/word/2010/wordprocessingCanvas" xmlns:cx="http://schemas.microsoft.com/office/drawing/2014/chartex" xmlns:cx1="http://schemas.microsoft.com/office/drawing/2015/9/8/chartex" xmlns:cx2="http://schemas.microsoft.com/office/drawing/2015/10/21/chartex" xmlns:cx3="http://schemas.microsoft.com/office/drawing/2016/5/9/chartex" xmlns:cx4="http://schemas.microsoft.com/office/drawing/2016/5/10/chartex" xmlns:cx5="http://schemas.microsoft.com/office/drawing/2016/5/11/chartex" xmlns:cx6="http://schemas.microsoft.com/office/drawing/2016/5/12/chartex" xmlns:cx7="http://schemas.microsoft.com/office/drawing/2016/5/13/chartex" xmlns:cx8="http://schemas.microsoft.com/office/drawing/2016/5/14/chartex" xmlns:mc="http://schemas.openxmlformats.org/markup-compatibility/2006" xmlns:aink="http://schemas.microsoft.com/office/drawing/2016/ink" xmlns:am3d="http://schemas.microsoft.com/office/drawing/2017/model3d" xmlns:o="urn:schemas-microsoft-com:office:office" xmlns:oel="http://schemas.microsoft.com/office/2019/extlst" xmlns:r="http://schemas.openxmlformats.org/officeDocument/2006/relationships" xmlns:m="http://schemas.openxmlformats.org/officeDocument/2006/math" xmlns:v="urn:schemas-microsoft-com:vml" xmlns:wp14="http://schemas.microsoft.com/office/word/2010/wordprocessingDrawing" xmlns:wp="http://schemas.openxmlformats.org/drawingml/2006/wordprocessingDrawing" xmlns:w10="urn:schemas-microsoft-com:office:word" xmlns:w="http://schemas.openxmlformats.org/wordprocessingml/2006/main" xmlns:w14="http://schemas.microsoft.com/office/word/2010/wordml" xmlns:w15="http://schemas.microsoft.com/office/word/2012/wordml" xmlns:w16cex="http://schemas.microsoft.com/office/word/2018/wordml/cex" xmlns:w16="http://schemas.microsoft.com/office/word/2018/wordml" xmlns:w16du="http://schemas.microsoft.com/office/word/2023/wordml/word16du" xmlns:w16sdtdh="http://schemas.microsoft.com/office/word/2020/wordml/sdtdatahash" xmlns:w16se="http://schemas.microsoft.com/office/word/2015/wordml/symex" xmlns:wpg="http://schemas.microsoft.com/office/word/2010/wordprocessingGroup" xmlns:wpi="http://schemas.microsoft.com/office/word/2010/wordprocessingInk" xmlns:wne="http://schemas.microsoft.com/office/word/2006/wordml" xmlns:wps="http://schemas.microsoft.com/office/word/2010/wordprocessingShape">
+  <w:comment w:id="4" w:author="Dương KTDA" w:date="2026-03-30T10:57:00Z" w:initials="DK">
+    <w:p>
+      <w:pPr>
+        <w:pStyle w:val="CommentText"/>
+      </w:pPr>
+      <w:r>
+        <w:rPr>
+          <w:rStyle w:val="CommentReference"/>
+        </w:rPr>
+        <w:annotationRef/>
+      </w:r>
+      <w:r>
+        <w:t>Ghi ngày thực hiện gói thầu theo bảng kế hoạch LCNT đã được phê duyệt</w:t>
+      </w:r>
+    </w:p>
+  </w:comment>
+  <w:comment w:id="5" w:author="Dương KTDA" w:date="2026-03-30T10:59:00Z" w:initials="DK">
+    <w:p>
+      <w:pPr>
+        <w:pStyle w:val="CommentText"/>
+      </w:pPr>
+      <w:r>
+        <w:rPr>
+          <w:rStyle w:val="CommentReference"/>
+        </w:rPr>
+        <w:annotationRef/>
+      </w:r>
+      <w:r>
+        <w:t>Thời gian thực hiện HĐ = Thời gian thực hiện gói thầu + Thời hạn thanh toán (được nêu tại Điểm b, Khoản 2, Điều 5 hợp đồng này)</w:t>
+      </w:r>
+    </w:p>
+  </w:comment>
+</w:comments>
+</file>
+
+<file path=./word/commentsExtended.xml><?xml version="1.0" encoding="utf-8"?>
+<w15:commentsEx xmlns:wpc="http://schemas.microsoft.com/office/word/2010/wordprocessingCanvas" xmlns:cx="http://schemas.microsoft.com/office/drawing/2014/chartex" xmlns:cx1="http://schemas.microsoft.com/office/drawing/2015/9/8/chartex" xmlns:cx2="http://schemas.microsoft.com/office/drawing/2015/10/21/chartex" xmlns:cx3="http://schemas.microsoft.com/office/drawing/2016/5/9/chartex" xmlns:cx4="http://schemas.microsoft.com/office/drawing/2016/5/10/chartex" xmlns:cx5="http://schemas.microsoft.com/office/drawing/2016/5/11/chartex" xmlns:cx6="http://schemas.microsoft.com/office/drawing/2016/5/12/chartex" xmlns:cx7="http://schemas.microsoft.com/office/drawing/2016/5/13/chartex" xmlns:cx8="http://schemas.microsoft.com/office/drawing/2016/5/14/chartex" xmlns:mc="http://schemas.openxmlformats.org/markup-compatibility/2006" xmlns:aink="http://schemas.microsoft.com/office/drawing/2016/ink" xmlns:am3d="http://schemas.microsoft.com/office/drawing/2017/model3d" xmlns:o="urn:schemas-microsoft-com:office:office" xmlns:oel="http://schemas.microsoft.com/office/2019/extlst" xmlns:r="http://schemas.openxmlformats.org/officeDocument/2006/relationships" xmlns:m="http://schemas.openxmlformats.org/officeDocument/2006/math" xmlns:v="urn:schemas-microsoft-com:vml" xmlns:wp14="http://schemas.microsoft.com/office/word/2010/wordprocessingDrawing" xmlns:wp="http://schemas.openxmlformats.org/drawingml/2006/wordprocessingDrawing" xmlns:w10="urn:schemas-microsoft-com:office:word" xmlns:w="http://schemas.openxmlformats.org/wordprocessingml/2006/main" xmlns:w14="http://schemas.microsoft.com/office/word/2010/wordml" xmlns:w15="http://schemas.microsoft.com/office/word/2012/wordml" xmlns:w16cex="http://schemas.microsoft.com/office/word/2018/wordml/cex" xmlns:w16="http://schemas.microsoft.com/office/word/2018/wordml" xmlns:w16du="http://schemas.microsoft.com/office/word/2023/wordml/word16du" xmlns:w16sdtdh="http://schemas.microsoft.com/office/word/2020/wordml/sdtdatahash" xmlns:w16se="http://schemas.microsoft.com/office/word/2015/wordml/symex" xmlns:wpg="http://schemas.microsoft.com/office/word/2010/wordprocessingGroup" xmlns:wpi="http://schemas.microsoft.com/office/word/2010/wordprocessingInk" xmlns:wne="http://schemas.microsoft.com/office/word/2006/wordml" xmlns:wps="http://schemas.microsoft.com/office/word/2010/wordprocessingShape">
+  <w15:commentEx w15:paraId="07924588" w15:done="0"/>
+  <w15:commentEx w15:paraId="4700E861" w15:done="0"/>
+</w15:commentsEx>
+</file>
+
+<file path=./word/commentsExtensible.xml><?xml version="1.0" encoding="utf-8"?>
+<w16cex:commentsExtensible xmlns:wpc="http://schemas.microsoft.com/office/word/2010/wordprocessingCanvas" xmlns:cx="http://schemas.microsoft.com/office/drawing/2014/chartex" xmlns:cx1="http://schemas.microsoft.com/office/drawing/2015/9/8/chartex" xmlns:cx2="http://schemas.microsoft.com/office/drawing/2015/10/21/chartex" xmlns:cx3="http://schemas.microsoft.com/office/drawing/2016/5/9/chartex" xmlns:cx4="http://schemas.microsoft.com/office/drawing/2016/5/10/chartex" xmlns:cx5="http://schemas.microsoft.com/office/drawing/2016/5/11/chartex" xmlns:cx6="http://schemas.microsoft.com/office/drawing/2016/5/12/chartex" xmlns:cx7="http://schemas.microsoft.com/office/drawing/2016/5/13/chartex" xmlns:cx8="http://schemas.microsoft.com/office/drawing/2016/5/14/chartex" xmlns:cr="http://schemas.microsoft.com/office/comments/2020/reactions" xmlns:mc="http://schemas.openxmlformats.org/markup-compatibility/2006" xmlns:aink="http://schemas.microsoft.com/office/drawing/2016/ink" xmlns:am3d="http://schemas.microsoft.com/office/drawing/2017/model3d" xmlns:o="urn:schemas-microsoft-com:office:office" xmlns:oel="http://schemas.microsoft.com/office/2019/extlst" xmlns:r="http://schemas.openxmlformats.org/officeDocument/2006/relationships" xmlns:m="http://schemas.openxmlformats.org/officeDocument/2006/math" xmlns:v="urn:schemas-microsoft-com:vml" xmlns:wp14="http://schemas.microsoft.com/office/word/2010/wordprocessingDrawing" xmlns:wp="http://schemas.openxmlformats.org/drawingml/2006/wordprocessingDrawing" xmlns:w10="urn:schemas-microsoft-com:office:word" xmlns:w="http://schemas.openxmlformats.org/wordprocessingml/2006/main" xmlns:w14="http://schemas.microsoft.com/office/word/2010/wordml" xmlns:w15="http://schemas.microsoft.com/office/word/2012/wordml" xmlns:w16cex="http://schemas.microsoft.com/office/word/2018/wordml/cex" xmlns:w16="http://schemas.microsoft.com/office/word/2018/wordml" xmlns:w16du="http://schemas.microsoft.com/office/word/2023/wordml/word16du" xmlns:w16sdtdh="http://schemas.microsoft.com/office/word/2020/wordml/sdtdatahash" xmlns:w16se="http://schemas.microsoft.com/office/word/2015/wordml/symex" xmlns:wpg="http://schemas.microsoft.com/office/word/2010/wordprocessingGroup" xmlns:wpi="http://schemas.microsoft.com/office/word/2010/wordprocessingInk" xmlns:wne="http://schemas.microsoft.com/office/word/2006/wordml" xmlns:wps="http://schemas.microsoft.com/office/word/2010/wordprocessingShape">
+  <w16cex:commentExtensible w16cex:dateUtc="2026-03-30T03:57:00Z" w16cex:durableId="00000001"/>
+  <w16cex:commentExtensible w16cex:dateUtc="2026-03-30T03:59:00Z" w16cex:durableId="00000002"/>
+</w16cex:commentsExtensible>
+</file>
+
+<file path=./word/commentsIds.xml><?xml version="1.0" encoding="utf-8"?>
+<w16cid:commentsIds xmlns:wpc="http://schemas.microsoft.com/office/word/2010/wordprocessingCanvas" xmlns:cx="http://schemas.microsoft.com/office/drawing/2014/chartex" xmlns:cx1="http://schemas.microsoft.com/office/drawing/2015/9/8/chartex" xmlns:cx2="http://schemas.microsoft.com/office/drawing/2015/10/21/chartex" xmlns:cx3="http://schemas.microsoft.com/office/drawing/2016/5/9/chartex" xmlns:cx4="http://schemas.microsoft.com/office/drawing/2016/5/10/chartex" xmlns:cx5="http://schemas.microsoft.com/office/drawing/2016/5/11/chartex" xmlns:cx6="http://schemas.microsoft.com/office/drawing/2016/5/12/chartex" xmlns:cx7="http://schemas.microsoft.com/office/drawing/2016/5/13/chartex" xmlns:cx8="http://schemas.microsoft.com/office/drawing/2016/5/14/chartex" xmlns:mc="http://schemas.openxmlformats.org/markup-compatibility/2006" xmlns:aink="http://schemas.microsoft.com/office/drawing/2016/ink" xmlns:am3d="http://schemas.microsoft.com/office/drawing/2017/model3d" xmlns:o="urn:schemas-microsoft-com:office:office" xmlns:oel="http://schemas.microsoft.com/office/2019/extlst" xmlns:r="http://schemas.openxmlformats.org/officeDocument/2006/relationships" xmlns:m="http://schemas.openxmlformats.org/officeDocument/2006/math" xmlns:v="urn:schemas-microsoft-com:vml" xmlns:wp14="http://schemas.microsoft.com/office/word/2010/wordprocessingDrawing" xmlns:wp="http://schemas.openxmlformats.org/drawingml/2006/wordprocessingDrawing" xmlns:w10="urn:schemas-microsoft-com:office:word" xmlns:w="http://schemas.openxmlformats.org/wordprocessingml/2006/main" xmlns:w14="http://schemas.microsoft.com/office/word/2010/wordml" xmlns:w15="http://schemas.microsoft.com/office/word/2012/wordml" xmlns:w16cex="http://schemas.microsoft.com/office/word/2018/wordml/cex" xmlns:w16="http://schemas.microsoft.com/office/word/2018/wordml" xmlns:w16du="http://schemas.microsoft.com/office/word/2023/wordml/word16du" xmlns:w16sdtdh="http://schemas.microsoft.com/office/word/2020/wordml/sdtdatahash" xmlns:w16se="http://schemas.microsoft.com/office/word/2015/wordml/symex" xmlns:wpg="http://schemas.microsoft.com/office/word/2010/wordprocessingGroup" xmlns:wpi="http://schemas.microsoft.com/office/word/2010/wordprocessingInk" xmlns:wne="http://schemas.microsoft.com/office/word/2006/wordml" xmlns:wps="http://schemas.microsoft.com/office/word/2010/wordprocessingShape" xmlns:w16cid="http://schemas.microsoft.com/office/word/2016/wordml/cid">
+  <w16cid:commentId w16cid:paraId="07924588" w16cid:durableId="07924588"/>
+  <w16cid:commentId w16cid:paraId="4700E861" w16cid:durableId="4700E861"/>
+</w16cid:commentsIds>
+</file>
+
+<file path=./word/document.xml><?xml version="1.0" encoding="utf-8"?>
 <w:document xmlns:ns1="http://schemas.openxmlformats.org/markup-compatibility/2006" xmlns:ns2="http://schemas.microsoft.com/office/word/2010/wordml" xmlns:ns3="http://schemas.openxmlformats.org/drawingml/2006/wordprocessingDrawing" xmlns:ns4="http://schemas.microsoft.com/office/word/2010/wordprocessingDrawing" xmlns:ns5="http://schemas.openxmlformats.org/drawingml/2006/main" xmlns:ns6="http://schemas.microsoft.com/office/word/2010/wordprocessingShape" xmlns:ns7="urn:schemas-microsoft-com:vml" xmlns:ns8="urn:schemas-microsoft-com:office:office" xmlns:w="http://schemas.openxmlformats.org/wordprocessingml/2006/main" xmlns:wps="http://schemas.microsoft.com/office/word/2010/wordprocessingShape">
   <w:body>
     <w:p ns2:paraId="39E8A47A" ns2:textId="77777777">
@@ -6122,65 +6253,7 @@
 </w:document>
 </file>
 
-<file path=word/comments.xml><?xml version="1.0" encoding="utf-8"?>
-<w:comments xmlns:wpc="http://schemas.microsoft.com/office/word/2010/wordprocessingCanvas" xmlns:cx="http://schemas.microsoft.com/office/drawing/2014/chartex" xmlns:cx1="http://schemas.microsoft.com/office/drawing/2015/9/8/chartex" xmlns:cx2="http://schemas.microsoft.com/office/drawing/2015/10/21/chartex" xmlns:cx3="http://schemas.microsoft.com/office/drawing/2016/5/9/chartex" xmlns:cx4="http://schemas.microsoft.com/office/drawing/2016/5/10/chartex" xmlns:cx5="http://schemas.microsoft.com/office/drawing/2016/5/11/chartex" xmlns:cx6="http://schemas.microsoft.com/office/drawing/2016/5/12/chartex" xmlns:cx7="http://schemas.microsoft.com/office/drawing/2016/5/13/chartex" xmlns:cx8="http://schemas.microsoft.com/office/drawing/2016/5/14/chartex" xmlns:mc="http://schemas.openxmlformats.org/markup-compatibility/2006" xmlns:aink="http://schemas.microsoft.com/office/drawing/2016/ink" xmlns:am3d="http://schemas.microsoft.com/office/drawing/2017/model3d" xmlns:o="urn:schemas-microsoft-com:office:office" xmlns:oel="http://schemas.microsoft.com/office/2019/extlst" xmlns:r="http://schemas.openxmlformats.org/officeDocument/2006/relationships" xmlns:m="http://schemas.openxmlformats.org/officeDocument/2006/math" xmlns:v="urn:schemas-microsoft-com:vml" xmlns:wp14="http://schemas.microsoft.com/office/word/2010/wordprocessingDrawing" xmlns:wp="http://schemas.openxmlformats.org/drawingml/2006/wordprocessingDrawing" xmlns:w10="urn:schemas-microsoft-com:office:word" xmlns:w="http://schemas.openxmlformats.org/wordprocessingml/2006/main" xmlns:w14="http://schemas.microsoft.com/office/word/2010/wordml" xmlns:w15="http://schemas.microsoft.com/office/word/2012/wordml" xmlns:w16cex="http://schemas.microsoft.com/office/word/2018/wordml/cex" xmlns:w16="http://schemas.microsoft.com/office/word/2018/wordml" xmlns:w16du="http://schemas.microsoft.com/office/word/2023/wordml/word16du" xmlns:w16sdtdh="http://schemas.microsoft.com/office/word/2020/wordml/sdtdatahash" xmlns:w16se="http://schemas.microsoft.com/office/word/2015/wordml/symex" xmlns:wpg="http://schemas.microsoft.com/office/word/2010/wordprocessingGroup" xmlns:wpi="http://schemas.microsoft.com/office/word/2010/wordprocessingInk" xmlns:wne="http://schemas.microsoft.com/office/word/2006/wordml" xmlns:wps="http://schemas.microsoft.com/office/word/2010/wordprocessingShape">
-  <w:comment w:id="4" w:author="Dương KTDA" w:date="2026-03-30T10:57:00Z" w:initials="DK">
-    <w:p>
-      <w:pPr>
-        <w:pStyle w:val="CommentText"/>
-      </w:pPr>
-      <w:r>
-        <w:rPr>
-          <w:rStyle w:val="CommentReference"/>
-        </w:rPr>
-        <w:annotationRef/>
-      </w:r>
-      <w:r>
-        <w:t>Ghi ngày thực hiện gói thầu theo bảng kế hoạch LCNT đã được phê duyệt</w:t>
-      </w:r>
-    </w:p>
-  </w:comment>
-  <w:comment w:id="5" w:author="Dương KTDA" w:date="2026-03-30T10:59:00Z" w:initials="DK">
-    <w:p>
-      <w:pPr>
-        <w:pStyle w:val="CommentText"/>
-      </w:pPr>
-      <w:r>
-        <w:rPr>
-          <w:rStyle w:val="CommentReference"/>
-        </w:rPr>
-        <w:annotationRef/>
-      </w:r>
-      <w:r>
-        <w:t>Thời gian thực hiện HĐ = Thời gian thực hiện gói thầu + Thời hạn thanh toán (được nêu tại Điểm b, Khoản 2, Điều 5 hợp đồng này)</w:t>
-      </w:r>
-    </w:p>
-  </w:comment>
-</w:comments>
-</file>
-
-<file path=word/commentsExtended.xml><?xml version="1.0" encoding="utf-8"?>
-<w15:commentsEx xmlns:wpc="http://schemas.microsoft.com/office/word/2010/wordprocessingCanvas" xmlns:cx="http://schemas.microsoft.com/office/drawing/2014/chartex" xmlns:cx1="http://schemas.microsoft.com/office/drawing/2015/9/8/chartex" xmlns:cx2="http://schemas.microsoft.com/office/drawing/2015/10/21/chartex" xmlns:cx3="http://schemas.microsoft.com/office/drawing/2016/5/9/chartex" xmlns:cx4="http://schemas.microsoft.com/office/drawing/2016/5/10/chartex" xmlns:cx5="http://schemas.microsoft.com/office/drawing/2016/5/11/chartex" xmlns:cx6="http://schemas.microsoft.com/office/drawing/2016/5/12/chartex" xmlns:cx7="http://schemas.microsoft.com/office/drawing/2016/5/13/chartex" xmlns:cx8="http://schemas.microsoft.com/office/drawing/2016/5/14/chartex" xmlns:mc="http://schemas.openxmlformats.org/markup-compatibility/2006" xmlns:aink="http://schemas.microsoft.com/office/drawing/2016/ink" xmlns:am3d="http://schemas.microsoft.com/office/drawing/2017/model3d" xmlns:o="urn:schemas-microsoft-com:office:office" xmlns:oel="http://schemas.microsoft.com/office/2019/extlst" xmlns:r="http://schemas.openxmlformats.org/officeDocument/2006/relationships" xmlns:m="http://schemas.openxmlformats.org/officeDocument/2006/math" xmlns:v="urn:schemas-microsoft-com:vml" xmlns:wp14="http://schemas.microsoft.com/office/word/2010/wordprocessingDrawing" xmlns:wp="http://schemas.openxmlformats.org/drawingml/2006/wordprocessingDrawing" xmlns:w10="urn:schemas-microsoft-com:office:word" xmlns:w="http://schemas.openxmlformats.org/wordprocessingml/2006/main" xmlns:w14="http://schemas.microsoft.com/office/word/2010/wordml" xmlns:w15="http://schemas.microsoft.com/office/word/2012/wordml" xmlns:w16cex="http://schemas.microsoft.com/office/word/2018/wordml/cex" xmlns:w16="http://schemas.microsoft.com/office/word/2018/wordml" xmlns:w16du="http://schemas.microsoft.com/office/word/2023/wordml/word16du" xmlns:w16sdtdh="http://schemas.microsoft.com/office/word/2020/wordml/sdtdatahash" xmlns:w16se="http://schemas.microsoft.com/office/word/2015/wordml/symex" xmlns:wpg="http://schemas.microsoft.com/office/word/2010/wordprocessingGroup" xmlns:wpi="http://schemas.microsoft.com/office/word/2010/wordprocessingInk" xmlns:wne="http://schemas.microsoft.com/office/word/2006/wordml" xmlns:wps="http://schemas.microsoft.com/office/word/2010/wordprocessingShape">
-  <w15:commentEx w15:paraId="07924588" w15:done="0"/>
-  <w15:commentEx w15:paraId="4700E861" w15:done="0"/>
-</w15:commentsEx>
-</file>
-
-<file path=word/commentsExtensible.xml><?xml version="1.0" encoding="utf-8"?>
-<w16cex:commentsExtensible xmlns:wpc="http://schemas.microsoft.com/office/word/2010/wordprocessingCanvas" xmlns:cx="http://schemas.microsoft.com/office/drawing/2014/chartex" xmlns:cx1="http://schemas.microsoft.com/office/drawing/2015/9/8/chartex" xmlns:cx2="http://schemas.microsoft.com/office/drawing/2015/10/21/chartex" xmlns:cx3="http://schemas.microsoft.com/office/drawing/2016/5/9/chartex" xmlns:cx4="http://schemas.microsoft.com/office/drawing/2016/5/10/chartex" xmlns:cx5="http://schemas.microsoft.com/office/drawing/2016/5/11/chartex" xmlns:cx6="http://schemas.microsoft.com/office/drawing/2016/5/12/chartex" xmlns:cx7="http://schemas.microsoft.com/office/drawing/2016/5/13/chartex" xmlns:cx8="http://schemas.microsoft.com/office/drawing/2016/5/14/chartex" xmlns:cr="http://schemas.microsoft.com/office/comments/2020/reactions" xmlns:mc="http://schemas.openxmlformats.org/markup-compatibility/2006" xmlns:aink="http://schemas.microsoft.com/office/drawing/2016/ink" xmlns:am3d="http://schemas.microsoft.com/office/drawing/2017/model3d" xmlns:o="urn:schemas-microsoft-com:office:office" xmlns:oel="http://schemas.microsoft.com/office/2019/extlst" xmlns:r="http://schemas.openxmlformats.org/officeDocument/2006/relationships" xmlns:m="http://schemas.openxmlformats.org/officeDocument/2006/math" xmlns:v="urn:schemas-microsoft-com:vml" xmlns:wp14="http://schemas.microsoft.com/office/word/2010/wordprocessingDrawing" xmlns:wp="http://schemas.openxmlformats.org/drawingml/2006/wordprocessingDrawing" xmlns:w10="urn:schemas-microsoft-com:office:word" xmlns:w="http://schemas.openxmlformats.org/wordprocessingml/2006/main" xmlns:w14="http://schemas.microsoft.com/office/word/2010/wordml" xmlns:w15="http://schemas.microsoft.com/office/word/2012/wordml" xmlns:w16cex="http://schemas.microsoft.com/office/word/2018/wordml/cex" xmlns:w16="http://schemas.microsoft.com/office/word/2018/wordml" xmlns:w16du="http://schemas.microsoft.com/office/word/2023/wordml/word16du" xmlns:w16sdtdh="http://schemas.microsoft.com/office/word/2020/wordml/sdtdatahash" xmlns:w16se="http://schemas.microsoft.com/office/word/2015/wordml/symex" xmlns:wpg="http://schemas.microsoft.com/office/word/2010/wordprocessingGroup" xmlns:wpi="http://schemas.microsoft.com/office/word/2010/wordprocessingInk" xmlns:wne="http://schemas.microsoft.com/office/word/2006/wordml" xmlns:wps="http://schemas.microsoft.com/office/word/2010/wordprocessingShape">
-  <w16cex:commentExtensible w16cex:dateUtc="2026-03-30T03:57:00Z" w16cex:durableId="00000001"/>
-  <w16cex:commentExtensible w16cex:dateUtc="2026-03-30T03:59:00Z" w16cex:durableId="00000002"/>
-</w16cex:commentsExtensible>
-</file>
-
-<file path=word/commentsIds.xml><?xml version="1.0" encoding="utf-8"?>
-<w16cid:commentsIds xmlns:wpc="http://schemas.microsoft.com/office/word/2010/wordprocessingCanvas" xmlns:cx="http://schemas.microsoft.com/office/drawing/2014/chartex" xmlns:cx1="http://schemas.microsoft.com/office/drawing/2015/9/8/chartex" xmlns:cx2="http://schemas.microsoft.com/office/drawing/2015/10/21/chartex" xmlns:cx3="http://schemas.microsoft.com/office/drawing/2016/5/9/chartex" xmlns:cx4="http://schemas.microsoft.com/office/drawing/2016/5/10/chartex" xmlns:cx5="http://schemas.microsoft.com/office/drawing/2016/5/11/chartex" xmlns:cx6="http://schemas.microsoft.com/office/drawing/2016/5/12/chartex" xmlns:cx7="http://schemas.microsoft.com/office/drawing/2016/5/13/chartex" xmlns:cx8="http://schemas.microsoft.com/office/drawing/2016/5/14/chartex" xmlns:mc="http://schemas.openxmlformats.org/markup-compatibility/2006" xmlns:aink="http://schemas.microsoft.com/office/drawing/2016/ink" xmlns:am3d="http://schemas.microsoft.com/office/drawing/2017/model3d" xmlns:o="urn:schemas-microsoft-com:office:office" xmlns:oel="http://schemas.microsoft.com/office/2019/extlst" xmlns:r="http://schemas.openxmlformats.org/officeDocument/2006/relationships" xmlns:m="http://schemas.openxmlformats.org/officeDocument/2006/math" xmlns:v="urn:schemas-microsoft-com:vml" xmlns:wp14="http://schemas.microsoft.com/office/word/2010/wordprocessingDrawing" xmlns:wp="http://schemas.openxmlformats.org/drawingml/2006/wordprocessingDrawing" xmlns:w10="urn:schemas-microsoft-com:office:word" xmlns:w="http://schemas.openxmlformats.org/wordprocessingml/2006/main" xmlns:w14="http://schemas.microsoft.com/office/word/2010/wordml" xmlns:w15="http://schemas.microsoft.com/office/word/2012/wordml" xmlns:w16cex="http://schemas.microsoft.com/office/word/2018/wordml/cex" xmlns:w16="http://schemas.microsoft.com/office/word/2018/wordml" xmlns:w16du="http://schemas.microsoft.com/office/word/2023/wordml/word16du" xmlns:w16sdtdh="http://schemas.microsoft.com/office/word/2020/wordml/sdtdatahash" xmlns:w16se="http://schemas.microsoft.com/office/word/2015/wordml/symex" xmlns:wpg="http://schemas.microsoft.com/office/word/2010/wordprocessingGroup" xmlns:wpi="http://schemas.microsoft.com/office/word/2010/wordprocessingInk" xmlns:wne="http://schemas.microsoft.com/office/word/2006/wordml" xmlns:wps="http://schemas.microsoft.com/office/word/2010/wordprocessingShape" xmlns:w16cid="http://schemas.microsoft.com/office/word/2016/wordml/cid">
-  <w16cid:commentId w16cid:paraId="07924588" w16cid:durableId="07924588"/>
-  <w16cid:commentId w16cid:paraId="4700E861" w16cid:durableId="4700E861"/>
-</w16cid:commentsIds>
-</file>
-
-<file path=word/endnotes.xml><?xml version="1.0" encoding="utf-8"?>
+<file path=./word/endnotes.xml><?xml version="1.0" encoding="utf-8"?>
 <w:endnotes xmlns:wpc="http://schemas.microsoft.com/office/word/2010/wordprocessingCanvas" xmlns:cx="http://schemas.microsoft.com/office/drawing/2014/chartex" xmlns:cx1="http://schemas.microsoft.com/office/drawing/2015/9/8/chartex" xmlns:cx2="http://schemas.microsoft.com/office/drawing/2015/10/21/chartex" xmlns:cx3="http://schemas.microsoft.com/office/drawing/2016/5/9/chartex" xmlns:cx4="http://schemas.microsoft.com/office/drawing/2016/5/10/chartex" xmlns:cx5="http://schemas.microsoft.com/office/drawing/2016/5/11/chartex" xmlns:cx6="http://schemas.microsoft.com/office/drawing/2016/5/12/chartex" xmlns:cx7="http://schemas.microsoft.com/office/drawing/2016/5/13/chartex" xmlns:cx8="http://schemas.microsoft.com/office/drawing/2016/5/14/chartex" xmlns:mc="http://schemas.openxmlformats.org/markup-compatibility/2006" xmlns:aink="http://schemas.microsoft.com/office/drawing/2016/ink" xmlns:am3d="http://schemas.microsoft.com/office/drawing/2017/model3d" xmlns:o="urn:schemas-microsoft-com:office:office" xmlns:oel="http://schemas.microsoft.com/office/2019/extlst" xmlns:r="http://schemas.openxmlformats.org/officeDocument/2006/relationships" xmlns:m="http://schemas.openxmlformats.org/officeDocument/2006/math" xmlns:v="urn:schemas-microsoft-com:vml" xmlns:wp14="http://schemas.microsoft.com/office/word/2010/wordprocessingDrawing" xmlns:wp="http://schemas.openxmlformats.org/drawingml/2006/wordprocessingDrawing" xmlns:w10="urn:schemas-microsoft-com:office:word" xmlns:w="http://schemas.openxmlformats.org/wordprocessingml/2006/main" xmlns:w14="http://schemas.microsoft.com/office/word/2010/wordml" xmlns:w15="http://schemas.microsoft.com/office/word/2012/wordml" xmlns:w16cex="http://schemas.microsoft.com/office/word/2018/wordml/cex" xmlns:w16="http://schemas.microsoft.com/office/word/2018/wordml" xmlns:w16du="http://schemas.microsoft.com/office/word/2023/wordml/word16du" xmlns:w16sdtdh="http://schemas.microsoft.com/office/word/2020/wordml/sdtdatahash" xmlns:w16se="http://schemas.microsoft.com/office/word/2015/wordml/symex" xmlns:wpg="http://schemas.microsoft.com/office/word/2010/wordprocessingGroup" xmlns:wpi="http://schemas.microsoft.com/office/word/2010/wordprocessingInk" xmlns:wne="http://schemas.microsoft.com/office/word/2006/wordml" xmlns:wps="http://schemas.microsoft.com/office/word/2010/wordprocessingShape">
   <w:endnote w:type="separator" w:id="-1">
     <w:p>
@@ -6205,7 +6278,55 @@
 </w:endnotes>
 </file>
 
-<file path=word/footnotes.xml><?xml version="1.0" encoding="utf-8"?>
+<file path=./word/fontTable.xml><?xml version="1.0" encoding="utf-8"?>
+<w:fonts xmlns:mc="http://schemas.openxmlformats.org/markup-compatibility/2006" xmlns:r="http://schemas.openxmlformats.org/officeDocument/2006/relationships" xmlns:w="http://schemas.openxmlformats.org/wordprocessingml/2006/main" xmlns:w14="http://schemas.microsoft.com/office/word/2010/wordml" xmlns:w15="http://schemas.microsoft.com/office/word/2012/wordml" xmlns:w16cex="http://schemas.microsoft.com/office/word/2018/wordml/cex" xmlns:w16="http://schemas.microsoft.com/office/word/2018/wordml" xmlns:w16du="http://schemas.microsoft.com/office/word/2023/wordml/word16du" xmlns:w16sdtdh="http://schemas.microsoft.com/office/word/2020/wordml/sdtdatahash" xmlns:w16se="http://schemas.microsoft.com/office/word/2015/wordml/symex">
+  <w:font w:name="Times New Roman">
+    <w:panose1 w:val="02020603050405020304"/>
+    <w:family w:val="roman"/>
+    <w:pitch w:val="variable"/>
+    <w:sig w:usb0="E0002EFF" w:usb1="C000785B" w:usb2="00000009" w:usb3="00000000" w:csb0="000001FF" w:csb1="00000000"/>
+  </w:font>
+  <w:font w:name="Calibri">
+    <w:panose1 w:val="020F0502020204030204"/>
+    <w:family w:val="swiss"/>
+    <w:pitch w:val="variable"/>
+    <w:sig w:usb0="E4002EFF" w:usb1="C000247B" w:usb2="00000009" w:usb3="00000000" w:csb0="000001FF" w:csb1="00000000"/>
+  </w:font>
+  <w:font w:name="Cambria">
+    <w:panose1 w:val="02040503050406030204"/>
+    <w:family w:val="roman"/>
+    <w:pitch w:val="variable"/>
+    <w:sig w:usb0="E00006FF" w:usb1="420024FF" w:usb2="02000000" w:usb3="00000000" w:csb0="0000019F" w:csb1="00000000"/>
+  </w:font>
+  <w:font w:name=".VnTimeH">
+    <w:panose1 w:val="020B7200000000000000"/>
+    <w:family w:val="swiss"/>
+    <w:pitch w:val="variable"/>
+    <w:sig w:usb0="00000007" w:usb1="00000000" w:usb2="00000000" w:usb3="00000000" w:csb0="00000013" w:csb1="00000000"/>
+  </w:font>
+  <w:font w:name="TimesNewRomanPSMT">
+    <w:altName w:val="Times New Roman"/>
+    <w:panose1 w:val="00000000000000000000"/>
+    <w:family w:val="roman"/>
+    <w:notTrueType/>
+    <w:pitch w:val="default"/>
+  </w:font>
+  <w:font w:name="Tahoma">
+    <w:panose1 w:val="020B0604030504040204"/>
+    <w:family w:val="swiss"/>
+    <w:pitch w:val="variable"/>
+    <w:sig w:usb0="E1002EFF" w:usb1="C000605B" w:usb2="00000029" w:usb3="00000000" w:csb0="000101FF" w:csb1="00000000"/>
+  </w:font>
+  <w:font w:name="Arial Unicode MS">
+    <w:panose1 w:val="020B0604020202020204"/>
+    <w:family w:val="swiss"/>
+    <w:pitch w:val="variable"/>
+    <w:sig w:usb0="F7FFAFFF" w:usb1="E9DFFFFF" w:usb2="0000003F" w:usb3="00000000" w:csb0="003F01FF" w:csb1="00000000"/>
+  </w:font>
+</w:fonts>
+</file>
+
+<file path=./word/footnotes.xml><?xml version="1.0" encoding="utf-8"?>
 <w:footnotes xmlns:wpc="http://schemas.microsoft.com/office/word/2010/wordprocessingCanvas" xmlns:cx="http://schemas.microsoft.com/office/drawing/2014/chartex" xmlns:cx1="http://schemas.microsoft.com/office/drawing/2015/9/8/chartex" xmlns:cx2="http://schemas.microsoft.com/office/drawing/2015/10/21/chartex" xmlns:cx3="http://schemas.microsoft.com/office/drawing/2016/5/9/chartex" xmlns:cx4="http://schemas.microsoft.com/office/drawing/2016/5/10/chartex" xmlns:cx5="http://schemas.microsoft.com/office/drawing/2016/5/11/chartex" xmlns:cx6="http://schemas.microsoft.com/office/drawing/2016/5/12/chartex" xmlns:cx7="http://schemas.microsoft.com/office/drawing/2016/5/13/chartex" xmlns:cx8="http://schemas.microsoft.com/office/drawing/2016/5/14/chartex" xmlns:mc="http://schemas.openxmlformats.org/markup-compatibility/2006" xmlns:aink="http://schemas.microsoft.com/office/drawing/2016/ink" xmlns:am3d="http://schemas.microsoft.com/office/drawing/2017/model3d" xmlns:o="urn:schemas-microsoft-com:office:office" xmlns:oel="http://schemas.microsoft.com/office/2019/extlst" xmlns:r="http://schemas.openxmlformats.org/officeDocument/2006/relationships" xmlns:m="http://schemas.openxmlformats.org/officeDocument/2006/math" xmlns:v="urn:schemas-microsoft-com:vml" xmlns:wp14="http://schemas.microsoft.com/office/word/2010/wordprocessingDrawing" xmlns:wp="http://schemas.openxmlformats.org/drawingml/2006/wordprocessingDrawing" xmlns:w10="urn:schemas-microsoft-com:office:word" xmlns:w="http://schemas.openxmlformats.org/wordprocessingml/2006/main" xmlns:w14="http://schemas.microsoft.com/office/word/2010/wordml" xmlns:w15="http://schemas.microsoft.com/office/word/2012/wordml" xmlns:w16cex="http://schemas.microsoft.com/office/word/2018/wordml/cex" xmlns:w16="http://schemas.microsoft.com/office/word/2018/wordml" xmlns:w16du="http://schemas.microsoft.com/office/word/2023/wordml/word16du" xmlns:w16sdtdh="http://schemas.microsoft.com/office/word/2020/wordml/sdtdatahash" xmlns:w16se="http://schemas.microsoft.com/office/word/2015/wordml/symex" xmlns:wpg="http://schemas.microsoft.com/office/word/2010/wordprocessingGroup" xmlns:wpi="http://schemas.microsoft.com/office/word/2010/wordprocessingInk" xmlns:wne="http://schemas.microsoft.com/office/word/2006/wordml" xmlns:wps="http://schemas.microsoft.com/office/word/2010/wordprocessingShape">
   <w:footnote w:type="separator" w:id="-1">
     <w:p>
@@ -6230,7 +6351,7 @@
 </w:footnotes>
 </file>
 
-<file path=word/people.xml><?xml version="1.0" encoding="utf-8"?>
+<file path=./word/people.xml><?xml version="1.0" encoding="utf-8"?>
 <w15:people xmlns:wpc="http://schemas.microsoft.com/office/word/2010/wordprocessingCanvas" xmlns:cx="http://schemas.microsoft.com/office/drawing/2014/chartex" xmlns:cx1="http://schemas.microsoft.com/office/drawing/2015/9/8/chartex" xmlns:cx2="http://schemas.microsoft.com/office/drawing/2015/10/21/chartex" xmlns:cx3="http://schemas.microsoft.com/office/drawing/2016/5/9/chartex" xmlns:cx4="http://schemas.microsoft.com/office/drawing/2016/5/10/chartex" xmlns:cx5="http://schemas.microsoft.com/office/drawing/2016/5/11/chartex" xmlns:cx6="http://schemas.microsoft.com/office/drawing/2016/5/12/chartex" xmlns:cx7="http://schemas.microsoft.com/office/drawing/2016/5/13/chartex" xmlns:cx8="http://schemas.microsoft.com/office/drawing/2016/5/14/chartex" xmlns:mc="http://schemas.openxmlformats.org/markup-compatibility/2006" xmlns:aink="http://schemas.microsoft.com/office/drawing/2016/ink" xmlns:am3d="http://schemas.microsoft.com/office/drawing/2017/model3d" xmlns:o="urn:schemas-microsoft-com:office:office" xmlns:oel="http://schemas.microsoft.com/office/2019/extlst" xmlns:r="http://schemas.openxmlformats.org/officeDocument/2006/relationships" xmlns:m="http://schemas.openxmlformats.org/officeDocument/2006/math" xmlns:v="urn:schemas-microsoft-com:vml" xmlns:wp14="http://schemas.microsoft.com/office/word/2010/wordprocessingDrawing" xmlns:wp="http://schemas.openxmlformats.org/drawingml/2006/wordprocessingDrawing" xmlns:w10="urn:schemas-microsoft-com:office:word" xmlns:w="http://schemas.openxmlformats.org/wordprocessingml/2006/main" xmlns:w14="http://schemas.microsoft.com/office/word/2010/wordml" xmlns:w15="http://schemas.microsoft.com/office/word/2012/wordml" xmlns:w16cex="http://schemas.microsoft.com/office/word/2018/wordml/cex" xmlns:w16="http://schemas.microsoft.com/office/word/2018/wordml" xmlns:w16du="http://schemas.microsoft.com/office/word/2023/wordml/word16du" xmlns:w16sdtdh="http://schemas.microsoft.com/office/word/2020/wordml/sdtdatahash" xmlns:w16se="http://schemas.microsoft.com/office/word/2015/wordml/symex" xmlns:wpg="http://schemas.microsoft.com/office/word/2010/wordprocessingGroup" xmlns:wpi="http://schemas.microsoft.com/office/word/2010/wordprocessingInk" xmlns:wne="http://schemas.microsoft.com/office/word/2006/wordml" xmlns:wps="http://schemas.microsoft.com/office/word/2010/wordprocessingShape">
   <w15:person w15:author="Dương KTDA">
     <w15:presenceInfo w15:providerId="None" w15:userId="Dương KTDA"/>
@@ -6238,7 +6359,361 @@
 </w15:people>
 </file>
 
-<file path=word/styles.xml><?xml version="1.0" encoding="utf-8"?>
+<file path=./word/settings.xml><?xml version="1.0" encoding="utf-8"?>
+<w:settings xmlns:mc="http://schemas.openxmlformats.org/markup-compatibility/2006" xmlns:o="urn:schemas-microsoft-com:office:office" xmlns:r="http://schemas.openxmlformats.org/officeDocument/2006/relationships" xmlns:m="http://schemas.openxmlformats.org/officeDocument/2006/math" xmlns:v="urn:schemas-microsoft-com:vml" xmlns:w10="urn:schemas-microsoft-com:office:word" xmlns:w="http://schemas.openxmlformats.org/wordprocessingml/2006/main" xmlns:w14="http://schemas.microsoft.com/office/word/2010/wordml" xmlns:w15="http://schemas.microsoft.com/office/word/2012/wordml" xmlns:w16cex="http://schemas.microsoft.com/office/word/2018/wordml/cex" xmlns:w16="http://schemas.microsoft.com/office/word/2018/wordml" xmlns:w16du="http://schemas.microsoft.com/office/word/2023/wordml/word16du" xmlns:w16sdtdh="http://schemas.microsoft.com/office/word/2020/wordml/sdtdatahash" xmlns:w16se="http://schemas.microsoft.com/office/word/2015/wordml/symex" xmlns:sl="http://schemas.openxmlformats.org/schemaLibrary/2006/main">
+  <w:zoom w:percent="140"/>
+  <w:defaultTabStop w:val="720"/>
+  <w:drawingGridHorizontalSpacing w:val="120"/>
+  <w:displayHorizontalDrawingGridEvery w:val="2"/>
+  <w:displayVerticalDrawingGridEvery w:val="2"/>
+  <w:characterSpacingControl w:val="doNotCompress"/>
+  <w:compat>
+    <w:compatSetting w:name="compatibilityMode" w:uri="http://schemas.microsoft.com/office/word" w:val="15"/>
+    <w:compatSetting w:name="overrideTableStyleFontSizeAndJustification" w:uri="http://schemas.microsoft.com/office/word" w:val="1"/>
+    <w:compatSetting w:name="enableOpenTypeFeatures" w:uri="http://schemas.microsoft.com/office/word" w:val="1"/>
+    <w:compatSetting w:name="doNotFlipMirrorIndents" w:uri="http://schemas.microsoft.com/office/word" w:val="1"/>
+    <w:compatSetting w:name="differentiateMultirowTableHeaders" w:uri="http://schemas.microsoft.com/office/word" w:val="1"/>
+    <w:compatSetting w:name="useWord2013TrackBottomHyphenation" w:uri="http://schemas.microsoft.com/office/word" w:val="0"/>
+  </w:compat>
+  <w:rsids>
+    <w:rsidRoot w:val="003C6AF8"/>
+    <w:rsid w:val="00001404"/>
+    <w:rsid w:val="00003865"/>
+    <w:rsid w:val="00010FC8"/>
+    <w:rsid w:val="00017680"/>
+    <w:rsid w:val="00026954"/>
+    <w:rsid w:val="000579B7"/>
+    <w:rsid w:val="0006321D"/>
+    <w:rsid w:val="000642F1"/>
+    <w:rsid w:val="00065918"/>
+    <w:rsid w:val="00065AD3"/>
+    <w:rsid w:val="00094951"/>
+    <w:rsid w:val="000A38F8"/>
+    <w:rsid w:val="000A7F6C"/>
+    <w:rsid w:val="000C24B2"/>
+    <w:rsid w:val="000D0981"/>
+    <w:rsid w:val="000D75CB"/>
+    <w:rsid w:val="000F64DC"/>
+    <w:rsid w:val="001038FD"/>
+    <w:rsid w:val="00123BD5"/>
+    <w:rsid w:val="00124CC0"/>
+    <w:rsid w:val="0012561B"/>
+    <w:rsid w:val="00134B4B"/>
+    <w:rsid w:val="00144F73"/>
+    <w:rsid w:val="001515C2"/>
+    <w:rsid w:val="001559A6"/>
+    <w:rsid w:val="00172AC3"/>
+    <w:rsid w:val="00192591"/>
+    <w:rsid w:val="001B6787"/>
+    <w:rsid w:val="001D6584"/>
+    <w:rsid w:val="001E0C5B"/>
+    <w:rsid w:val="00200725"/>
+    <w:rsid w:val="002035A5"/>
+    <w:rsid w:val="0021057F"/>
+    <w:rsid w:val="00233D95"/>
+    <w:rsid w:val="002359F6"/>
+    <w:rsid w:val="00262725"/>
+    <w:rsid w:val="002727FA"/>
+    <w:rsid w:val="00272E48"/>
+    <w:rsid w:val="00276BD5"/>
+    <w:rsid w:val="002B5917"/>
+    <w:rsid w:val="002C71BC"/>
+    <w:rsid w:val="002C7BF1"/>
+    <w:rsid w:val="002E3384"/>
+    <w:rsid w:val="002E47C9"/>
+    <w:rsid w:val="003012A3"/>
+    <w:rsid w:val="00304FAC"/>
+    <w:rsid w:val="00305A63"/>
+    <w:rsid w:val="00307835"/>
+    <w:rsid w:val="0031706A"/>
+    <w:rsid w:val="00317BFD"/>
+    <w:rsid w:val="00342C24"/>
+    <w:rsid w:val="0034775D"/>
+    <w:rsid w:val="00352936"/>
+    <w:rsid w:val="0037022B"/>
+    <w:rsid w:val="00382D6E"/>
+    <w:rsid w:val="00390D90"/>
+    <w:rsid w:val="00392ED9"/>
+    <w:rsid w:val="003A2560"/>
+    <w:rsid w:val="003A6585"/>
+    <w:rsid w:val="003C3224"/>
+    <w:rsid w:val="003C6AF8"/>
+    <w:rsid w:val="003C6F2F"/>
+    <w:rsid w:val="003D2E6C"/>
+    <w:rsid w:val="003E5044"/>
+    <w:rsid w:val="004004CE"/>
+    <w:rsid w:val="004028B9"/>
+    <w:rsid w:val="00403B59"/>
+    <w:rsid w:val="00416B21"/>
+    <w:rsid w:val="00445789"/>
+    <w:rsid w:val="00450B3A"/>
+    <w:rsid w:val="00451742"/>
+    <w:rsid w:val="00451EBA"/>
+    <w:rsid w:val="004530ED"/>
+    <w:rsid w:val="00457D88"/>
+    <w:rsid w:val="00466289"/>
+    <w:rsid w:val="00481F9C"/>
+    <w:rsid w:val="00494419"/>
+    <w:rsid w:val="00494828"/>
+    <w:rsid w:val="004A0F9B"/>
+    <w:rsid w:val="004B10EE"/>
+    <w:rsid w:val="004C0F2F"/>
+    <w:rsid w:val="004C1F4E"/>
+    <w:rsid w:val="004D04BB"/>
+    <w:rsid w:val="004D1A56"/>
+    <w:rsid w:val="004F40A4"/>
+    <w:rsid w:val="004F6CF0"/>
+    <w:rsid w:val="0051154B"/>
+    <w:rsid w:val="005172A1"/>
+    <w:rsid w:val="00531069"/>
+    <w:rsid w:val="0054334E"/>
+    <w:rsid w:val="005525BA"/>
+    <w:rsid w:val="00553DF3"/>
+    <w:rsid w:val="005567B0"/>
+    <w:rsid w:val="0057711E"/>
+    <w:rsid w:val="005862BA"/>
+    <w:rsid w:val="00597042"/>
+    <w:rsid w:val="005A7D18"/>
+    <w:rsid w:val="005B531F"/>
+    <w:rsid w:val="005C5917"/>
+    <w:rsid w:val="005C67A0"/>
+    <w:rsid w:val="005D25E6"/>
+    <w:rsid w:val="005D29C3"/>
+    <w:rsid w:val="005F0BC1"/>
+    <w:rsid w:val="005F2AD9"/>
+    <w:rsid w:val="00604C12"/>
+    <w:rsid w:val="00613438"/>
+    <w:rsid w:val="006359E1"/>
+    <w:rsid w:val="00642986"/>
+    <w:rsid w:val="006529FD"/>
+    <w:rsid w:val="0065557C"/>
+    <w:rsid w:val="00660C40"/>
+    <w:rsid w:val="0066209A"/>
+    <w:rsid w:val="0066568C"/>
+    <w:rsid w:val="006710C8"/>
+    <w:rsid w:val="006837F9"/>
+    <w:rsid w:val="0068540D"/>
+    <w:rsid w:val="006B2A1B"/>
+    <w:rsid w:val="006C013A"/>
+    <w:rsid w:val="006C6EC0"/>
+    <w:rsid w:val="006D2093"/>
+    <w:rsid w:val="006D5CB6"/>
+    <w:rsid w:val="006D7862"/>
+    <w:rsid w:val="006E4A0D"/>
+    <w:rsid w:val="006E4E1E"/>
+    <w:rsid w:val="006E7704"/>
+    <w:rsid w:val="006F2D4A"/>
+    <w:rsid w:val="0070670C"/>
+    <w:rsid w:val="00713C9B"/>
+    <w:rsid w:val="007159D2"/>
+    <w:rsid w:val="00731724"/>
+    <w:rsid w:val="00733504"/>
+    <w:rsid w:val="00736EBA"/>
+    <w:rsid w:val="0074442A"/>
+    <w:rsid w:val="0074457B"/>
+    <w:rsid w:val="0075385B"/>
+    <w:rsid w:val="00764F3C"/>
+    <w:rsid w:val="00775717"/>
+    <w:rsid w:val="00784C7D"/>
+    <w:rsid w:val="007976C1"/>
+    <w:rsid w:val="007A0287"/>
+    <w:rsid w:val="007A0CD8"/>
+    <w:rsid w:val="007A2849"/>
+    <w:rsid w:val="007B4824"/>
+    <w:rsid w:val="007C3EB5"/>
+    <w:rsid w:val="007C46F8"/>
+    <w:rsid w:val="007C4D02"/>
+    <w:rsid w:val="007D024B"/>
+    <w:rsid w:val="007D75DE"/>
+    <w:rsid w:val="007E347F"/>
+    <w:rsid w:val="007E3543"/>
+    <w:rsid w:val="007E6832"/>
+    <w:rsid w:val="007E797C"/>
+    <w:rsid w:val="007E7B44"/>
+    <w:rsid w:val="007F05DF"/>
+    <w:rsid w:val="007F75F2"/>
+    <w:rsid w:val="00807324"/>
+    <w:rsid w:val="00820406"/>
+    <w:rsid w:val="008226AE"/>
+    <w:rsid w:val="00830731"/>
+    <w:rsid w:val="008361C2"/>
+    <w:rsid w:val="00841FEF"/>
+    <w:rsid w:val="00845293"/>
+    <w:rsid w:val="008516D5"/>
+    <w:rsid w:val="008623E2"/>
+    <w:rsid w:val="00864944"/>
+    <w:rsid w:val="00867C0A"/>
+    <w:rsid w:val="00890A69"/>
+    <w:rsid w:val="00893377"/>
+    <w:rsid w:val="008A2446"/>
+    <w:rsid w:val="008C07D3"/>
+    <w:rsid w:val="008C3617"/>
+    <w:rsid w:val="008C7805"/>
+    <w:rsid w:val="008D5215"/>
+    <w:rsid w:val="008E2003"/>
+    <w:rsid w:val="008F4209"/>
+    <w:rsid w:val="009269C3"/>
+    <w:rsid w:val="0092758B"/>
+    <w:rsid w:val="00933B64"/>
+    <w:rsid w:val="00947F15"/>
+    <w:rsid w:val="009517B3"/>
+    <w:rsid w:val="0095322C"/>
+    <w:rsid w:val="009613C7"/>
+    <w:rsid w:val="00965817"/>
+    <w:rsid w:val="00974C16"/>
+    <w:rsid w:val="00983D37"/>
+    <w:rsid w:val="009850A6"/>
+    <w:rsid w:val="00986CC1"/>
+    <w:rsid w:val="009942C0"/>
+    <w:rsid w:val="009A6D45"/>
+    <w:rsid w:val="009B1216"/>
+    <w:rsid w:val="009B201C"/>
+    <w:rsid w:val="009D12C4"/>
+    <w:rsid w:val="009D12D8"/>
+    <w:rsid w:val="009D4203"/>
+    <w:rsid w:val="009D426F"/>
+    <w:rsid w:val="009D57C2"/>
+    <w:rsid w:val="009D7F3C"/>
+    <w:rsid w:val="009E29A4"/>
+    <w:rsid w:val="00A105C8"/>
+    <w:rsid w:val="00A23FA8"/>
+    <w:rsid w:val="00A25C05"/>
+    <w:rsid w:val="00A27BB8"/>
+    <w:rsid w:val="00A36B49"/>
+    <w:rsid w:val="00A41E4A"/>
+    <w:rsid w:val="00A568B0"/>
+    <w:rsid w:val="00A62867"/>
+    <w:rsid w:val="00A630F8"/>
+    <w:rsid w:val="00A757C6"/>
+    <w:rsid w:val="00A90919"/>
+    <w:rsid w:val="00A93192"/>
+    <w:rsid w:val="00A9764C"/>
+    <w:rsid w:val="00AA0C23"/>
+    <w:rsid w:val="00AA0F3B"/>
+    <w:rsid w:val="00AA72F9"/>
+    <w:rsid w:val="00AB38F2"/>
+    <w:rsid w:val="00AC75DB"/>
+    <w:rsid w:val="00AD03D8"/>
+    <w:rsid w:val="00AF0ED5"/>
+    <w:rsid w:val="00AF2B96"/>
+    <w:rsid w:val="00B0072B"/>
+    <w:rsid w:val="00B00997"/>
+    <w:rsid w:val="00B1270B"/>
+    <w:rsid w:val="00B12C3E"/>
+    <w:rsid w:val="00B14A20"/>
+    <w:rsid w:val="00B220DE"/>
+    <w:rsid w:val="00B362D1"/>
+    <w:rsid w:val="00B465AA"/>
+    <w:rsid w:val="00B75B5F"/>
+    <w:rsid w:val="00B82A6C"/>
+    <w:rsid w:val="00B92908"/>
+    <w:rsid w:val="00B94DF1"/>
+    <w:rsid w:val="00BA50F1"/>
+    <w:rsid w:val="00BB3892"/>
+    <w:rsid w:val="00BB6EB6"/>
+    <w:rsid w:val="00BD33B9"/>
+    <w:rsid w:val="00BD6390"/>
+    <w:rsid w:val="00BE57F5"/>
+    <w:rsid w:val="00BF479C"/>
+    <w:rsid w:val="00BF5B76"/>
+    <w:rsid w:val="00C00052"/>
+    <w:rsid w:val="00C0319F"/>
+    <w:rsid w:val="00C04384"/>
+    <w:rsid w:val="00C07D96"/>
+    <w:rsid w:val="00C13C88"/>
+    <w:rsid w:val="00C15D1C"/>
+    <w:rsid w:val="00C269B6"/>
+    <w:rsid w:val="00C317A0"/>
+    <w:rsid w:val="00C474D4"/>
+    <w:rsid w:val="00C73C9B"/>
+    <w:rsid w:val="00C82711"/>
+    <w:rsid w:val="00C85E24"/>
+    <w:rsid w:val="00CC5F5E"/>
+    <w:rsid w:val="00CE53BA"/>
+    <w:rsid w:val="00D128D7"/>
+    <w:rsid w:val="00D129CD"/>
+    <w:rsid w:val="00D25843"/>
+    <w:rsid w:val="00D3360C"/>
+    <w:rsid w:val="00D33722"/>
+    <w:rsid w:val="00D4095F"/>
+    <w:rsid w:val="00D4206A"/>
+    <w:rsid w:val="00D471D8"/>
+    <w:rsid w:val="00D65A8C"/>
+    <w:rsid w:val="00D71AA3"/>
+    <w:rsid w:val="00DA1F4F"/>
+    <w:rsid w:val="00DB18FF"/>
+    <w:rsid w:val="00DB3CF6"/>
+    <w:rsid w:val="00DB5DA5"/>
+    <w:rsid w:val="00DB62D7"/>
+    <w:rsid w:val="00DE60F0"/>
+    <w:rsid w:val="00DF5479"/>
+    <w:rsid w:val="00E10104"/>
+    <w:rsid w:val="00E15A01"/>
+    <w:rsid w:val="00E16236"/>
+    <w:rsid w:val="00E31FFB"/>
+    <w:rsid w:val="00E32803"/>
+    <w:rsid w:val="00E566B8"/>
+    <w:rsid w:val="00E605E3"/>
+    <w:rsid w:val="00E6581F"/>
+    <w:rsid w:val="00E66BC6"/>
+    <w:rsid w:val="00E671CF"/>
+    <w:rsid w:val="00E72CBA"/>
+    <w:rsid w:val="00E7564E"/>
+    <w:rsid w:val="00E83FB1"/>
+    <w:rsid w:val="00E84A91"/>
+    <w:rsid w:val="00E91B00"/>
+    <w:rsid w:val="00EA795A"/>
+    <w:rsid w:val="00EB49DA"/>
+    <w:rsid w:val="00EC6343"/>
+    <w:rsid w:val="00ED1079"/>
+    <w:rsid w:val="00ED2702"/>
+    <w:rsid w:val="00EE1763"/>
+    <w:rsid w:val="00EE1F37"/>
+    <w:rsid w:val="00EF214F"/>
+    <w:rsid w:val="00EF79D3"/>
+    <w:rsid w:val="00F068B9"/>
+    <w:rsid w:val="00F160BF"/>
+    <w:rsid w:val="00F3320C"/>
+    <w:rsid w:val="00F34875"/>
+    <w:rsid w:val="00F42BC4"/>
+    <w:rsid w:val="00F81303"/>
+    <w:rsid w:val="00F82C4D"/>
+    <w:rsid w:val="00FA1033"/>
+    <w:rsid w:val="00FB2262"/>
+    <w:rsid w:val="00FB293B"/>
+    <w:rsid w:val="00FB406F"/>
+    <w:rsid w:val="00FC22FA"/>
+    <w:rsid w:val="00FE1E29"/>
+  </w:rsids>
+  <m:mathPr>
+    <m:mathFont m:val="Cambria Math"/>
+    <m:brkBin m:val="before"/>
+    <m:brkBinSub m:val="--"/>
+    <m:smallFrac m:val="0"/>
+    <m:dispDef/>
+    <m:lMargin m:val="0"/>
+    <m:rMargin m:val="0"/>
+    <m:defJc m:val="centerGroup"/>
+    <m:wrapIndent m:val="1440"/>
+    <m:intLim m:val="subSup"/>
+    <m:naryLim m:val="undOvr"/>
+  </m:mathPr>
+  <w:themeFontLang w:val="en-US"/>
+  <w:clrSchemeMapping w:bg1="light1" w:t1="dark1" w:bg2="light2" w:t2="dark2" w:accent1="accent1" w:accent2="accent2" w:accent3="accent3" w:accent4="accent4" w:accent5="accent5" w:accent6="accent6" w:hyperlink="hyperlink" w:followedHyperlink="followedHyperlink"/>
+  <w:shapeDefaults>
+    <o:shapedefaults v:ext="edit" spidmax="1026"/>
+    <o:shapelayout v:ext="edit">
+      <o:idmap v:ext="edit" data="1"/>
+    </o:shapelayout>
+  </w:shapeDefaults>
+  <w:decimalSymbol w:val=","/>
+  <w:listSeparator w:val=","/>
+  <w14:docId w14:val="284E50EE"/>
+  <w15:docId w15:val="{A3C80366-C824-4F33-8922-ACB4D70607C6}"/>
+</w:settings>
+</file>
+
+<file path=./word/styles.xml><?xml version="1.0" encoding="utf-8"?>
 <w:styles xmlns:mc="http://schemas.openxmlformats.org/markup-compatibility/2006" xmlns:r="http://schemas.openxmlformats.org/officeDocument/2006/relationships" xmlns:w="http://schemas.openxmlformats.org/wordprocessingml/2006/main" xmlns:w14="http://schemas.microsoft.com/office/word/2010/wordml" xmlns:w15="http://schemas.microsoft.com/office/word/2012/wordml" xmlns:w16cex="http://schemas.microsoft.com/office/word/2018/wordml/cex" xmlns:w16="http://schemas.microsoft.com/office/word/2018/wordml" xmlns:w16du="http://schemas.microsoft.com/office/word/2023/wordml/word16du" xmlns:w16sdtdh="http://schemas.microsoft.com/office/word/2020/wordml/sdtdatahash" xmlns:w16se="http://schemas.microsoft.com/office/word/2015/wordml/symex">
   <w:docDefaults>
     <w:rPrDefault>
@@ -7006,7 +7481,7 @@
 </w:styles>
 </file>
 
-<file path=word/theme/theme1.xml><?xml version="1.0" encoding="utf-8"?>
+<file path=./word/theme/theme1.xml><?xml version="1.0" encoding="utf-8"?>
 <a:theme xmlns:a="http://schemas.openxmlformats.org/drawingml/2006/main" name="Office Theme">
   <a:themeElements>
     <a:clrScheme name="Office">
@@ -7289,4 +7764,12 @@
   <a:objectDefaults/>
   <a:extraClrSchemeLst/>
 </a:theme>
+</file>
+
+<file path=./word/webSettings.xml><?xml version="1.0" encoding="utf-8"?>
+<w:webSettings xmlns:mc="http://schemas.openxmlformats.org/markup-compatibility/2006" xmlns:r="http://schemas.openxmlformats.org/officeDocument/2006/relationships" xmlns:w="http://schemas.openxmlformats.org/wordprocessingml/2006/main" xmlns:w14="http://schemas.microsoft.com/office/word/2010/wordml" xmlns:w15="http://schemas.microsoft.com/office/word/2012/wordml" xmlns:w16cex="http://schemas.microsoft.com/office/word/2018/wordml/cex" xmlns:w16="http://schemas.microsoft.com/office/word/2018/wordml" xmlns:w16du="http://schemas.microsoft.com/office/word/2023/wordml/word16du" xmlns:w16sdtdh="http://schemas.microsoft.com/office/word/2020/wordml/sdtdatahash" xmlns:w16se="http://schemas.microsoft.com/office/word/2015/wordml/symex">
+  <w:optimizeForBrowser/>
+  <w:relyOnVML/>
+  <w:allowPNG/>
+</w:webSettings>
 </file>
--- a/skills/phong-ktda/assets/bien-ban-hoan-thien-hop-dong.docx
+++ b/skills/phong-ktda/assets/bien-ban-hoan-thien-hop-dong.docx
@@ -1,139 +1,8 @@
 
-<file path=./[Content_Types].xml><?xml version="1.0" encoding="utf-8"?>
-<Types xmlns="http://schemas.openxmlformats.org/package/2006/content-types">
-  <Default Extension="rels" ContentType="application/vnd.openxmlformats-package.relationships+xml"/>
-  <Default Extension="xml" ContentType="application/xml"/>
-  <Override PartName="/word/document.xml" ContentType="application/vnd.openxmlformats-officedocument.wordprocessingml.document.main+xml"/>
-  <Override PartName="/word/styles.xml" ContentType="application/vnd.openxmlformats-officedocument.wordprocessingml.styles+xml"/>
-  <Override PartName="/word/settings.xml" ContentType="application/vnd.openxmlformats-officedocument.wordprocessingml.settings+xml"/>
-  <Override PartName="/word/webSettings.xml" ContentType="application/vnd.openxmlformats-officedocument.wordprocessingml.webSettings+xml"/>
-  <Override PartName="/word/footnotes.xml" ContentType="application/vnd.openxmlformats-officedocument.wordprocessingml.footnotes+xml"/>
-  <Override PartName="/word/endnotes.xml" ContentType="application/vnd.openxmlformats-officedocument.wordprocessingml.endnotes+xml"/>
-  <Override PartName="/word/comments.xml" ContentType="application/vnd.openxmlformats-officedocument.wordprocessingml.comments+xml"/>
-  <Override PartName="/word/commentsExtended.xml" ContentType="application/vnd.openxmlformats-officedocument.wordprocessingml.commentsExtended+xml"/>
-  <Override PartName="/word/commentsIds.xml" ContentType="application/vnd.openxmlformats-officedocument.wordprocessingml.commentsIds+xml"/>
-  <Override PartName="/word/commentsExtensible.xml" ContentType="application/vnd.openxmlformats-officedocument.wordprocessingml.commentsExtensible+xml"/>
-  <Override PartName="/word/fontTable.xml" ContentType="application/vnd.openxmlformats-officedocument.wordprocessingml.fontTable+xml"/>
-  <Override PartName="/word/people.xml" ContentType="application/vnd.openxmlformats-officedocument.wordprocessingml.people+xml"/>
-  <Override PartName="/word/theme/theme1.xml" ContentType="application/vnd.openxmlformats-officedocument.theme+xml"/>
-  <Override PartName="/docProps/core.xml" ContentType="application/vnd.openxmlformats-package.core-properties+xml"/>
-  <Override PartName="/docProps/app.xml" ContentType="application/vnd.openxmlformats-officedocument.extended-properties+xml"/>
-</Types>
-</file>
-
-<file path=./docProps/app.xml><?xml version="1.0" encoding="utf-8"?>
-<Properties xmlns="http://schemas.openxmlformats.org/officeDocument/2006/extended-properties" xmlns:vt="http://schemas.openxmlformats.org/officeDocument/2006/docPropsVTypes">
-  <Template>Normal.dotm</Template>
-  <TotalTime>304</TotalTime>
-  <Pages>4</Pages>
-  <Words>859</Words>
-  <Characters>4898</Characters>
-  <Application>Microsoft Office Word</Application>
-  <DocSecurity>0</DocSecurity>
-  <Lines>40</Lines>
-  <Paragraphs>11</Paragraphs>
-  <ScaleCrop>false</ScaleCrop>
-  <HeadingPairs>
-    <vt:vector size="2" baseType="variant">
-      <vt:variant>
-        <vt:lpstr>Title</vt:lpstr>
-      </vt:variant>
-      <vt:variant>
-        <vt:i4>1</vt:i4>
-      </vt:variant>
-    </vt:vector>
-  </HeadingPairs>
-  <TitlesOfParts>
-    <vt:vector size="1" baseType="lpstr">
-      <vt:lpstr/>
-    </vt:vector>
-  </TitlesOfParts>
-  <Company/>
-  <LinksUpToDate>false</LinksUpToDate>
-  <CharactersWithSpaces>5746</CharactersWithSpaces>
-  <SharedDoc>false</SharedDoc>
-  <HyperlinksChanged>false</HyperlinksChanged>
-  <AppVersion>16.0000</AppVersion>
-</Properties>
-</file>
-
-<file path=./docProps/core.xml><?xml version="1.0" encoding="utf-8"?>
-<cp:coreProperties xmlns:cp="http://schemas.openxmlformats.org/package/2006/metadata/core-properties" xmlns:dc="http://purl.org/dc/elements/1.1/" xmlns:dcterms="http://purl.org/dc/terms/" xmlns:dcmitype="http://purl.org/dc/dcmitype/" xmlns:xsi="http://www.w3.org/2001/XMLSchema-instance">
-  <dc:title/>
-  <dc:subject/>
-  <dc:creator>COMPUTER</dc:creator>
-  <cp:keywords/>
-  <dc:description/>
-  <cp:lastModifiedBy>Dương KTDA</cp:lastModifiedBy>
-  <cp:revision>61</cp:revision>
-  <cp:lastPrinted>2024-10-02T01:27:00Z</cp:lastPrinted>
-  <dcterms:created xsi:type="dcterms:W3CDTF">2025-11-14T01:24:00Z</dcterms:created>
-  <dcterms:modified xsi:type="dcterms:W3CDTF">2026-04-29T08:13:00Z</dcterms:modified>
-</cp:coreProperties>
-</file>
-
-<file path=./word/comments.xml><?xml version="1.0" encoding="utf-8"?>
-<w:comments xmlns:wpc="http://schemas.microsoft.com/office/word/2010/wordprocessingCanvas" xmlns:cx="http://schemas.microsoft.com/office/drawing/2014/chartex" xmlns:cx1="http://schemas.microsoft.com/office/drawing/2015/9/8/chartex" xmlns:cx2="http://schemas.microsoft.com/office/drawing/2015/10/21/chartex" xmlns:cx3="http://schemas.microsoft.com/office/drawing/2016/5/9/chartex" xmlns:cx4="http://schemas.microsoft.com/office/drawing/2016/5/10/chartex" xmlns:cx5="http://schemas.microsoft.com/office/drawing/2016/5/11/chartex" xmlns:cx6="http://schemas.microsoft.com/office/drawing/2016/5/12/chartex" xmlns:cx7="http://schemas.microsoft.com/office/drawing/2016/5/13/chartex" xmlns:cx8="http://schemas.microsoft.com/office/drawing/2016/5/14/chartex" xmlns:mc="http://schemas.openxmlformats.org/markup-compatibility/2006" xmlns:aink="http://schemas.microsoft.com/office/drawing/2016/ink" xmlns:am3d="http://schemas.microsoft.com/office/drawing/2017/model3d" xmlns:o="urn:schemas-microsoft-com:office:office" xmlns:oel="http://schemas.microsoft.com/office/2019/extlst" xmlns:r="http://schemas.openxmlformats.org/officeDocument/2006/relationships" xmlns:m="http://schemas.openxmlformats.org/officeDocument/2006/math" xmlns:v="urn:schemas-microsoft-com:vml" xmlns:wp14="http://schemas.microsoft.com/office/word/2010/wordprocessingDrawing" xmlns:wp="http://schemas.openxmlformats.org/drawingml/2006/wordprocessingDrawing" xmlns:w10="urn:schemas-microsoft-com:office:word" xmlns:w="http://schemas.openxmlformats.org/wordprocessingml/2006/main" xmlns:w14="http://schemas.microsoft.com/office/word/2010/wordml" xmlns:w15="http://schemas.microsoft.com/office/word/2012/wordml" xmlns:w16cex="http://schemas.microsoft.com/office/word/2018/wordml/cex" xmlns:w16="http://schemas.microsoft.com/office/word/2018/wordml" xmlns:w16du="http://schemas.microsoft.com/office/word/2023/wordml/word16du" xmlns:w16sdtdh="http://schemas.microsoft.com/office/word/2020/wordml/sdtdatahash" xmlns:w16se="http://schemas.microsoft.com/office/word/2015/wordml/symex" xmlns:wpg="http://schemas.microsoft.com/office/word/2010/wordprocessingGroup" xmlns:wpi="http://schemas.microsoft.com/office/word/2010/wordprocessingInk" xmlns:wne="http://schemas.microsoft.com/office/word/2006/wordml" xmlns:wps="http://schemas.microsoft.com/office/word/2010/wordprocessingShape">
-  <w:comment w:id="4" w:author="Dương KTDA" w:date="2026-03-30T10:57:00Z" w:initials="DK">
-    <w:p>
-      <w:pPr>
-        <w:pStyle w:val="CommentText"/>
-      </w:pPr>
-      <w:r>
-        <w:rPr>
-          <w:rStyle w:val="CommentReference"/>
-        </w:rPr>
-        <w:annotationRef/>
-      </w:r>
-      <w:r>
-        <w:t>Ghi ngày thực hiện gói thầu theo bảng kế hoạch LCNT đã được phê duyệt</w:t>
-      </w:r>
-    </w:p>
-  </w:comment>
-  <w:comment w:id="5" w:author="Dương KTDA" w:date="2026-03-30T10:59:00Z" w:initials="DK">
-    <w:p>
-      <w:pPr>
-        <w:pStyle w:val="CommentText"/>
-      </w:pPr>
-      <w:r>
-        <w:rPr>
-          <w:rStyle w:val="CommentReference"/>
-        </w:rPr>
-        <w:annotationRef/>
-      </w:r>
-      <w:r>
-        <w:t>Thời gian thực hiện HĐ = Thời gian thực hiện gói thầu + Thời hạn thanh toán (được nêu tại Điểm b, Khoản 2, Điều 5 hợp đồng này)</w:t>
-      </w:r>
-    </w:p>
-  </w:comment>
-</w:comments>
-</file>
-
-<file path=./word/commentsExtended.xml><?xml version="1.0" encoding="utf-8"?>
-<w15:commentsEx xmlns:wpc="http://schemas.microsoft.com/office/word/2010/wordprocessingCanvas" xmlns:cx="http://schemas.microsoft.com/office/drawing/2014/chartex" xmlns:cx1="http://schemas.microsoft.com/office/drawing/2015/9/8/chartex" xmlns:cx2="http://schemas.microsoft.com/office/drawing/2015/10/21/chartex" xmlns:cx3="http://schemas.microsoft.com/office/drawing/2016/5/9/chartex" xmlns:cx4="http://schemas.microsoft.com/office/drawing/2016/5/10/chartex" xmlns:cx5="http://schemas.microsoft.com/office/drawing/2016/5/11/chartex" xmlns:cx6="http://schemas.microsoft.com/office/drawing/2016/5/12/chartex" xmlns:cx7="http://schemas.microsoft.com/office/drawing/2016/5/13/chartex" xmlns:cx8="http://schemas.microsoft.com/office/drawing/2016/5/14/chartex" xmlns:mc="http://schemas.openxmlformats.org/markup-compatibility/2006" xmlns:aink="http://schemas.microsoft.com/office/drawing/2016/ink" xmlns:am3d="http://schemas.microsoft.com/office/drawing/2017/model3d" xmlns:o="urn:schemas-microsoft-com:office:office" xmlns:oel="http://schemas.microsoft.com/office/2019/extlst" xmlns:r="http://schemas.openxmlformats.org/officeDocument/2006/relationships" xmlns:m="http://schemas.openxmlformats.org/officeDocument/2006/math" xmlns:v="urn:schemas-microsoft-com:vml" xmlns:wp14="http://schemas.microsoft.com/office/word/2010/wordprocessingDrawing" xmlns:wp="http://schemas.openxmlformats.org/drawingml/2006/wordprocessingDrawing" xmlns:w10="urn:schemas-microsoft-com:office:word" xmlns:w="http://schemas.openxmlformats.org/wordprocessingml/2006/main" xmlns:w14="http://schemas.microsoft.com/office/word/2010/wordml" xmlns:w15="http://schemas.microsoft.com/office/word/2012/wordml" xmlns:w16cex="http://schemas.microsoft.com/office/word/2018/wordml/cex" xmlns:w16="http://schemas.microsoft.com/office/word/2018/wordml" xmlns:w16du="http://schemas.microsoft.com/office/word/2023/wordml/word16du" xmlns:w16sdtdh="http://schemas.microsoft.com/office/word/2020/wordml/sdtdatahash" xmlns:w16se="http://schemas.microsoft.com/office/word/2015/wordml/symex" xmlns:wpg="http://schemas.microsoft.com/office/word/2010/wordprocessingGroup" xmlns:wpi="http://schemas.microsoft.com/office/word/2010/wordprocessingInk" xmlns:wne="http://schemas.microsoft.com/office/word/2006/wordml" xmlns:wps="http://schemas.microsoft.com/office/word/2010/wordprocessingShape">
-  <w15:commentEx w15:paraId="07924588" w15:done="0"/>
-  <w15:commentEx w15:paraId="4700E861" w15:done="0"/>
-</w15:commentsEx>
-</file>
-
-<file path=./word/commentsExtensible.xml><?xml version="1.0" encoding="utf-8"?>
-<w16cex:commentsExtensible xmlns:wpc="http://schemas.microsoft.com/office/word/2010/wordprocessingCanvas" xmlns:cx="http://schemas.microsoft.com/office/drawing/2014/chartex" xmlns:cx1="http://schemas.microsoft.com/office/drawing/2015/9/8/chartex" xmlns:cx2="http://schemas.microsoft.com/office/drawing/2015/10/21/chartex" xmlns:cx3="http://schemas.microsoft.com/office/drawing/2016/5/9/chartex" xmlns:cx4="http://schemas.microsoft.com/office/drawing/2016/5/10/chartex" xmlns:cx5="http://schemas.microsoft.com/office/drawing/2016/5/11/chartex" xmlns:cx6="http://schemas.microsoft.com/office/drawing/2016/5/12/chartex" xmlns:cx7="http://schemas.microsoft.com/office/drawing/2016/5/13/chartex" xmlns:cx8="http://schemas.microsoft.com/office/drawing/2016/5/14/chartex" xmlns:cr="http://schemas.microsoft.com/office/comments/2020/reactions" xmlns:mc="http://schemas.openxmlformats.org/markup-compatibility/2006" xmlns:aink="http://schemas.microsoft.com/office/drawing/2016/ink" xmlns:am3d="http://schemas.microsoft.com/office/drawing/2017/model3d" xmlns:o="urn:schemas-microsoft-com:office:office" xmlns:oel="http://schemas.microsoft.com/office/2019/extlst" xmlns:r="http://schemas.openxmlformats.org/officeDocument/2006/relationships" xmlns:m="http://schemas.openxmlformats.org/officeDocument/2006/math" xmlns:v="urn:schemas-microsoft-com:vml" xmlns:wp14="http://schemas.microsoft.com/office/word/2010/wordprocessingDrawing" xmlns:wp="http://schemas.openxmlformats.org/drawingml/2006/wordprocessingDrawing" xmlns:w10="urn:schemas-microsoft-com:office:word" xmlns:w="http://schemas.openxmlformats.org/wordprocessingml/2006/main" xmlns:w14="http://schemas.microsoft.com/office/word/2010/wordml" xmlns:w15="http://schemas.microsoft.com/office/word/2012/wordml" xmlns:w16cex="http://schemas.microsoft.com/office/word/2018/wordml/cex" xmlns:w16="http://schemas.microsoft.com/office/word/2018/wordml" xmlns:w16du="http://schemas.microsoft.com/office/word/2023/wordml/word16du" xmlns:w16sdtdh="http://schemas.microsoft.com/office/word/2020/wordml/sdtdatahash" xmlns:w16se="http://schemas.microsoft.com/office/word/2015/wordml/symex" xmlns:wpg="http://schemas.microsoft.com/office/word/2010/wordprocessingGroup" xmlns:wpi="http://schemas.microsoft.com/office/word/2010/wordprocessingInk" xmlns:wne="http://schemas.microsoft.com/office/word/2006/wordml" xmlns:wps="http://schemas.microsoft.com/office/word/2010/wordprocessingShape">
-  <w16cex:commentExtensible w16cex:dateUtc="2026-03-30T03:57:00Z" w16cex:durableId="00000001"/>
-  <w16cex:commentExtensible w16cex:dateUtc="2026-03-30T03:59:00Z" w16cex:durableId="00000002"/>
-</w16cex:commentsExtensible>
-</file>
-
-<file path=./word/commentsIds.xml><?xml version="1.0" encoding="utf-8"?>
-<w16cid:commentsIds xmlns:wpc="http://schemas.microsoft.com/office/word/2010/wordprocessingCanvas" xmlns:cx="http://schemas.microsoft.com/office/drawing/2014/chartex" xmlns:cx1="http://schemas.microsoft.com/office/drawing/2015/9/8/chartex" xmlns:cx2="http://schemas.microsoft.com/office/drawing/2015/10/21/chartex" xmlns:cx3="http://schemas.microsoft.com/office/drawing/2016/5/9/chartex" xmlns:cx4="http://schemas.microsoft.com/office/drawing/2016/5/10/chartex" xmlns:cx5="http://schemas.microsoft.com/office/drawing/2016/5/11/chartex" xmlns:cx6="http://schemas.microsoft.com/office/drawing/2016/5/12/chartex" xmlns:cx7="http://schemas.microsoft.com/office/drawing/2016/5/13/chartex" xmlns:cx8="http://schemas.microsoft.com/office/drawing/2016/5/14/chartex" xmlns:mc="http://schemas.openxmlformats.org/markup-compatibility/2006" xmlns:aink="http://schemas.microsoft.com/office/drawing/2016/ink" xmlns:am3d="http://schemas.microsoft.com/office/drawing/2017/model3d" xmlns:o="urn:schemas-microsoft-com:office:office" xmlns:oel="http://schemas.microsoft.com/office/2019/extlst" xmlns:r="http://schemas.openxmlformats.org/officeDocument/2006/relationships" xmlns:m="http://schemas.openxmlformats.org/officeDocument/2006/math" xmlns:v="urn:schemas-microsoft-com:vml" xmlns:wp14="http://schemas.microsoft.com/office/word/2010/wordprocessingDrawing" xmlns:wp="http://schemas.openxmlformats.org/drawingml/2006/wordprocessingDrawing" xmlns:w10="urn:schemas-microsoft-com:office:word" xmlns:w="http://schemas.openxmlformats.org/wordprocessingml/2006/main" xmlns:w14="http://schemas.microsoft.com/office/word/2010/wordml" xmlns:w15="http://schemas.microsoft.com/office/word/2012/wordml" xmlns:w16cex="http://schemas.microsoft.com/office/word/2018/wordml/cex" xmlns:w16="http://schemas.microsoft.com/office/word/2018/wordml" xmlns:w16du="http://schemas.microsoft.com/office/word/2023/wordml/word16du" xmlns:w16sdtdh="http://schemas.microsoft.com/office/word/2020/wordml/sdtdatahash" xmlns:w16se="http://schemas.microsoft.com/office/word/2015/wordml/symex" xmlns:wpg="http://schemas.microsoft.com/office/word/2010/wordprocessingGroup" xmlns:wpi="http://schemas.microsoft.com/office/word/2010/wordprocessingInk" xmlns:wne="http://schemas.microsoft.com/office/word/2006/wordml" xmlns:wps="http://schemas.microsoft.com/office/word/2010/wordprocessingShape" xmlns:w16cid="http://schemas.microsoft.com/office/word/2016/wordml/cid">
-  <w16cid:commentId w16cid:paraId="07924588" w16cid:durableId="07924588"/>
-  <w16cid:commentId w16cid:paraId="4700E861" w16cid:durableId="4700E861"/>
-</w16cid:commentsIds>
-</file>
-
-<file path=./word/document.xml><?xml version="1.0" encoding="utf-8"?>
-<w:document xmlns:ns1="http://schemas.openxmlformats.org/markup-compatibility/2006" xmlns:ns2="http://schemas.microsoft.com/office/word/2010/wordml" xmlns:ns3="http://schemas.openxmlformats.org/drawingml/2006/wordprocessingDrawing" xmlns:ns4="http://schemas.microsoft.com/office/word/2010/wordprocessingDrawing" xmlns:ns5="http://schemas.openxmlformats.org/drawingml/2006/main" xmlns:ns6="http://schemas.microsoft.com/office/word/2010/wordprocessingShape" xmlns:ns7="urn:schemas-microsoft-com:vml" xmlns:ns8="urn:schemas-microsoft-com:office:office" xmlns:w="http://schemas.openxmlformats.org/wordprocessingml/2006/main" xmlns:wps="http://schemas.microsoft.com/office/word/2010/wordprocessingShape">
+<file path=word/document.xml><?xml version="1.0" encoding="utf-8"?>
+<w:document xmlns:wpc="http://schemas.microsoft.com/office/word/2010/wordprocessingCanvas" xmlns:cx="http://schemas.microsoft.com/office/drawing/2014/chartex" xmlns:cx1="http://schemas.microsoft.com/office/drawing/2015/9/8/chartex" xmlns:cx2="http://schemas.microsoft.com/office/drawing/2015/10/21/chartex" xmlns:cx3="http://schemas.microsoft.com/office/drawing/2016/5/9/chartex" xmlns:cx4="http://schemas.microsoft.com/office/drawing/2016/5/10/chartex" xmlns:cx5="http://schemas.microsoft.com/office/drawing/2016/5/11/chartex" xmlns:cx6="http://schemas.microsoft.com/office/drawing/2016/5/12/chartex" xmlns:cx7="http://schemas.microsoft.com/office/drawing/2016/5/13/chartex" xmlns:cx8="http://schemas.microsoft.com/office/drawing/2016/5/14/chartex" xmlns:mc="http://schemas.openxmlformats.org/markup-compatibility/2006" xmlns:aink="http://schemas.microsoft.com/office/drawing/2016/ink" xmlns:am3d="http://schemas.microsoft.com/office/drawing/2017/model3d" xmlns:o="urn:schemas-microsoft-com:office:office" xmlns:oel="http://schemas.microsoft.com/office/2019/extlst" xmlns:r="http://schemas.openxmlformats.org/officeDocument/2006/relationships" xmlns:m="http://schemas.openxmlformats.org/officeDocument/2006/math" xmlns:v="urn:schemas-microsoft-com:vml" xmlns:wp14="http://schemas.microsoft.com/office/word/2010/wordprocessingDrawing" xmlns:wp="http://schemas.openxmlformats.org/drawingml/2006/wordprocessingDrawing" xmlns:w10="urn:schemas-microsoft-com:office:word" xmlns:w="http://schemas.openxmlformats.org/wordprocessingml/2006/main" xmlns:w14="http://schemas.microsoft.com/office/word/2010/wordml" xmlns:w15="http://schemas.microsoft.com/office/word/2012/wordml" xmlns:w16cex="http://schemas.microsoft.com/office/word/2018/wordml/cex" xmlns:w16cid="http://schemas.microsoft.com/office/word/2016/wordml/cid" xmlns:w16="http://schemas.microsoft.com/office/word/2018/wordml" xmlns:w16du="http://schemas.microsoft.com/office/word/2023/wordml/word16du" xmlns:w16sdtdh="http://schemas.microsoft.com/office/word/2020/wordml/sdtdatahash" xmlns:w16se="http://schemas.microsoft.com/office/word/2015/wordml/symex" xmlns:wpg="http://schemas.microsoft.com/office/word/2010/wordprocessingGroup" xmlns:wpi="http://schemas.microsoft.com/office/word/2010/wordprocessingInk" xmlns:wne="http://schemas.microsoft.com/office/word/2006/wordml" xmlns:wps="http://schemas.microsoft.com/office/word/2010/wordprocessingShape">
   <w:body>
-    <w:p ns2:paraId="39E8A47A" ns2:textId="77777777">
+    <w:p>
       <w:pPr>
         <w:tabs>
           <w:tab w:val="left" w:pos="990"/>
@@ -158,7 +27,7 @@
         <w:t>CỘNG HOÀ XÃ HỘI CHỦ NGHĨA VIỆT NAM</w:t>
       </w:r>
     </w:p>
-    <w:p ns2:paraId="2CFA9EEF" ns2:textId="270388A7">
+    <w:p>
       <w:pPr>
         <w:tabs>
           <w:tab w:val="left" w:pos="990"/>
@@ -181,65 +50,65 @@
           <w:sz w:val="26"/>
           <w:szCs w:val="26"/>
         </w:rPr>
-        <ns1:AlternateContent>
-          <ns1:Choice Requires="wps">
+        <mc:AlternateContent>
+          <mc:Choice Requires="wps">
             <w:drawing>
-              <ns3:anchor distT="0" distB="0" distL="114300" distR="114300" simplePos="0" relativeHeight="251659264" behindDoc="0" locked="0" layoutInCell="1" allowOverlap="1" ns4:editId="2924F5F6">
-                <ns3:simplePos x="0" y="0"/>
-                <ns3:positionH relativeFrom="column">
-                  <ns3:posOffset>1847133</ns3:posOffset>
-                </ns3:positionH>
-                <ns3:positionV relativeFrom="paragraph">
-                  <ns3:posOffset>230505</ns3:posOffset>
-                </ns3:positionV>
-                <ns3:extent cx="2036445" cy="0"/>
-                <ns3:effectExtent l="0" t="0" r="0" b="0"/>
-                <ns3:wrapNone/>
-                <ns3:docPr id="135077332" name="Straight Connector 1"/>
-                <ns3:cNvGraphicFramePr/>
-                <ns5:graphic>
-                  <ns5:graphicData uri="http://schemas.microsoft.com/office/word/2010/wordprocessingShape">
-                    <ns6:wsp>
-                      <ns6:cNvCnPr/>
-                      <ns6:spPr>
-                        <ns5:xfrm>
-                          <ns5:off x="0" y="0"/>
-                          <ns5:ext cx="2036445" cy="0"/>
-                        </ns5:xfrm>
-                        <ns5:prstGeom prst="line">
-                          <ns5:avLst/>
-                        </ns5:prstGeom>
-                      </ns6:spPr>
-                      <ns6:style>
-                        <ns5:lnRef idx="1">
-                          <ns5:schemeClr val="dk1"/>
-                        </ns5:lnRef>
-                        <ns5:fillRef idx="0">
-                          <ns5:schemeClr val="dk1"/>
-                        </ns5:fillRef>
-                        <ns5:effectRef idx="0">
-                          <ns5:schemeClr val="dk1"/>
-                        </ns5:effectRef>
-                        <ns5:fontRef idx="minor">
-                          <ns5:schemeClr val="tx1"/>
-                        </ns5:fontRef>
-                      </ns6:style>
-                      <ns6:bodyPr/>
-                    </ns6:wsp>
-                  </ns5:graphicData>
-                </ns5:graphic>
-                <ns4:sizeRelH relativeFrom="margin">
-                  <ns4:pctWidth>0</ns4:pctWidth>
-                </ns4:sizeRelH>
-              </ns3:anchor>
+              <wp:anchor distT="0" distB="0" distL="114300" distR="114300" simplePos="0" relativeHeight="251659264" behindDoc="0" locked="0" layoutInCell="1" allowOverlap="1" wp14:editId="2924F5F6">
+                <wp:simplePos x="0" y="0"/>
+                <wp:positionH relativeFrom="column">
+                  <wp:posOffset>1847133</wp:posOffset>
+                </wp:positionH>
+                <wp:positionV relativeFrom="paragraph">
+                  <wp:posOffset>230505</wp:posOffset>
+                </wp:positionV>
+                <wp:extent cx="2036445" cy="0"/>
+                <wp:effectExtent l="0" t="0" r="0" b="0"/>
+                <wp:wrapNone/>
+                <wp:docPr id="135077332" name="Straight Connector 1"/>
+                <wp:cNvGraphicFramePr/>
+                <a:graphic xmlns:a="http://schemas.openxmlformats.org/drawingml/2006/main">
+                  <a:graphicData uri="http://schemas.microsoft.com/office/word/2010/wordprocessingShape">
+                    <wps:wsp>
+                      <wps:cNvCnPr/>
+                      <wps:spPr>
+                        <a:xfrm>
+                          <a:off x="0" y="0"/>
+                          <a:ext cx="2036445" cy="0"/>
+                        </a:xfrm>
+                        <a:prstGeom prst="line">
+                          <a:avLst/>
+                        </a:prstGeom>
+                      </wps:spPr>
+                      <wps:style>
+                        <a:lnRef idx="1">
+                          <a:schemeClr val="dk1"/>
+                        </a:lnRef>
+                        <a:fillRef idx="0">
+                          <a:schemeClr val="dk1"/>
+                        </a:fillRef>
+                        <a:effectRef idx="0">
+                          <a:schemeClr val="dk1"/>
+                        </a:effectRef>
+                        <a:fontRef idx="minor">
+                          <a:schemeClr val="tx1"/>
+                        </a:fontRef>
+                      </wps:style>
+                      <wps:bodyPr/>
+                    </wps:wsp>
+                  </a:graphicData>
+                </a:graphic>
+                <wp14:sizeRelH relativeFrom="margin">
+                  <wp14:pctWidth>0</wp14:pctWidth>
+                </wp14:sizeRelH>
+              </wp:anchor>
             </w:drawing>
-          </ns1:Choice>
-          <ns1:Fallback>
+          </mc:Choice>
+          <mc:Fallback>
             <w:pict>
-              <ns7:line id="Straight Connector 1" ns8:spid="_x0000_s1026" style="position:absolute;z-index:251659264;visibility:visible;mso-wrap-style:square;mso-width-percent:0;mso-wrap-distance-left:9pt;mso-wrap-distance-top:0;mso-wrap-distance-right:9pt;mso-wrap-distance-bottom:0;mso-position-horizontal:absolute;mso-position-horizontal-relative:text;mso-position-vertical:absolute;mso-position-vertical-relative:text;mso-width-percent:0;mso-width-relative:margin" from="145.45pt,18.15pt" to="305.8pt,18.15pt" ns8:gfxdata="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" strokecolor="black [3040]"/>
+              <v:line id="Straight Connector 1" o:spid="_x0000_s1026" style="position:absolute;z-index:251659264;visibility:visible;mso-wrap-style:square;mso-width-percent:0;mso-wrap-distance-left:9pt;mso-wrap-distance-top:0;mso-wrap-distance-right:9pt;mso-wrap-distance-bottom:0;mso-position-horizontal:absolute;mso-position-horizontal-relative:text;mso-position-vertical:absolute;mso-position-vertical-relative:text;mso-width-percent:0;mso-width-relative:margin" from="145.45pt,18.15pt" to="305.8pt,18.15pt" o:gfxdata="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" strokecolor="black [3040]"/>
             </w:pict>
-          </ns1:Fallback>
-        </ns1:AlternateContent>
+          </mc:Fallback>
+        </mc:AlternateContent>
       </w:r>
       <w:r>
         <w:rPr>
@@ -250,7 +119,7 @@
         <w:t>Độc lập – Tự do – Hạnh phúc</w:t>
       </w:r>
     </w:p>
-    <w:p ns2:paraId="25AFFCA9" ns2:textId="029847B4">
+    <w:p>
       <w:pPr>
         <w:pStyle w:val="BodyText"/>
         <w:widowControl w:val="0"/>
@@ -269,7 +138,7 @@
         </w:rPr>
       </w:pPr>
     </w:p>
-    <w:p ns2:paraId="6B7C9DF5" ns2:textId="550A14FB">
+    <w:p>
       <w:pPr>
         <w:pStyle w:val="BodyText"/>
         <w:widowControl w:val="0"/>
@@ -295,7 +164,7 @@
           <w:szCs w:val="26"/>
           <w:lang w:val="en-US"/>
         </w:rPr>
-        <w:t xml:space="preserve">Phú Thọ, ngày {{NGAY_KY}} tháng {{THANG_KY}} năm {{NAM_KY}}</w:t>
+        <w:t>Phú Thọ</w:t>
       </w:r>
       <w:r>
         <w:rPr>
@@ -305,7 +174,7 @@
           <w:szCs w:val="26"/>
           <w:lang w:val="vi-VN"/>
         </w:rPr>
-        <w:t xml:space="preserve"/>
+        <w:t xml:space="preserve">, ngày </w:t>
       </w:r>
       <w:r>
         <w:rPr>
@@ -315,7 +184,7 @@
           <w:szCs w:val="26"/>
           <w:lang w:val="en-US"/>
         </w:rPr>
-        <w:t/>
+        <w:t>___</w:t>
       </w:r>
       <w:r>
         <w:rPr>
@@ -325,7 +194,7 @@
           <w:szCs w:val="26"/>
           <w:lang w:val="vi-VN"/>
         </w:rPr>
-        <w:t xml:space="preserve"/>
+        <w:t xml:space="preserve"> tháng </w:t>
       </w:r>
       <w:r>
         <w:rPr>
@@ -335,7 +204,7 @@
           <w:szCs w:val="26"/>
           <w:lang w:val="en-US"/>
         </w:rPr>
-        <w:t/>
+        <w:t>___</w:t>
       </w:r>
       <w:r>
         <w:rPr>
@@ -345,7 +214,7 @@
           <w:szCs w:val="26"/>
           <w:lang w:val="vi-VN"/>
         </w:rPr>
-        <w:t xml:space="preserve"/>
+        <w:t xml:space="preserve"> năm</w:t>
       </w:r>
       <w:r>
         <w:rPr>
@@ -355,7 +224,7 @@
           <w:szCs w:val="26"/>
           <w:lang w:val="en-US"/>
         </w:rPr>
-        <w:t xml:space="preserve"/>
+        <w:t xml:space="preserve"> </w:t>
       </w:r>
       <w:r>
         <w:rPr>
@@ -365,10 +234,10 @@
           <w:szCs w:val="26"/>
           <w:lang w:val="en-US"/>
         </w:rPr>
-        <w:t/>
-      </w:r>
-    </w:p>
-    <w:p ns2:paraId="654421FF" ns2:textId="77777777">
+        <w:t>___</w:t>
+      </w:r>
+    </w:p>
+    <w:p>
       <w:pPr>
         <w:pStyle w:val="BodyText"/>
         <w:widowControl w:val="0"/>
@@ -386,7 +255,7 @@
         </w:rPr>
       </w:pPr>
     </w:p>
-    <w:p ns2:paraId="26C4B38C" ns2:textId="56C88286">
+    <w:p>
       <w:pPr>
         <w:pStyle w:val="BodyText"/>
         <w:widowControl w:val="0"/>
@@ -413,7 +282,7 @@
         <w:t>BIÊN BẢN HOÀN THIỆN HỢP ĐỒNG</w:t>
       </w:r>
     </w:p>
-    <w:p ns2:paraId="272BC61F" ns2:textId="77777777">
+    <w:p>
       <w:pPr>
         <w:pStyle w:val="BodyText"/>
         <w:widowControl w:val="0"/>
@@ -451,13 +320,13 @@
         <w:gridCol w:w="285"/>
         <w:gridCol w:w="6802"/>
       </w:tblGrid>
-      <w:tr ns2:paraId="2FD50004" ns2:textId="77777777">
+      <w:tr>
         <w:tc>
           <w:tcPr>
             <w:tcW w:w="1843" w:type="dxa"/>
             <w:vAlign w:val="center"/>
           </w:tcPr>
-          <w:p ns2:paraId="6328B8EE" ns2:textId="77777777">
+          <w:p>
             <w:pPr>
               <w:pStyle w:val="BodyText"/>
               <w:widowControl w:val="0"/>
@@ -490,7 +359,7 @@
             <w:tcW w:w="283" w:type="dxa"/>
             <w:vAlign w:val="center"/>
           </w:tcPr>
-          <w:p ns2:paraId="2C4B6FB5" ns2:textId="77777777">
+          <w:p>
             <w:pPr>
               <w:pStyle w:val="BodyText"/>
               <w:widowControl w:val="0"/>
@@ -523,7 +392,7 @@
             <w:tcW w:w="6804" w:type="dxa"/>
             <w:vAlign w:val="center"/>
           </w:tcPr>
-          <w:p ns2:paraId="65094626" ns2:textId="3080B42A">
+          <w:p>
             <w:pPr>
               <w:pStyle w:val="BodyText"/>
               <w:widowControl w:val="0"/>
@@ -551,13 +420,13 @@
           </w:p>
         </w:tc>
       </w:tr>
-      <w:tr ns2:paraId="102D03C6" ns2:textId="77777777">
+      <w:tr>
         <w:tc>
           <w:tcPr>
             <w:tcW w:w="1843" w:type="dxa"/>
             <w:vAlign w:val="center"/>
           </w:tcPr>
-          <w:p ns2:paraId="196E55A0" ns2:textId="77777777">
+          <w:p>
             <w:pPr>
               <w:pStyle w:val="BodyText"/>
               <w:widowControl w:val="0"/>
@@ -599,7 +468,7 @@
             <w:tcW w:w="283" w:type="dxa"/>
             <w:vAlign w:val="center"/>
           </w:tcPr>
-          <w:p ns2:paraId="38D78922" ns2:textId="77777777">
+          <w:p>
             <w:pPr>
               <w:pStyle w:val="BodyText"/>
               <w:widowControl w:val="0"/>
@@ -632,7 +501,7 @@
             <w:tcW w:w="6804" w:type="dxa"/>
             <w:vAlign w:val="center"/>
           </w:tcPr>
-          <w:p ns2:paraId="3FB4A50F" ns2:textId="78E45C08">
+          <w:p>
             <w:pPr>
               <w:pStyle w:val="BodyText"/>
               <w:widowControl w:val="0"/>
@@ -666,7 +535,7 @@
         </w:tc>
       </w:tr>
     </w:tbl>
-    <w:p ns2:paraId="5106E757" ns2:textId="77777777">
+    <w:p>
       <w:pPr>
         <w:pStyle w:val="BodyText"/>
         <w:widowControl w:val="0"/>
@@ -684,7 +553,7 @@
         </w:rPr>
       </w:pPr>
     </w:p>
-    <w:p ns2:paraId="29F675CF" ns2:textId="555C4D1B">
+    <w:p>
       <w:pPr>
         <w:pStyle w:val="BodyText"/>
         <w:widowControl w:val="0"/>
@@ -722,7 +591,7 @@
         <w:tab/>
       </w:r>
     </w:p>
-    <w:p ns2:paraId="6F12467C" ns2:textId="77777777">
+    <w:p>
       <w:pPr>
         <w:spacing w:before="20" w:after="20" w:line="288" w:lineRule="auto"/>
         <w:ind w:firstLine="720"/>
@@ -742,7 +611,7 @@
         <w:t>Căn cứ vào Bộ Luật Dân sự số 91/2015/QH13 được Quốc hội nước Cộng hoà xã hội chủ nghĩa Việt Nam thông qua ngày 24 tháng 11 năm 2015;</w:t>
       </w:r>
     </w:p>
-    <w:p ns2:paraId="2B26FD68" ns2:textId="77777777">
+    <w:p>
       <w:pPr>
         <w:spacing w:before="20" w:after="20" w:line="288" w:lineRule="auto"/>
         <w:jc w:val="both"/>
@@ -773,7 +642,7 @@
         <w:t>Căn cứ Luật Đấu thầu ngày 23/06/2023 được sửa đổi, bổ sung bởi Luật số 57/2024/QH15 ngày 29/11/2024 và Luật số 90/2025/QH15 ngày 25/6/2025;</w:t>
       </w:r>
     </w:p>
-    <w:p ns2:paraId="11D44A16" ns2:textId="77777777">
+    <w:p>
       <w:pPr>
         <w:spacing w:before="20" w:after="20" w:line="288" w:lineRule="auto"/>
         <w:jc w:val="both"/>
@@ -793,7 +662,7 @@
         <w:t>Căn cứ Nghị định số 214/2025/NĐ-CP ngày 04/8/2025 của Chính phủ quy định chi tiết một số điều và biện pháp thi hành Luật Đấu thầu về lựa chọn nhà thầu;</w:t>
       </w:r>
     </w:p>
-    <w:p ns2:paraId="182AF687" ns2:textId="215FB7E1">
+    <w:p>
       <w:pPr>
         <w:spacing w:before="20" w:after="20" w:line="288" w:lineRule="auto"/>
         <w:jc w:val="both"/>
@@ -947,7 +816,7 @@
         <w:t>;</w:t>
       </w:r>
     </w:p>
-    <w:p ns2:paraId="13C7675F" ns2:textId="1B8A93F3">
+    <w:p>
       <w:pPr>
         <w:spacing w:before="20" w:after="20" w:line="288" w:lineRule="auto"/>
         <w:jc w:val="both"/>
@@ -1076,7 +945,7 @@
         <w:t>.</w:t>
       </w:r>
     </w:p>
-    <w:p ns2:paraId="63D56BEB" ns2:textId="77777777">
+    <w:p>
       <w:pPr>
         <w:spacing w:before="20" w:after="20" w:line="288" w:lineRule="auto"/>
         <w:jc w:val="both"/>
@@ -1107,7 +976,7 @@
         <w:t>II. THÀNH PHẦN THAM GIA:</w:t>
       </w:r>
     </w:p>
-    <w:p ns2:paraId="0D9A105C" ns2:textId="77777777">
+    <w:p>
       <w:pPr>
         <w:pStyle w:val="BodyText"/>
         <w:widowControl w:val="0"/>
@@ -1133,7 +1002,7 @@
         <w:t>Chúng tôi, đại diện cho các bên ký hợp đồng, gồm có:</w:t>
       </w:r>
     </w:p>
-    <w:p ns2:paraId="6A7241CE" ns2:textId="77777777">
+    <w:p>
       <w:pPr>
         <w:pStyle w:val="BodyText"/>
         <w:widowControl w:val="0"/>
@@ -1168,7 +1037,7 @@
         <w:t>Chủ đầu tư (sau đây gọi là Bên A)</w:t>
       </w:r>
     </w:p>
-    <w:p ns2:paraId="3C53785E" ns2:textId="04CD390F">
+    <w:p>
       <w:pPr>
         <w:pStyle w:val="BodyText"/>
         <w:widowControl w:val="0"/>
@@ -1257,7 +1126,7 @@
         <w:tab/>
       </w:r>
     </w:p>
-    <w:p ns2:paraId="693D83A4" ns2:textId="77777777">
+    <w:p>
       <w:pPr>
         <w:pStyle w:val="BodyText"/>
         <w:widowControl w:val="0"/>
@@ -1313,7 +1182,7 @@
         <w:tab/>
       </w:r>
     </w:p>
-    <w:p ns2:paraId="77F00E14" ns2:textId="77777777">
+    <w:p>
       <w:pPr>
         <w:pStyle w:val="BodyText"/>
         <w:widowControl w:val="0"/>
@@ -1334,37 +1203,37 @@
           <w:szCs w:val="26"/>
           <w:lang w:val="fr-FR"/>
         </w:rPr>
-        <w:t xml:space="preserve">- Điện thoại: {{DIENTHOAI_BV}};</w:t>
-      </w:r>
-      <w:r>
-        <w:rPr>
-          <w:sz w:val="26"/>
-          <w:szCs w:val="26"/>
-          <w:lang w:val="fr-FR"/>
-        </w:rPr>
-        <w:t/>
-      </w:r>
-      <w:r>
-        <w:rPr>
-          <w:sz w:val="26"/>
-          <w:szCs w:val="26"/>
-          <w:lang w:val="fr-FR"/>
-        </w:rPr>
-        <w:t xml:space="preserve"/>
-      </w:r>
-      <w:r>
-        <w:rPr>
-          <w:sz w:val="26"/>
-          <w:szCs w:val="26"/>
-        </w:rPr>
-        <w:t/>
-      </w:r>
-      <w:r>
-        <w:rPr>
-          <w:sz w:val="26"/>
-          <w:szCs w:val="26"/>
-        </w:rPr>
-        <w:t/>
+        <w:t xml:space="preserve">- </w:t>
+      </w:r>
+      <w:r>
+        <w:rPr>
+          <w:sz w:val="26"/>
+          <w:szCs w:val="26"/>
+          <w:lang w:val="fr-FR"/>
+        </w:rPr>
+        <w:t>Điện thoại:</w:t>
+      </w:r>
+      <w:r>
+        <w:rPr>
+          <w:sz w:val="26"/>
+          <w:szCs w:val="26"/>
+          <w:lang w:val="fr-FR"/>
+        </w:rPr>
+        <w:t xml:space="preserve"> </w:t>
+      </w:r>
+      <w:r>
+        <w:rPr>
+          <w:sz w:val="26"/>
+          <w:szCs w:val="26"/>
+        </w:rPr>
+        <w:t>0210 6254179</w:t>
+      </w:r>
+      <w:r>
+        <w:rPr>
+          <w:sz w:val="26"/>
+          <w:szCs w:val="26"/>
+        </w:rPr>
+        <w:t>;</w:t>
       </w:r>
       <w:r>
         <w:rPr>
@@ -1375,7 +1244,7 @@
         <w:tab/>
       </w:r>
     </w:p>
-    <w:p ns2:paraId="4F591DDC" ns2:textId="77777777">
+    <w:p>
       <w:pPr>
         <w:pStyle w:val="BodyText"/>
         <w:widowControl w:val="0"/>
@@ -1439,7 +1308,7 @@
         <w:tab/>
       </w:r>
     </w:p>
-    <w:p ns2:paraId="751AD36F" ns2:textId="77777777">
+    <w:p>
       <w:pPr>
         <w:pStyle w:val="BodyText"/>
         <w:widowControl w:val="0"/>
@@ -1460,74 +1329,74 @@
           <w:szCs w:val="26"/>
           <w:lang w:val="fr-FR"/>
         </w:rPr>
-        <w:t xml:space="preserve">- Tài khoản: {{TK_KHO_BAC_1}} ; {{TK_KHO_BAC_2}}  mở tại Kho bạc Nhà nước Khu vực VIII/  {{TK_VIETCOMBANK}} mở tại Ngân hàng Vietcombank – Chi nhánh Phú Thọ;</w:t>
-      </w:r>
-      <w:r>
-        <w:rPr>
-          <w:sz w:val="26"/>
-          <w:szCs w:val="26"/>
-          <w:lang w:val="fr-FR"/>
-        </w:rPr>
-        <w:t/>
-      </w:r>
-      <w:r>
-        <w:rPr>
-          <w:sz w:val="26"/>
-          <w:szCs w:val="26"/>
-          <w:lang w:val="fr-FR"/>
-        </w:rPr>
-        <w:t xml:space="preserve"/>
-      </w:r>
-      <w:r>
-        <w:rPr>
-          <w:sz w:val="26"/>
-          <w:szCs w:val="26"/>
-          <w:lang w:val="fr-FR"/>
-        </w:rPr>
-        <w:t/>
-      </w:r>
-      <w:r>
-        <w:rPr>
-          <w:sz w:val="26"/>
-          <w:szCs w:val="26"/>
-          <w:lang w:val="fr-FR"/>
-        </w:rPr>
-        <w:t xml:space="preserve"/>
-      </w:r>
-      <w:r>
-        <w:rPr>
-          <w:sz w:val="26"/>
-          <w:szCs w:val="26"/>
-          <w:lang w:val="fr-FR"/>
-        </w:rPr>
-        <w:t/>
-      </w:r>
-      <w:r>
-        <w:rPr>
-          <w:sz w:val="26"/>
-          <w:szCs w:val="26"/>
-          <w:lang w:val="fr-FR"/>
-        </w:rPr>
-        <w:t xml:space="preserve"/>
-      </w:r>
-      <w:r>
-        <w:rPr>
-          <w:sz w:val="26"/>
-          <w:szCs w:val="26"/>
-          <w:lang w:val="fr-FR"/>
-        </w:rPr>
-        <w:t/>
-      </w:r>
-      <w:r>
-        <w:rPr>
-          <w:sz w:val="26"/>
-          <w:szCs w:val="26"/>
-          <w:lang w:val="fr-FR"/>
-        </w:rPr>
-        <w:t/>
-      </w:r>
-    </w:p>
-    <w:p ns2:paraId="02F933B9" ns2:textId="49DE6D7B">
+        <w:t xml:space="preserve">- </w:t>
+      </w:r>
+      <w:r>
+        <w:rPr>
+          <w:sz w:val="26"/>
+          <w:szCs w:val="26"/>
+          <w:lang w:val="fr-FR"/>
+        </w:rPr>
+        <w:t>Tài khoản:</w:t>
+      </w:r>
+      <w:r>
+        <w:rPr>
+          <w:sz w:val="26"/>
+          <w:szCs w:val="26"/>
+          <w:lang w:val="fr-FR"/>
+        </w:rPr>
+        <w:t xml:space="preserve"> </w:t>
+      </w:r>
+      <w:r>
+        <w:rPr>
+          <w:sz w:val="26"/>
+          <w:szCs w:val="26"/>
+          <w:lang w:val="fr-FR"/>
+        </w:rPr>
+        <w:t>3713.0.1017725.0000</w:t>
+      </w:r>
+      <w:r>
+        <w:rPr>
+          <w:sz w:val="26"/>
+          <w:szCs w:val="26"/>
+          <w:lang w:val="fr-FR"/>
+        </w:rPr>
+        <w:t xml:space="preserve"> ; </w:t>
+      </w:r>
+      <w:r>
+        <w:rPr>
+          <w:sz w:val="26"/>
+          <w:szCs w:val="26"/>
+          <w:lang w:val="fr-FR"/>
+        </w:rPr>
+        <w:t>3714.0.1017725.0000  mở tại Kho bạc Nhà nước Khu vực VIII</w:t>
+      </w:r>
+      <w:r>
+        <w:rPr>
+          <w:sz w:val="26"/>
+          <w:szCs w:val="26"/>
+          <w:lang w:val="fr-FR"/>
+        </w:rPr>
+        <w:t xml:space="preserve">/  </w:t>
+      </w:r>
+      <w:r>
+        <w:rPr>
+          <w:sz w:val="26"/>
+          <w:szCs w:val="26"/>
+          <w:lang w:val="fr-FR"/>
+        </w:rPr>
+        <w:t>8169 999 999 mở tại Ngân hàng Vietcombank – Chi nhánh Phú Thọ</w:t>
+      </w:r>
+      <w:r>
+        <w:rPr>
+          <w:sz w:val="26"/>
+          <w:szCs w:val="26"/>
+          <w:lang w:val="fr-FR"/>
+        </w:rPr>
+        <w:t>;</w:t>
+      </w:r>
+    </w:p>
+    <w:p>
       <w:pPr>
         <w:pStyle w:val="BodyText"/>
         <w:widowControl w:val="0"/>
@@ -1548,39 +1417,39 @@
           <w:szCs w:val="26"/>
           <w:lang w:val="fr-FR"/>
         </w:rPr>
-        <w:t xml:space="preserve">- Mã số thuế: {{MA_SO_THUE_BV}};</w:t>
-      </w:r>
-      <w:r>
-        <w:rPr>
-          <w:sz w:val="26"/>
-          <w:szCs w:val="26"/>
-          <w:lang w:val="fr-FR"/>
-        </w:rPr>
-        <w:t/>
-      </w:r>
-      <w:r>
-        <w:rPr>
-          <w:sz w:val="26"/>
-          <w:szCs w:val="26"/>
-          <w:lang w:val="fr-FR"/>
-        </w:rPr>
-        <w:t xml:space="preserve"/>
-      </w:r>
-      <w:r>
-        <w:rPr>
-          <w:sz w:val="26"/>
-          <w:szCs w:val="26"/>
-          <w:lang w:val="fr-FR"/>
-        </w:rPr>
-        <w:t/>
-      </w:r>
-      <w:r>
-        <w:rPr>
-          <w:sz w:val="26"/>
-          <w:szCs w:val="26"/>
-          <w:lang w:val="fr-FR"/>
-        </w:rPr>
-        <w:t/>
+        <w:t xml:space="preserve">- </w:t>
+      </w:r>
+      <w:r>
+        <w:rPr>
+          <w:sz w:val="26"/>
+          <w:szCs w:val="26"/>
+          <w:lang w:val="fr-FR"/>
+        </w:rPr>
+        <w:t>Mã số thuế:</w:t>
+      </w:r>
+      <w:r>
+        <w:rPr>
+          <w:sz w:val="26"/>
+          <w:szCs w:val="26"/>
+          <w:lang w:val="fr-FR"/>
+        </w:rPr>
+        <w:t xml:space="preserve"> </w:t>
+      </w:r>
+      <w:r>
+        <w:rPr>
+          <w:sz w:val="26"/>
+          <w:szCs w:val="26"/>
+          <w:lang w:val="fr-FR"/>
+        </w:rPr>
+        <w:t>2600 377 322</w:t>
+      </w:r>
+      <w:r>
+        <w:rPr>
+          <w:sz w:val="26"/>
+          <w:szCs w:val="26"/>
+          <w:lang w:val="fr-FR"/>
+        </w:rPr>
+        <w:t>;</w:t>
       </w:r>
       <w:r>
         <w:rPr>
@@ -1591,7 +1460,7 @@
         <w:tab/>
       </w:r>
     </w:p>
-    <w:p ns2:paraId="2D41E78C" ns2:textId="77777777">
+    <w:p>
       <w:pPr>
         <w:pStyle w:val="BodyText"/>
         <w:widowControl w:val="0"/>
@@ -1613,39 +1482,39 @@
           <w:szCs w:val="26"/>
           <w:lang w:val="fr-FR"/>
         </w:rPr>
-        <w:t xml:space="preserve">- Đại diện là : Ông: {{GIAM_DOC_KY}}-Chức vụ: Giám đốc Bệnh viện.</w:t>
-      </w:r>
-      <w:r>
-        <w:rPr>
-          <w:sz w:val="26"/>
-          <w:szCs w:val="26"/>
-          <w:lang w:val="fr-FR"/>
-        </w:rPr>
-        <w:t/>
-      </w:r>
-      <w:r>
-        <w:rPr>
-          <w:sz w:val="26"/>
-          <w:szCs w:val="26"/>
-          <w:lang w:val="fr-FR"/>
-        </w:rPr>
-        <w:t/>
-      </w:r>
-      <w:r>
-        <w:rPr>
-          <w:sz w:val="26"/>
-          <w:szCs w:val="26"/>
-          <w:lang w:val="fr-FR"/>
-        </w:rPr>
-        <w:t/>
-      </w:r>
-      <w:r>
-        <w:rPr>
-          <w:sz w:val="26"/>
-          <w:szCs w:val="26"/>
-          <w:lang w:val="fr-FR"/>
-        </w:rPr>
-        <w:t xml:space="preserve"/>
+        <w:t xml:space="preserve">- </w:t>
+      </w:r>
+      <w:r>
+        <w:rPr>
+          <w:sz w:val="26"/>
+          <w:szCs w:val="26"/>
+          <w:lang w:val="fr-FR"/>
+        </w:rPr>
+        <w:t>Đại diện là</w:t>
+      </w:r>
+      <w:r>
+        <w:rPr>
+          <w:sz w:val="26"/>
+          <w:szCs w:val="26"/>
+          <w:lang w:val="fr-FR"/>
+        </w:rPr>
+        <w:t> : Ô</w:t>
+      </w:r>
+      <w:r>
+        <w:rPr>
+          <w:sz w:val="26"/>
+          <w:szCs w:val="26"/>
+          <w:lang w:val="fr-FR"/>
+        </w:rPr>
+        <w:t>ng:</w:t>
+      </w:r>
+      <w:r>
+        <w:rPr>
+          <w:sz w:val="26"/>
+          <w:szCs w:val="26"/>
+          <w:lang w:val="fr-FR"/>
+        </w:rPr>
+        <w:t xml:space="preserve"> </w:t>
       </w:r>
       <w:r>
         <w:rPr>
@@ -1655,7 +1524,7 @@
           <w:szCs w:val="26"/>
           <w:lang w:val="fr-FR"/>
         </w:rPr>
-        <w:t/>
+        <w:t>Lê Đình Thanh Sơn</w:t>
       </w:r>
       <w:r>
         <w:rPr>
@@ -1664,7 +1533,7 @@
           <w:lang w:val="fr-FR"/>
         </w:rPr>
         <w:tab/>
-        <w:t/>
+        <w:t>-</w:t>
       </w:r>
       <w:r>
         <w:rPr>
@@ -1680,15 +1549,15 @@
           <w:szCs w:val="26"/>
           <w:lang w:val="fr-FR"/>
         </w:rPr>
-        <w:t/>
-      </w:r>
-      <w:r>
-        <w:rPr>
-          <w:sz w:val="26"/>
-          <w:szCs w:val="26"/>
-          <w:lang w:val="fr-FR"/>
-        </w:rPr>
-        <w:t xml:space="preserve"/>
+        <w:t>Chức vụ:</w:t>
+      </w:r>
+      <w:r>
+        <w:rPr>
+          <w:sz w:val="26"/>
+          <w:szCs w:val="26"/>
+          <w:lang w:val="fr-FR"/>
+        </w:rPr>
+        <w:t xml:space="preserve"> </w:t>
       </w:r>
       <w:r>
         <w:rPr>
@@ -1698,15 +1567,15 @@
           <w:szCs w:val="26"/>
           <w:lang w:val="fr-FR"/>
         </w:rPr>
-        <w:t/>
-      </w:r>
-      <w:r>
-        <w:rPr>
-          <w:sz w:val="26"/>
-          <w:szCs w:val="26"/>
-          <w:lang w:val="fr-FR"/>
-        </w:rPr>
-        <w:t/>
+        <w:t>Giám đốc Bệnh viện</w:t>
+      </w:r>
+      <w:r>
+        <w:rPr>
+          <w:sz w:val="26"/>
+          <w:szCs w:val="26"/>
+          <w:lang w:val="fr-FR"/>
+        </w:rPr>
+        <w:t>.</w:t>
       </w:r>
       <w:r>
         <w:rPr>
@@ -1717,7 +1586,7 @@
         <w:tab/>
       </w:r>
     </w:p>
-    <w:p ns2:paraId="545CA733" ns2:textId="77777777">
+    <w:p>
       <w:pPr>
         <w:pStyle w:val="BodyText"/>
         <w:widowControl w:val="0"/>
@@ -1752,7 +1621,7 @@
         <w:t>Nhà thầu (sau đây gọi là Bên B)</w:t>
       </w:r>
     </w:p>
-    <w:p ns2:paraId="018728FF" ns2:textId="1C487C04">
+    <w:p>
       <w:pPr>
         <w:pStyle w:val="BodyText"/>
         <w:widowControl w:val="0"/>
@@ -1775,16 +1644,16 @@
           <w:szCs w:val="26"/>
           <w:lang w:val="fr-FR"/>
         </w:rPr>
-        <w:t xml:space="preserve">- Tên nhà thầu: {{TEN_NHA_THAU}};</w:t>
-      </w:r>
-      <w:r>
-        <w:rPr>
-          <w:color w:val="FF0000"/>
-          <w:sz w:val="26"/>
-          <w:szCs w:val="26"/>
-          <w:lang w:val="fr-FR"/>
-        </w:rPr>
-        <w:t/>
+        <w:t xml:space="preserve">- </w:t>
+      </w:r>
+      <w:r>
+        <w:rPr>
+          <w:color w:val="FF0000"/>
+          <w:sz w:val="26"/>
+          <w:szCs w:val="26"/>
+          <w:lang w:val="fr-FR"/>
+        </w:rPr>
+        <w:t>Tên nhà thầu</w:t>
       </w:r>
       <w:r>
         <w:rPr>
@@ -1794,32 +1663,32 @@
           <w:szCs w:val="26"/>
           <w:lang w:val="fr-FR"/>
         </w:rPr>
-        <w:t/>
-      </w:r>
-      <w:r>
-        <w:rPr>
-          <w:color w:val="FF0000"/>
-          <w:sz w:val="26"/>
-          <w:szCs w:val="26"/>
-          <w:lang w:val="fr-FR"/>
-        </w:rPr>
-        <w:t xml:space="preserve"/>
-      </w:r>
-      <w:r>
-        <w:rPr>
-          <w:color w:val="FF0000"/>
-          <w:sz w:val="26"/>
-          <w:szCs w:val="26"/>
-        </w:rPr>
-        <w:t/>
-      </w:r>
-      <w:r>
-        <w:rPr>
-          <w:color w:val="FF0000"/>
-          <w:sz w:val="26"/>
-          <w:szCs w:val="26"/>
-        </w:rPr>
-        <w:t/>
+        <w:t>:</w:t>
+      </w:r>
+      <w:r>
+        <w:rPr>
+          <w:color w:val="FF0000"/>
+          <w:sz w:val="26"/>
+          <w:szCs w:val="26"/>
+          <w:lang w:val="fr-FR"/>
+        </w:rPr>
+        <w:t xml:space="preserve"> </w:t>
+      </w:r>
+      <w:r>
+        <w:rPr>
+          <w:color w:val="FF0000"/>
+          <w:sz w:val="26"/>
+          <w:szCs w:val="26"/>
+        </w:rPr>
+        <w:t>___________</w:t>
+      </w:r>
+      <w:r>
+        <w:rPr>
+          <w:color w:val="FF0000"/>
+          <w:sz w:val="26"/>
+          <w:szCs w:val="26"/>
+        </w:rPr>
+        <w:t>;</w:t>
       </w:r>
       <w:r>
         <w:rPr>
@@ -1831,7 +1700,7 @@
         <w:tab/>
       </w:r>
     </w:p>
-    <w:p ns2:paraId="393C6D78" ns2:textId="7587F0FA">
+    <w:p>
       <w:pPr>
         <w:pStyle w:val="BodyText"/>
         <w:widowControl w:val="0"/>
@@ -1854,34 +1723,34 @@
           <w:szCs w:val="26"/>
           <w:lang w:val="fr-FR"/>
         </w:rPr>
-        <w:t xml:space="preserve">- Địa chỉ: {{DIA_CHI_NHA_THAU}};</w:t>
-      </w:r>
-      <w:r>
-        <w:rPr>
-          <w:color w:val="FF0000"/>
-          <w:sz w:val="26"/>
-          <w:szCs w:val="26"/>
-          <w:lang w:val="fr-FR"/>
-        </w:rPr>
-        <w:t/>
-      </w:r>
-      <w:r>
-        <w:rPr>
-          <w:color w:val="FF0000"/>
-          <w:sz w:val="26"/>
-          <w:szCs w:val="26"/>
-          <w:lang w:val="fr-FR"/>
-        </w:rPr>
-        <w:t xml:space="preserve"/>
-      </w:r>
-      <w:r>
-        <w:rPr>
-          <w:color w:val="FF0000"/>
-          <w:sz w:val="26"/>
-          <w:szCs w:val="26"/>
-          <w:lang w:val="fr-FR"/>
-        </w:rPr>
-        <w:t/>
+        <w:t xml:space="preserve">- </w:t>
+      </w:r>
+      <w:r>
+        <w:rPr>
+          <w:color w:val="FF0000"/>
+          <w:sz w:val="26"/>
+          <w:szCs w:val="26"/>
+          <w:lang w:val="fr-FR"/>
+        </w:rPr>
+        <w:t>Địa chỉ:</w:t>
+      </w:r>
+      <w:r>
+        <w:rPr>
+          <w:color w:val="FF0000"/>
+          <w:sz w:val="26"/>
+          <w:szCs w:val="26"/>
+          <w:lang w:val="fr-FR"/>
+        </w:rPr>
+        <w:t xml:space="preserve"> </w:t>
+      </w:r>
+      <w:r>
+        <w:rPr>
+          <w:color w:val="FF0000"/>
+          <w:sz w:val="26"/>
+          <w:szCs w:val="26"/>
+          <w:lang w:val="fr-FR"/>
+        </w:rPr>
+        <w:t>________________</w:t>
       </w:r>
       <w:r>
         <w:rPr>
@@ -1890,7 +1759,7 @@
           <w:sz w:val="26"/>
           <w:szCs w:val="26"/>
         </w:rPr>
-        <w:t/>
+        <w:t>;</w:t>
       </w:r>
       <w:r>
         <w:rPr>
@@ -1902,7 +1771,7 @@
         <w:tab/>
       </w:r>
     </w:p>
-    <w:p ns2:paraId="661EF4E2" ns2:textId="4BD496CB">
+    <w:p>
       <w:pPr>
         <w:pStyle w:val="BodyText"/>
         <w:widowControl w:val="0"/>
@@ -1924,43 +1793,43 @@
           <w:szCs w:val="26"/>
           <w:lang w:val="fr-FR"/>
         </w:rPr>
-        <w:t xml:space="preserve">- Điện thoại: {{DIENTHOAI_NHA_THAU}};</w:t>
-      </w:r>
-      <w:r>
-        <w:rPr>
-          <w:color w:val="FF0000"/>
-          <w:sz w:val="26"/>
-          <w:szCs w:val="26"/>
-          <w:lang w:val="fr-FR"/>
-        </w:rPr>
-        <w:t/>
-      </w:r>
-      <w:r>
-        <w:rPr>
-          <w:color w:val="FF0000"/>
-          <w:sz w:val="26"/>
-          <w:szCs w:val="26"/>
-          <w:lang w:val="fr-FR"/>
-        </w:rPr>
-        <w:t xml:space="preserve"/>
-      </w:r>
-      <w:r>
-        <w:rPr>
-          <w:color w:val="FF0000"/>
-          <w:sz w:val="26"/>
-          <w:szCs w:val="26"/>
-          <w:lang w:val="fr-FR"/>
-        </w:rPr>
-        <w:t/>
-      </w:r>
-      <w:r>
-        <w:rPr>
-          <w:color w:val="FF0000"/>
-          <w:sz w:val="26"/>
-          <w:szCs w:val="26"/>
-          <w:lang w:val="fr-FR"/>
-        </w:rPr>
-        <w:t/>
+        <w:t xml:space="preserve">- </w:t>
+      </w:r>
+      <w:r>
+        <w:rPr>
+          <w:color w:val="FF0000"/>
+          <w:sz w:val="26"/>
+          <w:szCs w:val="26"/>
+          <w:lang w:val="fr-FR"/>
+        </w:rPr>
+        <w:t>Điện thoại:</w:t>
+      </w:r>
+      <w:r>
+        <w:rPr>
+          <w:color w:val="FF0000"/>
+          <w:sz w:val="26"/>
+          <w:szCs w:val="26"/>
+          <w:lang w:val="fr-FR"/>
+        </w:rPr>
+        <w:t xml:space="preserve"> </w:t>
+      </w:r>
+      <w:r>
+        <w:rPr>
+          <w:color w:val="FF0000"/>
+          <w:sz w:val="26"/>
+          <w:szCs w:val="26"/>
+          <w:lang w:val="fr-FR"/>
+        </w:rPr>
+        <w:t>______________</w:t>
+      </w:r>
+      <w:r>
+        <w:rPr>
+          <w:color w:val="FF0000"/>
+          <w:sz w:val="26"/>
+          <w:szCs w:val="26"/>
+          <w:lang w:val="fr-FR"/>
+        </w:rPr>
+        <w:t>;</w:t>
       </w:r>
       <w:r>
         <w:rPr>
@@ -1971,7 +1840,7 @@
         <w:tab/>
       </w:r>
     </w:p>
-    <w:p ns2:paraId="4CA57DCF" ns2:textId="1D54306A">
+    <w:p>
       <w:pPr>
         <w:pStyle w:val="BodyText"/>
         <w:widowControl w:val="0"/>
@@ -1994,25 +1863,25 @@
           <w:szCs w:val="26"/>
           <w:lang w:val="fr-FR"/>
         </w:rPr>
-        <w:t xml:space="preserve">- Tài khoản: {{TK_NHA_THAU}} mở tại Ngân hàng _____ – Chi nhánh __ ; (Mã ngân hàng : ____) ;</w:t>
-      </w:r>
-      <w:r>
-        <w:rPr>
-          <w:color w:val="FF0000"/>
-          <w:sz w:val="26"/>
-          <w:szCs w:val="26"/>
-          <w:lang w:val="fr-FR"/>
-        </w:rPr>
-        <w:t/>
-      </w:r>
-      <w:r>
-        <w:rPr>
-          <w:color w:val="FF0000"/>
-          <w:sz w:val="26"/>
-          <w:szCs w:val="26"/>
-          <w:lang w:val="fr-FR"/>
-        </w:rPr>
-        <w:t xml:space="preserve"/>
+        <w:t xml:space="preserve">- </w:t>
+      </w:r>
+      <w:r>
+        <w:rPr>
+          <w:color w:val="FF0000"/>
+          <w:sz w:val="26"/>
+          <w:szCs w:val="26"/>
+          <w:lang w:val="fr-FR"/>
+        </w:rPr>
+        <w:t>Tài khoản:</w:t>
+      </w:r>
+      <w:r>
+        <w:rPr>
+          <w:color w:val="FF0000"/>
+          <w:sz w:val="26"/>
+          <w:szCs w:val="26"/>
+          <w:lang w:val="fr-FR"/>
+        </w:rPr>
+        <w:t xml:space="preserve"> </w:t>
       </w:r>
       <w:bookmarkStart w:id="0" w:name="_Hlk219790400"/>
       <w:r>
@@ -2022,70 +1891,70 @@
           <w:szCs w:val="26"/>
           <w:lang w:val="fr-FR"/>
         </w:rPr>
-        <w:t/>
-      </w:r>
-      <w:r>
-        <w:rPr>
-          <w:color w:val="FF0000"/>
-          <w:sz w:val="26"/>
-          <w:szCs w:val="26"/>
-          <w:lang w:val="fr-FR"/>
-        </w:rPr>
-        <w:t xml:space="preserve"/>
-      </w:r>
-      <w:r>
-        <w:rPr>
-          <w:color w:val="FF0000"/>
-          <w:sz w:val="26"/>
-          <w:szCs w:val="26"/>
-          <w:lang w:val="fr-FR"/>
-        </w:rPr>
-        <w:t xml:space="preserve"/>
-      </w:r>
-      <w:r>
-        <w:rPr>
-          <w:color w:val="FF0000"/>
-          <w:sz w:val="26"/>
-          <w:szCs w:val="26"/>
-          <w:lang w:val="fr-FR"/>
-        </w:rPr>
-        <w:t xml:space="preserve"/>
-      </w:r>
-      <w:r>
-        <w:rPr>
-          <w:color w:val="FF0000"/>
-          <w:sz w:val="26"/>
-          <w:szCs w:val="26"/>
-          <w:lang w:val="fr-FR"/>
-        </w:rPr>
-        <w:t/>
-      </w:r>
-      <w:r>
-        <w:rPr>
-          <w:color w:val="FF0000"/>
-          <w:sz w:val="26"/>
-          <w:szCs w:val="26"/>
-          <w:lang w:val="fr-FR"/>
-        </w:rPr>
-        <w:t xml:space="preserve"/>
-      </w:r>
-      <w:r>
-        <w:rPr>
-          <w:color w:val="FF0000"/>
-          <w:sz w:val="26"/>
-          <w:szCs w:val="26"/>
-          <w:lang w:val="fr-FR"/>
-        </w:rPr>
-        <w:t/>
-      </w:r>
-      <w:r>
-        <w:rPr>
-          <w:color w:val="FF0000"/>
-          <w:sz w:val="26"/>
-          <w:szCs w:val="26"/>
-          <w:lang w:val="fr-FR"/>
-        </w:rPr>
-        <w:t xml:space="preserve"/>
+        <w:t>____</w:t>
+      </w:r>
+      <w:r>
+        <w:rPr>
+          <w:color w:val="FF0000"/>
+          <w:sz w:val="26"/>
+          <w:szCs w:val="26"/>
+          <w:lang w:val="fr-FR"/>
+        </w:rPr>
+        <w:t xml:space="preserve"> </w:t>
+      </w:r>
+      <w:r>
+        <w:rPr>
+          <w:color w:val="FF0000"/>
+          <w:sz w:val="26"/>
+          <w:szCs w:val="26"/>
+          <w:lang w:val="fr-FR"/>
+        </w:rPr>
+        <w:t xml:space="preserve">mở </w:t>
+      </w:r>
+      <w:r>
+        <w:rPr>
+          <w:color w:val="FF0000"/>
+          <w:sz w:val="26"/>
+          <w:szCs w:val="26"/>
+          <w:lang w:val="fr-FR"/>
+        </w:rPr>
+        <w:t xml:space="preserve">tại Ngân hàng </w:t>
+      </w:r>
+      <w:r>
+        <w:rPr>
+          <w:color w:val="FF0000"/>
+          <w:sz w:val="26"/>
+          <w:szCs w:val="26"/>
+          <w:lang w:val="fr-FR"/>
+        </w:rPr>
+        <w:t>_____</w:t>
+      </w:r>
+      <w:r>
+        <w:rPr>
+          <w:color w:val="FF0000"/>
+          <w:sz w:val="26"/>
+          <w:szCs w:val="26"/>
+          <w:lang w:val="fr-FR"/>
+        </w:rPr>
+        <w:t xml:space="preserve"> – </w:t>
+      </w:r>
+      <w:r>
+        <w:rPr>
+          <w:color w:val="FF0000"/>
+          <w:sz w:val="26"/>
+          <w:szCs w:val="26"/>
+          <w:lang w:val="fr-FR"/>
+        </w:rPr>
+        <w:t>Chi nhánh</w:t>
+      </w:r>
+      <w:r>
+        <w:rPr>
+          <w:color w:val="FF0000"/>
+          <w:sz w:val="26"/>
+          <w:szCs w:val="26"/>
+          <w:lang w:val="fr-FR"/>
+        </w:rPr>
+        <w:t xml:space="preserve"> </w:t>
       </w:r>
       <w:bookmarkEnd w:id="0"/>
       <w:r>
@@ -2095,28 +1964,28 @@
           <w:szCs w:val="26"/>
           <w:lang w:val="fr-FR"/>
         </w:rPr>
-        <w:t/>
-      </w:r>
-      <w:r>
-        <w:rPr>
-          <w:color w:val="FF0000"/>
-          <w:sz w:val="26"/>
-          <w:szCs w:val="26"/>
-          <w:lang w:val="fr-FR"/>
-        </w:rPr>
-        <w:t xml:space="preserve"/>
-      </w:r>
-      <w:r>
-        <w:rPr>
-          <w:color w:val="FF0000"/>
-          <w:sz w:val="26"/>
-          <w:szCs w:val="26"/>
-          <w:lang w:val="fr-FR"/>
-        </w:rPr>
-        <w:t/>
-      </w:r>
-    </w:p>
-    <w:p ns2:paraId="03D843C5" ns2:textId="223EB059">
+        <w:t>__</w:t>
+      </w:r>
+      <w:r>
+        <w:rPr>
+          <w:color w:val="FF0000"/>
+          <w:sz w:val="26"/>
+          <w:szCs w:val="26"/>
+          <w:lang w:val="fr-FR"/>
+        </w:rPr>
+        <w:t xml:space="preserve"> ; </w:t>
+      </w:r>
+      <w:r>
+        <w:rPr>
+          <w:color w:val="FF0000"/>
+          <w:sz w:val="26"/>
+          <w:szCs w:val="26"/>
+          <w:lang w:val="fr-FR"/>
+        </w:rPr>
+        <w:t>(Mã ngân hàng : ____) ;</w:t>
+      </w:r>
+    </w:p>
+    <w:p>
       <w:pPr>
         <w:pStyle w:val="BodyText"/>
         <w:widowControl w:val="0"/>
@@ -2139,25 +2008,25 @@
           <w:lang w:val="fr-FR"/>
         </w:rPr>
         <w:lastRenderedPageBreak/>
-        <w:t xml:space="preserve">- Mã số thuế: {{MA_SO_THUE_NCC}}; </w:t>
-      </w:r>
-      <w:r>
-        <w:rPr>
-          <w:color w:val="FF0000"/>
-          <w:sz w:val="26"/>
-          <w:szCs w:val="26"/>
-          <w:lang w:val="fr-FR"/>
-        </w:rPr>
-        <w:t/>
-      </w:r>
-      <w:r>
-        <w:rPr>
-          <w:color w:val="FF0000"/>
-          <w:sz w:val="26"/>
-          <w:szCs w:val="26"/>
-          <w:lang w:val="fr-FR"/>
-        </w:rPr>
-        <w:t xml:space="preserve"/>
+        <w:t xml:space="preserve">- </w:t>
+      </w:r>
+      <w:r>
+        <w:rPr>
+          <w:color w:val="FF0000"/>
+          <w:sz w:val="26"/>
+          <w:szCs w:val="26"/>
+          <w:lang w:val="fr-FR"/>
+        </w:rPr>
+        <w:t>Mã số thuế:</w:t>
+      </w:r>
+      <w:r>
+        <w:rPr>
+          <w:color w:val="FF0000"/>
+          <w:sz w:val="26"/>
+          <w:szCs w:val="26"/>
+          <w:lang w:val="fr-FR"/>
+        </w:rPr>
+        <w:t xml:space="preserve"> </w:t>
       </w:r>
       <w:bookmarkStart w:id="1" w:name="_Hlk219626480"/>
       <w:r>
@@ -2168,7 +2037,7 @@
           <w:szCs w:val="26"/>
           <w:lang w:val="nl-NL"/>
         </w:rPr>
-        <w:t/>
+        <w:t>_____________</w:t>
       </w:r>
       <w:r>
         <w:rPr>
@@ -2178,7 +2047,7 @@
           <w:szCs w:val="26"/>
           <w:lang w:val="nl-NL"/>
         </w:rPr>
-        <w:t/>
+        <w:t>;</w:t>
       </w:r>
       <w:r>
         <w:rPr>
@@ -2188,7 +2057,7 @@
           <w:szCs w:val="26"/>
           <w:lang w:val="nl-NL"/>
         </w:rPr>
-        <w:t xml:space="preserve"/>
+        <w:t xml:space="preserve"> </w:t>
       </w:r>
       <w:bookmarkEnd w:id="1"/>
       <w:r>
@@ -2200,7 +2069,7 @@
         <w:tab/>
       </w:r>
     </w:p>
-    <w:p ns2:paraId="1AACA0AE" ns2:textId="04EF226D">
+    <w:p>
       <w:pPr>
         <w:pStyle w:val="BodyText"/>
         <w:widowControl w:val="0"/>
@@ -2224,61 +2093,61 @@
           <w:szCs w:val="26"/>
           <w:lang w:val="fr-FR"/>
         </w:rPr>
-        <w:t xml:space="preserve">- Đại diện là Ông/ Bà: {{NGUOI_DAI_DIEN_NCC}}-Chức vụ: ____________.</w:t>
-      </w:r>
-      <w:r>
-        <w:rPr>
-          <w:color w:val="FF0000"/>
-          <w:sz w:val="26"/>
-          <w:szCs w:val="26"/>
-          <w:lang w:val="fr-FR"/>
-        </w:rPr>
-        <w:t xml:space="preserve"/>
-      </w:r>
-      <w:r>
-        <w:rPr>
-          <w:color w:val="FF0000"/>
-          <w:sz w:val="26"/>
-          <w:szCs w:val="26"/>
-          <w:lang w:val="fr-FR"/>
-        </w:rPr>
-        <w:t/>
-      </w:r>
-      <w:r>
-        <w:rPr>
-          <w:color w:val="FF0000"/>
-          <w:sz w:val="26"/>
-          <w:szCs w:val="26"/>
-          <w:lang w:val="fr-FR"/>
-        </w:rPr>
-        <w:t/>
-      </w:r>
-      <w:r>
-        <w:rPr>
-          <w:color w:val="FF0000"/>
-          <w:sz w:val="26"/>
-          <w:szCs w:val="26"/>
-          <w:lang w:val="fr-FR"/>
-        </w:rPr>
-        <w:t/>
-      </w:r>
-      <w:r>
-        <w:rPr>
-          <w:color w:val="FF0000"/>
-          <w:sz w:val="26"/>
-          <w:szCs w:val="26"/>
-          <w:lang w:val="fr-FR"/>
-        </w:rPr>
-        <w:t/>
-      </w:r>
-      <w:r>
-        <w:rPr>
-          <w:color w:val="FF0000"/>
-          <w:sz w:val="26"/>
-          <w:szCs w:val="26"/>
-          <w:lang w:val="fr-FR"/>
-        </w:rPr>
-        <w:t xml:space="preserve"/>
+        <w:t xml:space="preserve">- </w:t>
+      </w:r>
+      <w:r>
+        <w:rPr>
+          <w:color w:val="FF0000"/>
+          <w:sz w:val="26"/>
+          <w:szCs w:val="26"/>
+          <w:lang w:val="fr-FR"/>
+        </w:rPr>
+        <w:t xml:space="preserve">Đại diện là </w:t>
+      </w:r>
+      <w:r>
+        <w:rPr>
+          <w:color w:val="FF0000"/>
+          <w:sz w:val="26"/>
+          <w:szCs w:val="26"/>
+          <w:lang w:val="fr-FR"/>
+        </w:rPr>
+        <w:t>Ô</w:t>
+      </w:r>
+      <w:r>
+        <w:rPr>
+          <w:color w:val="FF0000"/>
+          <w:sz w:val="26"/>
+          <w:szCs w:val="26"/>
+          <w:lang w:val="fr-FR"/>
+        </w:rPr>
+        <w:t>ng</w:t>
+      </w:r>
+      <w:r>
+        <w:rPr>
+          <w:color w:val="FF0000"/>
+          <w:sz w:val="26"/>
+          <w:szCs w:val="26"/>
+          <w:lang w:val="fr-FR"/>
+        </w:rPr>
+        <w:t>/ Bà</w:t>
+      </w:r>
+      <w:r>
+        <w:rPr>
+          <w:color w:val="FF0000"/>
+          <w:sz w:val="26"/>
+          <w:szCs w:val="26"/>
+          <w:lang w:val="fr-FR"/>
+        </w:rPr>
+        <w:t>:</w:t>
+      </w:r>
+      <w:r>
+        <w:rPr>
+          <w:color w:val="FF0000"/>
+          <w:sz w:val="26"/>
+          <w:szCs w:val="26"/>
+          <w:lang w:val="fr-FR"/>
+        </w:rPr>
+        <w:t xml:space="preserve"> </w:t>
       </w:r>
       <w:r>
         <w:rPr>
@@ -2289,7 +2158,7 @@
           <w:szCs w:val="26"/>
           <w:lang w:val="fr-FR"/>
         </w:rPr>
-        <w:t/>
+        <w:t>___________</w:t>
       </w:r>
       <w:r>
         <w:rPr>
@@ -2299,7 +2168,7 @@
           <w:lang w:val="fr-FR"/>
         </w:rPr>
         <w:tab/>
-        <w:t/>
+        <w:t>-</w:t>
       </w:r>
       <w:r>
         <w:rPr>
@@ -2317,16 +2186,16 @@
           <w:szCs w:val="26"/>
           <w:lang w:val="fr-FR"/>
         </w:rPr>
-        <w:t/>
-      </w:r>
-      <w:r>
-        <w:rPr>
-          <w:color w:val="FF0000"/>
-          <w:sz w:val="26"/>
-          <w:szCs w:val="26"/>
-          <w:lang w:val="fr-FR"/>
-        </w:rPr>
-        <w:t xml:space="preserve"/>
+        <w:t>Chức vụ:</w:t>
+      </w:r>
+      <w:r>
+        <w:rPr>
+          <w:color w:val="FF0000"/>
+          <w:sz w:val="26"/>
+          <w:szCs w:val="26"/>
+          <w:lang w:val="fr-FR"/>
+        </w:rPr>
+        <w:t xml:space="preserve"> </w:t>
       </w:r>
       <w:r>
         <w:rPr>
@@ -2337,7 +2206,7 @@
           <w:szCs w:val="26"/>
           <w:lang w:val="fr-FR"/>
         </w:rPr>
-        <w:t/>
+        <w:t>____________</w:t>
       </w:r>
       <w:r>
         <w:rPr>
@@ -2348,10 +2217,10 @@
           <w:szCs w:val="26"/>
           <w:lang w:val="fr-FR"/>
         </w:rPr>
-        <w:t/>
-      </w:r>
-    </w:p>
-    <w:p ns2:paraId="0852FC5E" ns2:textId="77777777">
+        <w:t>.</w:t>
+      </w:r>
+    </w:p>
+    <w:p>
       <w:pPr>
         <w:pStyle w:val="BodyText"/>
         <w:widowControl w:val="0"/>
@@ -2370,7 +2239,7 @@
         </w:rPr>
       </w:pPr>
     </w:p>
-    <w:p ns2:paraId="6B9CEAF5" ns2:textId="6D9500F7">
+    <w:p>
       <w:pPr>
         <w:pStyle w:val="BodyText"/>
         <w:widowControl w:val="0"/>
@@ -2400,7 +2269,7 @@
         <w:t>III. NỘI DUNG HỢP ĐỒNG:</w:t>
       </w:r>
     </w:p>
-    <w:p ns2:paraId="7DEE983C" ns2:textId="77777777">
+    <w:p>
       <w:pPr>
         <w:pStyle w:val="BodyText"/>
         <w:widowControl w:val="0"/>
@@ -2444,7 +2313,7 @@
         <w:t xml:space="preserve"> với các nội dung sau:</w:t>
       </w:r>
     </w:p>
-    <w:p ns2:paraId="455330E7" ns2:textId="77777777">
+    <w:p>
       <w:pPr>
         <w:pStyle w:val="BodyText"/>
         <w:widowControl w:val="0"/>
@@ -2470,7 +2339,7 @@
         <w:t>Điều 1. Đối tượng hợp đồng</w:t>
       </w:r>
     </w:p>
-    <w:p ns2:paraId="2387F88B" ns2:textId="55D6EC04">
+    <w:p>
       <w:pPr>
         <w:pStyle w:val="BodyText"/>
         <w:widowControl w:val="0"/>
@@ -2532,7 +2401,7 @@
         <w:t xml:space="preserve"> </w:t>
       </w:r>
     </w:p>
-    <w:p ns2:paraId="3256B22E" ns2:textId="5C61D435">
+    <w:p>
       <w:pPr>
         <w:pStyle w:val="BodyText"/>
         <w:widowControl w:val="0"/>
@@ -2580,7 +2449,7 @@
         <w:t>)</w:t>
       </w:r>
     </w:p>
-    <w:p ns2:paraId="42FE65B4" ns2:textId="77777777">
+    <w:p>
       <w:pPr>
         <w:pStyle w:val="BodyText"/>
         <w:widowControl w:val="0"/>
@@ -2606,7 +2475,7 @@
         <w:t>Điều 2. Thành phần hợp đồng</w:t>
       </w:r>
     </w:p>
-    <w:p ns2:paraId="34907FCF" ns2:textId="77777777">
+    <w:p>
       <w:pPr>
         <w:pStyle w:val="BodyText"/>
         <w:widowControl w:val="0"/>
@@ -2630,7 +2499,7 @@
         <w:t>Thành phần hợp đồng và thứ tự ưu tiên pháp lý như sau:</w:t>
       </w:r>
     </w:p>
-    <w:p ns2:paraId="268404BD" ns2:textId="77777777">
+    <w:p>
       <w:pPr>
         <w:pStyle w:val="BodyText"/>
         <w:widowControl w:val="0"/>
@@ -2654,7 +2523,7 @@
         <w:t>1. Văn bản hợp đồng;</w:t>
       </w:r>
     </w:p>
-    <w:p ns2:paraId="31B686A6" ns2:textId="77777777">
+    <w:p>
       <w:pPr>
         <w:pStyle w:val="BodyText"/>
         <w:widowControl w:val="0"/>
@@ -2678,7 +2547,7 @@
         <w:t>2. Biên bản hoàn thiện hợp đồng;</w:t>
       </w:r>
     </w:p>
-    <w:p ns2:paraId="42586CCA" ns2:textId="775106CE">
+    <w:p>
       <w:pPr>
         <w:pStyle w:val="BodyText"/>
         <w:widowControl w:val="0"/>
@@ -2718,7 +2587,7 @@
         <w:t>;</w:t>
       </w:r>
     </w:p>
-    <w:p ns2:paraId="55525D18" ns2:textId="77777777">
+    <w:p>
       <w:pPr>
         <w:pStyle w:val="BodyText"/>
         <w:widowControl w:val="0"/>
@@ -2750,7 +2619,7 @@
         <w:t xml:space="preserve">. Các tài liệu kèm theo khác (nếu có). </w:t>
       </w:r>
     </w:p>
-    <w:p ns2:paraId="53CA4825" ns2:textId="77777777">
+    <w:p>
       <w:pPr>
         <w:pStyle w:val="BodyText"/>
         <w:widowControl w:val="0"/>
@@ -2776,7 +2645,7 @@
         <w:t>Điều 3. Trách nhiệm của Bên A</w:t>
       </w:r>
     </w:p>
-    <w:p ns2:paraId="123E98E6" ns2:textId="77777777">
+    <w:p>
       <w:pPr>
         <w:pStyle w:val="BodyText"/>
         <w:widowControl w:val="0"/>
@@ -2800,7 +2669,7 @@
         <w:t>Bên A cam kết thanh toán cho Bên B theo giá hợp đồng và phương thức thanh toán nêu tại Điều 5 của hợp đồng này cũng như thực hiện đầy đủ nghĩa vụ và trách nhiệm khác được quy định trong hợp đồng.</w:t>
       </w:r>
     </w:p>
-    <w:p ns2:paraId="067C60C9" ns2:textId="77777777">
+    <w:p>
       <w:pPr>
         <w:pStyle w:val="BodyText"/>
         <w:widowControl w:val="0"/>
@@ -2826,7 +2695,7 @@
         <w:t>Điều 4. Trách nhiệm của Bên B</w:t>
       </w:r>
     </w:p>
-    <w:p ns2:paraId="6C99BF75" ns2:textId="77777777">
+    <w:p>
       <w:pPr>
         <w:pStyle w:val="BodyText"/>
         <w:widowControl w:val="0"/>
@@ -2863,7 +2732,7 @@
         <w:t xml:space="preserve"> như nêu tại Điều 1 của hợp đồng này, đồng thời cam kết thực hiện đầy đủ các nghĩa vụ và trách nhiệm được nêu trong hợp đồng.</w:t>
       </w:r>
     </w:p>
-    <w:p ns2:paraId="6152CD6F" ns2:textId="128CA8B8">
+    <w:p>
       <w:pPr>
         <w:pStyle w:val="BodyText"/>
         <w:widowControl w:val="0"/>
@@ -2907,7 +2776,7 @@
         <w:t xml:space="preserve"> hợp đồng và phương thức thanh toán</w:t>
       </w:r>
     </w:p>
-    <w:p ns2:paraId="55E30307" ns2:textId="76136FDF">
+    <w:p>
       <w:pPr>
         <w:pStyle w:val="BodyText"/>
         <w:spacing w:before="20" w:after="20" w:line="288" w:lineRule="auto"/>
@@ -2929,7 +2798,7 @@
           <w:szCs w:val="26"/>
           <w:lang w:val="fr-FR"/>
         </w:rPr>
-        <w:t xml:space="preserve">1. Giá trị hợp đồng: {{GIA_TRI_HD}} đồng (Bằng chữ: {{GIA_TRI_CHU}}./.)</w:t>
+        <w:t>1. Giá</w:t>
       </w:r>
       <w:r>
         <w:rPr>
@@ -2939,7 +2808,7 @@
           <w:szCs w:val="26"/>
           <w:lang w:val="fr-FR"/>
         </w:rPr>
-        <w:t xml:space="preserve"/>
+        <w:t xml:space="preserve"> trị</w:t>
       </w:r>
       <w:r>
         <w:rPr>
@@ -2949,7 +2818,7 @@
           <w:szCs w:val="26"/>
           <w:lang w:val="fr-FR"/>
         </w:rPr>
-        <w:t xml:space="preserve"/>
+        <w:t xml:space="preserve"> hợp đồng: </w:t>
       </w:r>
       <w:r>
         <w:rPr>
@@ -2961,7 +2830,7 @@
           <w:szCs w:val="26"/>
           <w:lang w:val="fr-FR"/>
         </w:rPr>
-        <w:t/>
+        <w:t>_________</w:t>
       </w:r>
       <w:r>
         <w:rPr>
@@ -2973,7 +2842,7 @@
           <w:szCs w:val="26"/>
           <w:lang w:val="fr-FR"/>
         </w:rPr>
-        <w:t xml:space="preserve"/>
+        <w:t xml:space="preserve"> đồng</w:t>
       </w:r>
       <w:r>
         <w:rPr>
@@ -2985,40 +2854,40 @@
           <w:szCs w:val="26"/>
           <w:lang w:val="fr-FR"/>
         </w:rPr>
-        <w:t xml:space="preserve"/>
-      </w:r>
-      <w:r>
-        <w:rPr>
-          <w:i/>
-          <w:color w:val="FF0000"/>
-          <w:sz w:val="26"/>
-          <w:szCs w:val="26"/>
-          <w:lang w:val="fr-FR"/>
-        </w:rPr>
-        <w:t xml:space="preserve"/>
-      </w:r>
-      <w:r>
-        <w:rPr>
-          <w:i/>
-          <w:color w:val="FF0000"/>
-          <w:sz w:val="26"/>
-          <w:szCs w:val="26"/>
-          <w:lang w:val="fr-FR"/>
-        </w:rPr>
-        <w:t/>
-      </w:r>
-      <w:r>
-        <w:rPr>
-          <w:i/>
-          <w:color w:val="FF0000"/>
-          <w:sz w:val="26"/>
-          <w:szCs w:val="26"/>
-          <w:lang w:val="fr-FR"/>
-        </w:rPr>
-        <w:t/>
-      </w:r>
-    </w:p>
-    <w:p ns2:paraId="79D7944B" ns2:textId="77777777">
+        <w:t xml:space="preserve">  </w:t>
+      </w:r>
+      <w:r>
+        <w:rPr>
+          <w:i/>
+          <w:color w:val="FF0000"/>
+          <w:sz w:val="26"/>
+          <w:szCs w:val="26"/>
+          <w:lang w:val="fr-FR"/>
+        </w:rPr>
+        <w:t xml:space="preserve">(Bằng chữ: </w:t>
+      </w:r>
+      <w:r>
+        <w:rPr>
+          <w:i/>
+          <w:color w:val="FF0000"/>
+          <w:sz w:val="26"/>
+          <w:szCs w:val="26"/>
+          <w:lang w:val="fr-FR"/>
+        </w:rPr>
+        <w:t>__________</w:t>
+      </w:r>
+      <w:r>
+        <w:rPr>
+          <w:i/>
+          <w:color w:val="FF0000"/>
+          <w:sz w:val="26"/>
+          <w:szCs w:val="26"/>
+          <w:lang w:val="fr-FR"/>
+        </w:rPr>
+        <w:t>./.)</w:t>
+      </w:r>
+    </w:p>
+    <w:p>
       <w:pPr>
         <w:spacing w:before="20" w:after="20" w:line="288" w:lineRule="auto"/>
         <w:ind w:firstLine="709"/>
@@ -3055,7 +2924,7 @@
         <w:t xml:space="preserve">Giá trị hợp đồng chi tiết theo phụ lục đính kèm) </w:t>
       </w:r>
     </w:p>
-    <w:p ns2:paraId="58E2E244" ns2:textId="1213FEB1">
+    <w:p>
       <w:pPr>
         <w:pStyle w:val="BodyText"/>
         <w:widowControl w:val="0"/>
@@ -3100,7 +2969,7 @@
       </w:r>
       <w:bookmarkEnd w:id="2"/>
     </w:p>
-    <w:p ns2:paraId="4874FF98" ns2:textId="27C8AEB3">
+    <w:p>
       <w:pPr>
         <w:pStyle w:val="BodyText"/>
         <w:widowControl w:val="0"/>
@@ -3128,7 +2997,7 @@
         <w:t>2. Phương thức thanh toán</w:t>
       </w:r>
     </w:p>
-    <w:p ns2:paraId="4B7E58BD" ns2:textId="77777777">
+    <w:p>
       <w:pPr>
         <w:shd w:val="clear" w:color="auto" w:fill="FFFFFF"/>
         <w:tabs>
@@ -3175,7 +3044,7 @@
         <w:t>.</w:t>
       </w:r>
     </w:p>
-    <w:p ns2:paraId="491F2CE4" ns2:textId="77777777">
+    <w:p>
       <w:pPr>
         <w:shd w:val="clear" w:color="auto" w:fill="FFFFFF"/>
         <w:tabs>
@@ -3253,7 +3122,7 @@
         <w:t>hóa đơn tài chính hợp lệ của bên B.</w:t>
       </w:r>
     </w:p>
-    <w:p ns2:paraId="36FBE1DB" ns2:textId="3874B32A">
+    <w:p>
       <w:pPr>
         <w:pStyle w:val="BodyText"/>
         <w:widowControl w:val="0"/>
@@ -3370,7 +3239,7 @@
       </w:r>
       <w:bookmarkEnd w:id="3"/>
     </w:p>
-    <w:p ns2:paraId="37890921" ns2:textId="77777777">
+    <w:p>
       <w:pPr>
         <w:pStyle w:val="BodyText"/>
         <w:widowControl w:val="0"/>
@@ -3424,7 +3293,7 @@
         <w:t>.</w:t>
       </w:r>
     </w:p>
-    <w:p ns2:paraId="7A2EAB61" ns2:textId="6B71A6A4">
+    <w:p>
       <w:pPr>
         <w:pStyle w:val="BodyText"/>
         <w:widowControl w:val="0"/>
@@ -3450,7 +3319,7 @@
         <w:t xml:space="preserve">Điều 7. Thời gian thực hiện: </w:t>
       </w:r>
     </w:p>
-    <w:p ns2:paraId="1F3008D0" ns2:textId="003929E9">
+    <w:p>
       <w:pPr>
         <w:pStyle w:val="BodyText"/>
         <w:widowControl w:val="0"/>
@@ -3558,7 +3427,7 @@
         <w:t>kể từ ngày hợp đồng có hiệu lực.</w:t>
       </w:r>
     </w:p>
-    <w:p ns2:paraId="4538C019" ns2:textId="15B80929">
+    <w:p>
       <w:pPr>
         <w:pStyle w:val="BodyText"/>
         <w:widowControl w:val="0"/>
@@ -3667,7 +3536,7 @@
         <w:t>kể từ ngày hợp đồng có hiệu lực.</w:t>
       </w:r>
     </w:p>
-    <w:p ns2:paraId="10CED487" ns2:textId="77777777">
+    <w:p>
       <w:pPr>
         <w:spacing w:before="20" w:after="20" w:line="288" w:lineRule="auto"/>
         <w:ind w:firstLine="720"/>
@@ -3689,7 +3558,7 @@
         <w:t>Điều 8. Hiệu chỉnh, bổ sung hợp đồng</w:t>
       </w:r>
     </w:p>
-    <w:p ns2:paraId="69BC0506" ns2:textId="77777777">
+    <w:p>
       <w:pPr>
         <w:spacing w:before="20" w:after="20" w:line="288" w:lineRule="auto"/>
         <w:ind w:firstLine="720"/>
@@ -3732,7 +3601,7 @@
         <w:t>và Bên B sẽ tiến hành thương thảo để làm cơ sở ký kết phụ lục bổ sung hợp đồng.</w:t>
       </w:r>
     </w:p>
-    <w:p ns2:paraId="6D19AA0B" ns2:textId="77777777">
+    <w:p>
       <w:pPr>
         <w:spacing w:before="20" w:after="20" w:line="288" w:lineRule="auto"/>
         <w:ind w:firstLine="720"/>
@@ -3753,7 +3622,7 @@
         <w:t>Điều 9. Chấm dứt hợp đồng</w:t>
       </w:r>
     </w:p>
-    <w:p ns2:paraId="0C9D534C" ns2:textId="77777777">
+    <w:p>
       <w:pPr>
         <w:spacing w:before="20" w:after="20" w:line="288" w:lineRule="auto"/>
         <w:ind w:firstLine="720"/>
@@ -3773,7 +3642,7 @@
         <w:t>1. Bên A hoặc Bên B có thể chấm dứt hợp đồng nếu một trong hai bên có vi phạm cơ bản về hợp đồng như sau:</w:t>
       </w:r>
     </w:p>
-    <w:p ns2:paraId="0A914249" ns2:textId="77777777">
+    <w:p>
       <w:pPr>
         <w:spacing w:before="20" w:after="20" w:line="288" w:lineRule="auto"/>
         <w:ind w:firstLine="720"/>
@@ -3793,7 +3662,7 @@
         <w:t>a) Bên B không thực hiện một phần hoặc toàn bộ nội dung công việc theo hợp đồng trong thời hạn đã nêu trong hợp đồng hoặc trong khoảng thời gian đã được Bên A gia hạn;</w:t>
       </w:r>
     </w:p>
-    <w:p ns2:paraId="01A89C6D" ns2:textId="77777777">
+    <w:p>
       <w:pPr>
         <w:spacing w:before="20" w:after="20" w:line="288" w:lineRule="auto"/>
         <w:ind w:firstLine="720"/>
@@ -3813,7 +3682,7 @@
         <w:t>b) Bên B bị phá sản, giải thể;</w:t>
       </w:r>
     </w:p>
-    <w:p ns2:paraId="3C85B406" ns2:textId="77777777">
+    <w:p>
       <w:pPr>
         <w:spacing w:before="20" w:after="20" w:line="288" w:lineRule="auto"/>
         <w:ind w:firstLine="720"/>
@@ -3833,7 +3702,7 @@
         <w:t>c) Các hành vi khác (nếu có).</w:t>
       </w:r>
     </w:p>
-    <w:p ns2:paraId="70582D62" ns2:textId="77777777">
+    <w:p>
       <w:pPr>
         <w:spacing w:before="20" w:after="20" w:line="288" w:lineRule="auto"/>
         <w:ind w:firstLine="720"/>
@@ -3863,7 +3732,7 @@
         <w:t>phần hợp đồng mà mình đang thực hiện và chịu trách nhiệm bảo hành phần hợp đồng đó.</w:t>
       </w:r>
     </w:p>
-    <w:p ns2:paraId="01D200CA" ns2:textId="77777777">
+    <w:p>
       <w:pPr>
         <w:spacing w:before="20" w:after="20" w:line="288" w:lineRule="auto"/>
         <w:ind w:firstLine="720"/>
@@ -3883,7 +3752,7 @@
         <w:t>3. Trong trường hợp Bên A chấm dứt hợp đồng theo điểm b khoản 1 Điều này, Bên A không phải chịu bất cứ chi phí đền bù nào. Việc chấm dứt hợp đồng này không làm mất đi quyền lợi của Bên A được hưởng theo quy định của hợp đồng và pháp luật.</w:t>
       </w:r>
     </w:p>
-    <w:p ns2:paraId="70750658" ns2:textId="77777777">
+    <w:p>
       <w:pPr>
         <w:pStyle w:val="BodyText"/>
         <w:widowControl w:val="0"/>
@@ -3927,7 +3796,7 @@
         <w:t xml:space="preserve">. Hiệu lực hợp đồng </w:t>
       </w:r>
     </w:p>
-    <w:p ns2:paraId="54814A51" ns2:textId="77777777">
+    <w:p>
       <w:pPr>
         <w:pStyle w:val="BodyText"/>
         <w:widowControl w:val="0"/>
@@ -3969,7 +3838,7 @@
         <w:t>.</w:t>
       </w:r>
     </w:p>
-    <w:p ns2:paraId="7F0CE901" ns2:textId="77777777">
+    <w:p>
       <w:pPr>
         <w:pStyle w:val="BodyText"/>
         <w:widowControl w:val="0"/>
@@ -3993,7 +3862,7 @@
         <w:t>2. Hợp đồng hết hiệu lực sau khi hai bên tiến hành thanh lý hợp đồng theo luật định.</w:t>
       </w:r>
     </w:p>
-    <w:p ns2:paraId="2D53B490" ns2:textId="6F442682">
+    <w:p>
       <w:pPr>
         <w:pStyle w:val="BodyText"/>
         <w:widowControl w:val="0"/>
@@ -4081,7 +3950,7 @@
         <w:t xml:space="preserve"> bộ, các bộ hợp đồng có giá trị pháp lý như nhau.</w:t>
       </w:r>
     </w:p>
-    <w:p ns2:paraId="7F42D30C" ns2:textId="77777777">
+    <w:p>
       <w:pPr>
         <w:pStyle w:val="BodyText"/>
         <w:widowControl w:val="0"/>
@@ -4107,12 +3976,12 @@
         <w:gridCol w:w="4536"/>
         <w:gridCol w:w="4678"/>
       </w:tblGrid>
-      <w:tr ns2:paraId="5E1AF185" ns2:textId="77777777">
+      <w:tr>
         <w:tc>
           <w:tcPr>
             <w:tcW w:w="4536" w:type="dxa"/>
           </w:tcPr>
-          <w:p ns2:paraId="41A7724A" ns2:textId="77777777">
+          <w:p>
             <w:pPr>
               <w:pStyle w:val="BodyText"/>
               <w:widowControl w:val="0"/>
@@ -4141,7 +4010,7 @@
               <w:t>ĐẠI DIỆN BÊN A</w:t>
             </w:r>
           </w:p>
-          <w:p ns2:paraId="4FD84F55" ns2:textId="77777777">
+          <w:p>
             <w:pPr>
               <w:pStyle w:val="BodyText"/>
               <w:widowControl w:val="0"/>
@@ -4170,7 +4039,7 @@
               <w:t>Giám đốc</w:t>
             </w:r>
           </w:p>
-          <w:p ns2:paraId="3868508A" ns2:textId="77777777">
+          <w:p>
             <w:pPr>
               <w:pStyle w:val="BodyText"/>
               <w:widowControl w:val="0"/>
@@ -4189,7 +4058,7 @@
               </w:rPr>
             </w:pPr>
           </w:p>
-          <w:p ns2:paraId="7896EEA4" ns2:textId="77777777">
+          <w:p>
             <w:pPr>
               <w:pStyle w:val="BodyText"/>
               <w:widowControl w:val="0"/>
@@ -4213,7 +4082,7 @@
           <w:tcPr>
             <w:tcW w:w="4678" w:type="dxa"/>
           </w:tcPr>
-          <w:p ns2:paraId="514E147F" ns2:textId="77777777">
+          <w:p>
             <w:pPr>
               <w:pStyle w:val="BodyText"/>
               <w:widowControl w:val="0"/>
@@ -4242,7 +4111,7 @@
               <w:t>ĐẠI DIỆN BÊN B</w:t>
             </w:r>
           </w:p>
-          <w:p ns2:paraId="3B751CFC" ns2:textId="7BAEBCBC">
+          <w:p>
             <w:pPr>
               <w:pStyle w:val="BodyText"/>
               <w:widowControl w:val="0"/>
@@ -4273,7 +4142,7 @@
               <w:t>_________</w:t>
             </w:r>
           </w:p>
-          <w:p ns2:paraId="16E5C904" ns2:textId="77777777">
+          <w:p>
             <w:pPr>
               <w:spacing w:before="20" w:after="20" w:line="240" w:lineRule="auto"/>
               <w:jc w:val="center"/>
@@ -4284,7 +4153,7 @@
               </w:rPr>
             </w:pPr>
           </w:p>
-          <w:p ns2:paraId="7E6AB126" ns2:textId="77777777">
+          <w:p>
             <w:pPr>
               <w:spacing w:before="20" w:after="20" w:line="240" w:lineRule="auto"/>
               <w:jc w:val="center"/>
@@ -4297,12 +4166,12 @@
           </w:p>
         </w:tc>
       </w:tr>
-      <w:tr ns2:paraId="2731CC09" ns2:textId="77777777">
+      <w:tr>
         <w:tc>
           <w:tcPr>
             <w:tcW w:w="4536" w:type="dxa"/>
           </w:tcPr>
-          <w:p ns2:paraId="4AB058C0" ns2:textId="77777777">
+          <w:p>
             <w:pPr>
               <w:pStyle w:val="BodyText"/>
               <w:widowControl w:val="0"/>
@@ -4327,7 +4196,7 @@
                 <w:szCs w:val="26"/>
                 <w:lang w:val="fr-FR"/>
               </w:rPr>
-              <w:t xml:space="preserve">{{GIAM_DOC_KY}}</w:t>
+              <w:t>Lê Đình Thanh Sơn</w:t>
             </w:r>
           </w:p>
         </w:tc>
@@ -4335,7 +4204,7 @@
           <w:tcPr>
             <w:tcW w:w="4678" w:type="dxa"/>
           </w:tcPr>
-          <w:p ns2:paraId="6A49AAFE" ns2:textId="4E1316D7">
+          <w:p>
             <w:pPr>
               <w:pStyle w:val="BodyText"/>
               <w:widowControl w:val="0"/>
@@ -4367,7 +4236,7 @@
         </w:tc>
       </w:tr>
     </w:tbl>
-    <w:p ns2:paraId="767745AE" ns2:textId="77777777">
+    <w:p>
       <w:pPr>
         <w:rPr>
           <w:rFonts w:eastAsia="Times New Roman" w:cs="Times New Roman"/>
@@ -4384,7 +4253,7 @@
         </w:sectPr>
       </w:pPr>
     </w:p>
-    <w:p ns2:paraId="1140D78E" ns2:textId="603ADBC6">
+    <w:p>
       <w:pPr>
         <w:tabs>
           <w:tab w:val="left" w:pos="3885"/>
@@ -4445,7 +4314,7 @@
         <w:t xml:space="preserve"> VÀ BẢNG GIÁ HỢP ĐỒNG</w:t>
       </w:r>
     </w:p>
-    <w:p ns2:paraId="7F9A14EF" ns2:textId="615F37EF">
+    <w:p>
       <w:pPr>
         <w:tabs>
           <w:tab w:val="left" w:pos="3885"/>
@@ -4468,7 +4337,7 @@
           <w:szCs w:val="26"/>
           <w:lang w:val="nl-NL"/>
         </w:rPr>
-        <w:t xml:space="preserve">(Kèm theo Biên bản hoàn thiện hợp đồng ký ngày ___/___/___ giữa Bệnh viện Đa khoa tỉnh Phú Thọ và {{TEN_NHA_THAU}})</w:t>
+        <w:t xml:space="preserve">(Kèm theo Biên bản hoàn thiện hợp đồng ký </w:t>
       </w:r>
       <w:r>
         <w:rPr>
@@ -4479,7 +4348,7 @@
           <w:szCs w:val="26"/>
           <w:lang w:val="nl-NL"/>
         </w:rPr>
-        <w:t xml:space="preserve"/>
+        <w:t xml:space="preserve">ngày </w:t>
       </w:r>
       <w:r>
         <w:rPr>
@@ -4490,7 +4359,7 @@
           <w:szCs w:val="26"/>
           <w:lang w:val="nl-NL"/>
         </w:rPr>
-        <w:t/>
+        <w:t>___</w:t>
       </w:r>
       <w:r>
         <w:rPr>
@@ -4501,7 +4370,7 @@
           <w:szCs w:val="26"/>
           <w:lang w:val="nl-NL"/>
         </w:rPr>
-        <w:t/>
+        <w:t>/</w:t>
       </w:r>
       <w:r>
         <w:rPr>
@@ -4512,7 +4381,7 @@
           <w:szCs w:val="26"/>
           <w:lang w:val="nl-NL"/>
         </w:rPr>
-        <w:t/>
+        <w:t>___</w:t>
       </w:r>
       <w:r>
         <w:rPr>
@@ -4523,7 +4392,7 @@
           <w:szCs w:val="26"/>
           <w:lang w:val="nl-NL"/>
         </w:rPr>
-        <w:t/>
+        <w:t>/</w:t>
       </w:r>
       <w:r>
         <w:rPr>
@@ -4534,7 +4403,7 @@
           <w:szCs w:val="26"/>
           <w:lang w:val="nl-NL"/>
         </w:rPr>
-        <w:t/>
+        <w:t>___</w:t>
       </w:r>
       <w:r>
         <w:rPr>
@@ -4544,7 +4413,7 @@
           <w:szCs w:val="26"/>
           <w:lang w:val="nl-NL"/>
         </w:rPr>
-        <w:t xml:space="preserve"/>
+        <w:t xml:space="preserve"> giữa Bệnh viện </w:t>
       </w:r>
       <w:r>
         <w:rPr>
@@ -4554,7 +4423,7 @@
           <w:szCs w:val="26"/>
           <w:lang w:val="nl-NL"/>
         </w:rPr>
-        <w:t/>
+        <w:t>Đ</w:t>
       </w:r>
       <w:r>
         <w:rPr>
@@ -4564,7 +4433,7 @@
           <w:szCs w:val="26"/>
           <w:lang w:val="nl-NL"/>
         </w:rPr>
-        <w:t xml:space="preserve"/>
+        <w:t xml:space="preserve">a khoa tỉnh Phú Thọ và </w:t>
       </w:r>
       <w:r>
         <w:rPr>
@@ -4575,7 +4444,7 @@
           <w:szCs w:val="26"/>
           <w:lang w:val="nl-NL"/>
         </w:rPr>
-        <w:t/>
+        <w:t>_________</w:t>
       </w:r>
       <w:r>
         <w:rPr>
@@ -4585,10 +4454,10 @@
           <w:szCs w:val="26"/>
           <w:lang w:val="nl-NL"/>
         </w:rPr>
-        <w:t/>
-      </w:r>
-    </w:p>
-    <w:p ns2:paraId="40CC14BF" ns2:textId="0AC9C197">
+        <w:t>)</w:t>
+      </w:r>
+    </w:p>
+    <w:p>
       <w:pPr>
         <w:tabs>
           <w:tab w:val="left" w:pos="3885"/>
@@ -4623,7 +4492,7 @@
         <w:gridCol w:w="1845"/>
         <w:gridCol w:w="1979"/>
       </w:tblGrid>
-      <w:tr ns2:paraId="4F34C916" ns2:textId="77777777">
+      <w:tr>
         <w:trPr>
           <w:trHeight w:val="1583"/>
         </w:trPr>
@@ -4640,7 +4509,7 @@
             <w:vAlign w:val="center"/>
             <w:hideMark/>
           </w:tcPr>
-          <w:p ns2:paraId="2038ADFA" ns2:textId="77777777">
+          <w:p>
             <w:pPr>
               <w:spacing w:before="20" w:after="20" w:line="264" w:lineRule="auto"/>
               <w:ind w:hanging="2"/>
@@ -4688,7 +4557,7 @@
             <w:vAlign w:val="center"/>
             <w:hideMark/>
           </w:tcPr>
-          <w:p ns2:paraId="39771BB9" ns2:textId="4E2D4DA1">
+          <w:p>
             <w:pPr>
               <w:spacing w:before="20" w:after="20" w:line="264" w:lineRule="auto"/>
               <w:ind w:hanging="2"/>
@@ -4725,7 +4594,7 @@
             <w:shd w:val="clear" w:color="auto" w:fill="FFFFFF"/>
             <w:vAlign w:val="center"/>
           </w:tcPr>
-          <w:p ns2:paraId="775A0994" ns2:textId="136D7F71">
+          <w:p>
             <w:pPr>
               <w:spacing w:before="20" w:after="20" w:line="264" w:lineRule="auto"/>
               <w:ind w:hanging="2"/>
@@ -4762,7 +4631,7 @@
             <w:shd w:val="clear" w:color="auto" w:fill="FFFFFF"/>
             <w:vAlign w:val="center"/>
           </w:tcPr>
-          <w:p ns2:paraId="296F6DA0" ns2:textId="014CB8CC">
+          <w:p>
             <w:pPr>
               <w:spacing w:before="20" w:after="20" w:line="264" w:lineRule="auto"/>
               <w:ind w:hanging="2"/>
@@ -4799,7 +4668,7 @@
             <w:shd w:val="clear" w:color="auto" w:fill="FFFFFF"/>
             <w:vAlign w:val="center"/>
           </w:tcPr>
-          <w:p ns2:paraId="32CD5404" ns2:textId="77777777">
+          <w:p>
             <w:pPr>
               <w:spacing w:before="20" w:after="20" w:line="264" w:lineRule="auto"/>
               <w:ind w:hanging="2"/>
@@ -4836,7 +4705,7 @@
             <w:shd w:val="clear" w:color="auto" w:fill="FFFFFF"/>
             <w:vAlign w:val="center"/>
           </w:tcPr>
-          <w:p ns2:paraId="0A1CDC79" ns2:textId="77777777">
+          <w:p>
             <w:pPr>
               <w:spacing w:before="20" w:after="20" w:line="264" w:lineRule="auto"/>
               <w:ind w:hanging="2"/>
@@ -4873,7 +4742,7 @@
             <w:shd w:val="clear" w:color="auto" w:fill="FFFFFF"/>
             <w:vAlign w:val="center"/>
           </w:tcPr>
-          <w:p ns2:paraId="1042B838" ns2:textId="50B7B768">
+          <w:p>
             <w:pPr>
               <w:spacing w:before="20" w:after="20" w:line="264" w:lineRule="auto"/>
               <w:ind w:hanging="2"/>
@@ -4911,7 +4780,7 @@
             <w:vAlign w:val="center"/>
             <w:hideMark/>
           </w:tcPr>
-          <w:p ns2:paraId="6AA200E7" ns2:textId="77777777">
+          <w:p>
             <w:pPr>
               <w:spacing w:before="20" w:after="20" w:line="264" w:lineRule="auto"/>
               <w:ind w:hanging="2"/>
@@ -4935,7 +4804,7 @@
               <w:t xml:space="preserve">Đơn giá </w:t>
             </w:r>
           </w:p>
-          <w:p ns2:paraId="64097F79" ns2:textId="77777777">
+          <w:p>
             <w:pPr>
               <w:spacing w:before="20" w:after="20" w:line="264" w:lineRule="auto"/>
               <w:ind w:hanging="2"/>
@@ -4973,7 +4842,7 @@
             <w:vAlign w:val="center"/>
             <w:hideMark/>
           </w:tcPr>
-          <w:p ns2:paraId="5B6C31D4" ns2:textId="77777777">
+          <w:p>
             <w:pPr>
               <w:spacing w:before="20" w:after="20" w:line="264" w:lineRule="auto"/>
               <w:ind w:hanging="2"/>
@@ -4997,7 +4866,7 @@
               <w:t xml:space="preserve">Thành tiền </w:t>
             </w:r>
           </w:p>
-          <w:p ns2:paraId="60C068EE" ns2:textId="77777777">
+          <w:p>
             <w:pPr>
               <w:spacing w:before="20" w:after="20" w:line="264" w:lineRule="auto"/>
               <w:ind w:hanging="2"/>
@@ -5021,7 +4890,7 @@
               <w:t xml:space="preserve">(Đã bao gồm thuế VAT) </w:t>
             </w:r>
           </w:p>
-          <w:p ns2:paraId="50866746" ns2:textId="77777777">
+          <w:p>
             <w:pPr>
               <w:spacing w:before="20" w:after="20" w:line="264" w:lineRule="auto"/>
               <w:ind w:hanging="2"/>
@@ -5047,7 +4916,7 @@
           </w:p>
         </w:tc>
       </w:tr>
-      <w:tr ns2:paraId="1F791A8A" ns2:textId="77777777">
+      <w:tr>
         <w:trPr>
           <w:trHeight w:val="785"/>
         </w:trPr>
@@ -5065,7 +4934,7 @@
             <w:vAlign w:val="center"/>
             <w:hideMark/>
           </w:tcPr>
-          <w:p ns2:paraId="371336F8" ns2:textId="77777777">
+          <w:p>
             <w:pPr>
               <w:spacing w:before="20" w:after="20" w:line="264" w:lineRule="auto"/>
               <w:ind w:hanging="2"/>
@@ -5099,7 +4968,7 @@
             <w:shd w:val="clear" w:color="auto" w:fill="FFFFFF"/>
             <w:vAlign w:val="center"/>
           </w:tcPr>
-          <w:p ns2:paraId="7730AA19" ns2:textId="4A16DD6E">
+          <w:p>
             <w:pPr>
               <w:spacing w:before="20" w:after="20" w:line="264" w:lineRule="auto"/>
               <w:ind w:hanging="2"/>
@@ -5130,7 +4999,7 @@
             </w:tcBorders>
             <w:shd w:val="clear" w:color="auto" w:fill="FFFFFF"/>
           </w:tcPr>
-          <w:p ns2:paraId="10E72075" ns2:textId="77777777">
+          <w:p>
             <w:pPr>
               <w:spacing w:before="20" w:after="20" w:line="264" w:lineRule="auto"/>
               <w:ind w:hanging="2"/>
@@ -5156,7 +5025,7 @@
             <w:noWrap/>
             <w:vAlign w:val="center"/>
           </w:tcPr>
-          <w:p ns2:paraId="20FA7167" ns2:textId="542E57B2">
+          <w:p>
             <w:pPr>
               <w:spacing w:before="20" w:after="20" w:line="264" w:lineRule="auto"/>
               <w:ind w:hanging="2"/>
@@ -5181,7 +5050,7 @@
             <w:shd w:val="clear" w:color="auto" w:fill="FFFFFF"/>
             <w:vAlign w:val="center"/>
           </w:tcPr>
-          <w:p ns2:paraId="42DD3AAF" ns2:textId="77777777">
+          <w:p>
             <w:pPr>
               <w:spacing w:before="20" w:after="20" w:line="264" w:lineRule="auto"/>
               <w:ind w:hanging="2"/>
@@ -5206,7 +5075,7 @@
             <w:shd w:val="clear" w:color="auto" w:fill="FFFFFF"/>
             <w:vAlign w:val="center"/>
           </w:tcPr>
-          <w:p ns2:paraId="3C21233E" ns2:textId="77777777">
+          <w:p>
             <w:pPr>
               <w:spacing w:before="20" w:after="20" w:line="264" w:lineRule="auto"/>
               <w:ind w:hanging="2"/>
@@ -5230,7 +5099,7 @@
             <w:shd w:val="clear" w:color="auto" w:fill="FFFFFF"/>
             <w:vAlign w:val="center"/>
           </w:tcPr>
-          <w:p ns2:paraId="5E51C8EE" ns2:textId="77777777">
+          <w:p>
             <w:pPr>
               <w:spacing w:before="20" w:after="20" w:line="264" w:lineRule="auto"/>
               <w:ind w:hanging="2"/>
@@ -5255,7 +5124,7 @@
             <w:shd w:val="clear" w:color="auto" w:fill="FFFFFF"/>
             <w:vAlign w:val="center"/>
           </w:tcPr>
-          <w:p ns2:paraId="02963046" ns2:textId="77777777">
+          <w:p>
             <w:pPr>
               <w:spacing w:before="20" w:after="20" w:line="264" w:lineRule="auto"/>
               <w:ind w:hanging="2"/>
@@ -5281,7 +5150,7 @@
             <w:noWrap/>
             <w:vAlign w:val="center"/>
           </w:tcPr>
-          <w:p ns2:paraId="56C6B0CA" ns2:textId="77777777">
+          <w:p>
             <w:pPr>
               <w:spacing w:before="20" w:after="20" w:line="264" w:lineRule="auto"/>
               <w:ind w:hanging="2"/>
@@ -5295,7 +5164,7 @@
           </w:p>
         </w:tc>
       </w:tr>
-      <w:tr ns2:paraId="25F22869" ns2:textId="77777777">
+      <w:tr>
         <w:trPr>
           <w:trHeight w:val="727"/>
         </w:trPr>
@@ -5312,7 +5181,7 @@
             <w:noWrap/>
             <w:vAlign w:val="center"/>
           </w:tcPr>
-          <w:p ns2:paraId="03FBF2DC" ns2:textId="77777777">
+          <w:p>
             <w:pPr>
               <w:spacing w:before="20" w:after="20" w:line="264" w:lineRule="auto"/>
               <w:ind w:hanging="2"/>
@@ -5346,7 +5215,7 @@
             <w:shd w:val="clear" w:color="auto" w:fill="FFFFFF"/>
             <w:vAlign w:val="center"/>
           </w:tcPr>
-          <w:p ns2:paraId="73A08369" ns2:textId="2064B976">
+          <w:p>
             <w:pPr>
               <w:spacing w:before="20" w:after="20" w:line="264" w:lineRule="auto"/>
               <w:ind w:hanging="2"/>
@@ -5377,7 +5246,7 @@
             </w:tcBorders>
             <w:shd w:val="clear" w:color="auto" w:fill="FFFFFF"/>
           </w:tcPr>
-          <w:p ns2:paraId="3B6F4DB1" ns2:textId="77777777">
+          <w:p>
             <w:pPr>
               <w:spacing w:before="20" w:after="20" w:line="264" w:lineRule="auto"/>
               <w:ind w:hanging="2"/>
@@ -5403,7 +5272,7 @@
             <w:noWrap/>
             <w:vAlign w:val="center"/>
           </w:tcPr>
-          <w:p ns2:paraId="6FDE5AC3" ns2:textId="0DD4E559">
+          <w:p>
             <w:pPr>
               <w:spacing w:before="20" w:after="20" w:line="264" w:lineRule="auto"/>
               <w:ind w:hanging="2"/>
@@ -5428,7 +5297,7 @@
             <w:shd w:val="clear" w:color="auto" w:fill="FFFFFF"/>
             <w:vAlign w:val="center"/>
           </w:tcPr>
-          <w:p ns2:paraId="404CE25A" ns2:textId="77777777">
+          <w:p>
             <w:pPr>
               <w:spacing w:before="20" w:after="20" w:line="264" w:lineRule="auto"/>
               <w:ind w:hanging="2"/>
@@ -5453,7 +5322,7 @@
             <w:shd w:val="clear" w:color="auto" w:fill="FFFFFF"/>
             <w:vAlign w:val="center"/>
           </w:tcPr>
-          <w:p ns2:paraId="609465BE" ns2:textId="77777777">
+          <w:p>
             <w:pPr>
               <w:spacing w:before="20" w:after="20" w:line="264" w:lineRule="auto"/>
               <w:ind w:hanging="2"/>
@@ -5477,7 +5346,7 @@
             <w:shd w:val="clear" w:color="auto" w:fill="FFFFFF"/>
             <w:vAlign w:val="center"/>
           </w:tcPr>
-          <w:p ns2:paraId="38101C11" ns2:textId="77777777">
+          <w:p>
             <w:pPr>
               <w:spacing w:before="20" w:after="20" w:line="264" w:lineRule="auto"/>
               <w:ind w:hanging="2"/>
@@ -5502,7 +5371,7 @@
             <w:shd w:val="clear" w:color="auto" w:fill="FFFFFF"/>
             <w:vAlign w:val="center"/>
           </w:tcPr>
-          <w:p ns2:paraId="5D117D2F" ns2:textId="77777777">
+          <w:p>
             <w:pPr>
               <w:spacing w:before="20" w:after="20" w:line="264" w:lineRule="auto"/>
               <w:ind w:hanging="2"/>
@@ -5528,7 +5397,7 @@
             <w:noWrap/>
             <w:vAlign w:val="center"/>
           </w:tcPr>
-          <w:p ns2:paraId="02FC5915" ns2:textId="77777777">
+          <w:p>
             <w:pPr>
               <w:spacing w:before="20" w:after="20" w:line="264" w:lineRule="auto"/>
               <w:ind w:hanging="2"/>
@@ -5542,7 +5411,7 @@
           </w:p>
         </w:tc>
       </w:tr>
-      <w:tr ns2:paraId="71B38B1E" ns2:textId="77777777">
+      <w:tr>
         <w:trPr>
           <w:trHeight w:val="665"/>
         </w:trPr>
@@ -5559,7 +5428,7 @@
             <w:noWrap/>
             <w:vAlign w:val="center"/>
           </w:tcPr>
-          <w:p ns2:paraId="56051D4F" ns2:textId="77777777">
+          <w:p>
             <w:pPr>
               <w:spacing w:before="20" w:after="20" w:line="264" w:lineRule="auto"/>
               <w:ind w:hanging="2"/>
@@ -5585,7 +5454,7 @@
             <w:shd w:val="clear" w:color="auto" w:fill="FFFFFF"/>
             <w:vAlign w:val="center"/>
           </w:tcPr>
-          <w:p ns2:paraId="1D425663" ns2:textId="77777777">
+          <w:p>
             <w:pPr>
               <w:spacing w:before="20" w:after="20" w:line="264" w:lineRule="auto"/>
               <w:ind w:hanging="2"/>
@@ -5609,7 +5478,7 @@
             </w:tcBorders>
             <w:shd w:val="clear" w:color="auto" w:fill="FFFFFF"/>
           </w:tcPr>
-          <w:p ns2:paraId="1755C8DA" ns2:textId="77777777">
+          <w:p>
             <w:pPr>
               <w:spacing w:before="20" w:after="20" w:line="264" w:lineRule="auto"/>
               <w:ind w:hanging="2"/>
@@ -5635,7 +5504,7 @@
             <w:noWrap/>
             <w:vAlign w:val="center"/>
           </w:tcPr>
-          <w:p ns2:paraId="14F8E304" ns2:textId="38044848">
+          <w:p>
             <w:pPr>
               <w:spacing w:before="20" w:after="20" w:line="264" w:lineRule="auto"/>
               <w:ind w:hanging="2"/>
@@ -5660,7 +5529,7 @@
             <w:shd w:val="clear" w:color="auto" w:fill="FFFFFF"/>
             <w:vAlign w:val="center"/>
           </w:tcPr>
-          <w:p ns2:paraId="2B29DC22" ns2:textId="77777777">
+          <w:p>
             <w:pPr>
               <w:spacing w:before="20" w:after="20" w:line="264" w:lineRule="auto"/>
               <w:ind w:hanging="2"/>
@@ -5685,7 +5554,7 @@
             <w:shd w:val="clear" w:color="auto" w:fill="FFFFFF"/>
             <w:vAlign w:val="center"/>
           </w:tcPr>
-          <w:p ns2:paraId="7FEEC95B" ns2:textId="77777777">
+          <w:p>
             <w:pPr>
               <w:spacing w:before="20" w:after="20" w:line="264" w:lineRule="auto"/>
               <w:ind w:hanging="2"/>
@@ -5709,7 +5578,7 @@
             <w:shd w:val="clear" w:color="auto" w:fill="FFFFFF"/>
             <w:vAlign w:val="center"/>
           </w:tcPr>
-          <w:p ns2:paraId="06AFB36E" ns2:textId="77777777">
+          <w:p>
             <w:pPr>
               <w:spacing w:before="20" w:after="20" w:line="264" w:lineRule="auto"/>
               <w:ind w:hanging="2"/>
@@ -5734,7 +5603,7 @@
             <w:shd w:val="clear" w:color="auto" w:fill="FFFFFF"/>
             <w:vAlign w:val="center"/>
           </w:tcPr>
-          <w:p ns2:paraId="1D8330BF" ns2:textId="77777777">
+          <w:p>
             <w:pPr>
               <w:spacing w:before="20" w:after="20" w:line="264" w:lineRule="auto"/>
               <w:ind w:hanging="2"/>
@@ -5760,7 +5629,7 @@
             <w:noWrap/>
             <w:vAlign w:val="center"/>
           </w:tcPr>
-          <w:p ns2:paraId="4CF1C230" ns2:textId="77777777">
+          <w:p>
             <w:pPr>
               <w:spacing w:before="20" w:after="20" w:line="264" w:lineRule="auto"/>
               <w:ind w:hanging="2"/>
@@ -5774,7 +5643,7 @@
           </w:p>
         </w:tc>
       </w:tr>
-      <w:tr ns2:paraId="27E54D72" ns2:textId="77777777">
+      <w:tr>
         <w:trPr>
           <w:trHeight w:val="595"/>
         </w:trPr>
@@ -5791,7 +5660,7 @@
             <w:noWrap/>
             <w:vAlign w:val="center"/>
           </w:tcPr>
-          <w:p ns2:paraId="0FECFC61" ns2:textId="77777777">
+          <w:p>
             <w:pPr>
               <w:spacing w:before="20" w:after="20" w:line="264" w:lineRule="auto"/>
               <w:ind w:hanging="2"/>
@@ -5815,7 +5684,7 @@
             </w:tcBorders>
             <w:shd w:val="clear" w:color="auto" w:fill="FFFFFF"/>
           </w:tcPr>
-          <w:p ns2:paraId="16809BAF" ns2:textId="77777777">
+          <w:p>
             <w:pPr>
               <w:spacing w:before="20" w:after="20" w:line="264" w:lineRule="auto"/>
               <w:ind w:hanging="2"/>
@@ -5843,7 +5712,7 @@
             <w:shd w:val="clear" w:color="auto" w:fill="FFFFFF"/>
             <w:vAlign w:val="center"/>
           </w:tcPr>
-          <w:p ns2:paraId="119AE018" ns2:textId="51070CBD">
+          <w:p>
             <w:pPr>
               <w:spacing w:before="20" w:after="20" w:line="264" w:lineRule="auto"/>
               <w:ind w:hanging="2"/>
@@ -5881,7 +5750,7 @@
             <w:noWrap/>
             <w:vAlign w:val="center"/>
           </w:tcPr>
-          <w:p ns2:paraId="7D93BDCD" ns2:textId="77777777">
+          <w:p>
             <w:pPr>
               <w:spacing w:before="20" w:after="20" w:line="264" w:lineRule="auto"/>
               <w:ind w:hanging="2"/>
@@ -5903,7 +5772,7 @@
           </w:p>
         </w:tc>
       </w:tr>
-      <w:tr ns2:paraId="11DE7264" ns2:textId="77777777">
+      <w:tr>
         <w:trPr>
           <w:trHeight w:val="561"/>
         </w:trPr>
@@ -5921,7 +5790,7 @@
             <w:noWrap/>
             <w:vAlign w:val="center"/>
           </w:tcPr>
-          <w:p ns2:paraId="54BDD698" ns2:textId="4D480C5B">
+          <w:p>
             <w:pPr>
               <w:spacing w:before="20" w:after="20" w:line="264" w:lineRule="auto"/>
               <w:ind w:hanging="2"/>
@@ -5947,7 +5816,7 @@
       </w:tr>
       <w:bookmarkEnd w:id="6"/>
     </w:tbl>
-    <w:p ns2:paraId="43B54E11" ns2:textId="3CFAB834">
+    <w:p>
       <w:pPr>
         <w:rPr>
           <w:rFonts w:eastAsia="Times New Roman" w:cs="Times New Roman"/>
@@ -5968,12 +5837,12 @@
         <w:gridCol w:w="6946"/>
         <w:gridCol w:w="6520"/>
       </w:tblGrid>
-      <w:tr ns2:paraId="3C5E04D2" ns2:textId="77777777">
+      <w:tr>
         <w:tc>
           <w:tcPr>
             <w:tcW w:w="6946" w:type="dxa"/>
           </w:tcPr>
-          <w:p ns2:paraId="0C6B5214" ns2:textId="77777777">
+          <w:p>
             <w:pPr>
               <w:pStyle w:val="BodyText"/>
               <w:widowControl w:val="0"/>
@@ -6002,7 +5871,7 @@
               <w:t>ĐẠI DIỆN BÊN A</w:t>
             </w:r>
           </w:p>
-          <w:p ns2:paraId="0C38728E" ns2:textId="77777777">
+          <w:p>
             <w:pPr>
               <w:pStyle w:val="BodyText"/>
               <w:widowControl w:val="0"/>
@@ -6031,7 +5900,7 @@
               <w:t>Giám đốc</w:t>
             </w:r>
           </w:p>
-          <w:p ns2:paraId="6C8F6848" ns2:textId="77777777">
+          <w:p>
             <w:pPr>
               <w:pStyle w:val="BodyText"/>
               <w:widowControl w:val="0"/>
@@ -6050,7 +5919,7 @@
               </w:rPr>
             </w:pPr>
           </w:p>
-          <w:p ns2:paraId="54A082EC" ns2:textId="77777777">
+          <w:p>
             <w:pPr>
               <w:pStyle w:val="BodyText"/>
               <w:widowControl w:val="0"/>
@@ -6074,7 +5943,7 @@
           <w:tcPr>
             <w:tcW w:w="6520" w:type="dxa"/>
           </w:tcPr>
-          <w:p ns2:paraId="2CCB7FD0" ns2:textId="77777777">
+          <w:p>
             <w:pPr>
               <w:pStyle w:val="BodyText"/>
               <w:widowControl w:val="0"/>
@@ -6103,7 +5972,7 @@
               <w:t>ĐẠI DIỆN BÊN B</w:t>
             </w:r>
           </w:p>
-          <w:p ns2:paraId="15F30D81" ns2:textId="77777777">
+          <w:p>
             <w:pPr>
               <w:pStyle w:val="BodyText"/>
               <w:widowControl w:val="0"/>
@@ -6134,7 +6003,7 @@
               <w:t>_________</w:t>
             </w:r>
           </w:p>
-          <w:p ns2:paraId="2859D785" ns2:textId="77777777">
+          <w:p>
             <w:pPr>
               <w:spacing w:before="20" w:after="20" w:line="240" w:lineRule="auto"/>
               <w:jc w:val="center"/>
@@ -6145,7 +6014,7 @@
               </w:rPr>
             </w:pPr>
           </w:p>
-          <w:p ns2:paraId="19ADD200" ns2:textId="77777777">
+          <w:p>
             <w:pPr>
               <w:spacing w:before="20" w:after="20" w:line="240" w:lineRule="auto"/>
               <w:jc w:val="center"/>
@@ -6158,12 +6027,12 @@
           </w:p>
         </w:tc>
       </w:tr>
-      <w:tr ns2:paraId="58CF32EE" ns2:textId="77777777">
+      <w:tr>
         <w:tc>
           <w:tcPr>
             <w:tcW w:w="6946" w:type="dxa"/>
           </w:tcPr>
-          <w:p ns2:paraId="7DEBB651" ns2:textId="77777777">
+          <w:p>
             <w:pPr>
               <w:pStyle w:val="BodyText"/>
               <w:widowControl w:val="0"/>
@@ -6188,7 +6057,7 @@
                 <w:szCs w:val="26"/>
                 <w:lang w:val="fr-FR"/>
               </w:rPr>
-              <w:t xml:space="preserve">{{GIAM_DOC_KY}}</w:t>
+              <w:t>Lê Đình Thanh Sơn</w:t>
             </w:r>
           </w:p>
         </w:tc>
@@ -6196,7 +6065,7 @@
           <w:tcPr>
             <w:tcW w:w="6520" w:type="dxa"/>
           </w:tcPr>
-          <w:p ns2:paraId="56BE2CF2" ns2:textId="77777777">
+          <w:p>
             <w:pPr>
               <w:pStyle w:val="BodyText"/>
               <w:widowControl w:val="0"/>
@@ -6228,7 +6097,7 @@
         </w:tc>
       </w:tr>
     </w:tbl>
-    <w:p ns2:paraId="174BBC6C" ns2:textId="77777777">
+    <w:p>
       <w:pPr>
         <w:tabs>
           <w:tab w:val="left" w:pos="3885"/>
@@ -6253,8 +6122,66 @@
 </w:document>
 </file>
 
-<file path=./word/endnotes.xml><?xml version="1.0" encoding="utf-8"?>
-<w:endnotes xmlns:wpc="http://schemas.microsoft.com/office/word/2010/wordprocessingCanvas" xmlns:cx="http://schemas.microsoft.com/office/drawing/2014/chartex" xmlns:cx1="http://schemas.microsoft.com/office/drawing/2015/9/8/chartex" xmlns:cx2="http://schemas.microsoft.com/office/drawing/2015/10/21/chartex" xmlns:cx3="http://schemas.microsoft.com/office/drawing/2016/5/9/chartex" xmlns:cx4="http://schemas.microsoft.com/office/drawing/2016/5/10/chartex" xmlns:cx5="http://schemas.microsoft.com/office/drawing/2016/5/11/chartex" xmlns:cx6="http://schemas.microsoft.com/office/drawing/2016/5/12/chartex" xmlns:cx7="http://schemas.microsoft.com/office/drawing/2016/5/13/chartex" xmlns:cx8="http://schemas.microsoft.com/office/drawing/2016/5/14/chartex" xmlns:mc="http://schemas.openxmlformats.org/markup-compatibility/2006" xmlns:aink="http://schemas.microsoft.com/office/drawing/2016/ink" xmlns:am3d="http://schemas.microsoft.com/office/drawing/2017/model3d" xmlns:o="urn:schemas-microsoft-com:office:office" xmlns:oel="http://schemas.microsoft.com/office/2019/extlst" xmlns:r="http://schemas.openxmlformats.org/officeDocument/2006/relationships" xmlns:m="http://schemas.openxmlformats.org/officeDocument/2006/math" xmlns:v="urn:schemas-microsoft-com:vml" xmlns:wp14="http://schemas.microsoft.com/office/word/2010/wordprocessingDrawing" xmlns:wp="http://schemas.openxmlformats.org/drawingml/2006/wordprocessingDrawing" xmlns:w10="urn:schemas-microsoft-com:office:word" xmlns:w="http://schemas.openxmlformats.org/wordprocessingml/2006/main" xmlns:w14="http://schemas.microsoft.com/office/word/2010/wordml" xmlns:w15="http://schemas.microsoft.com/office/word/2012/wordml" xmlns:w16cex="http://schemas.microsoft.com/office/word/2018/wordml/cex" xmlns:w16="http://schemas.microsoft.com/office/word/2018/wordml" xmlns:w16du="http://schemas.microsoft.com/office/word/2023/wordml/word16du" xmlns:w16sdtdh="http://schemas.microsoft.com/office/word/2020/wordml/sdtdatahash" xmlns:w16se="http://schemas.microsoft.com/office/word/2015/wordml/symex" xmlns:wpg="http://schemas.microsoft.com/office/word/2010/wordprocessingGroup" xmlns:wpi="http://schemas.microsoft.com/office/word/2010/wordprocessingInk" xmlns:wne="http://schemas.microsoft.com/office/word/2006/wordml" xmlns:wps="http://schemas.microsoft.com/office/word/2010/wordprocessingShape">
+<file path=word/comments.xml><?xml version="1.0" encoding="utf-8"?>
+<w:comments xmlns:wpc="http://schemas.microsoft.com/office/word/2010/wordprocessingCanvas" xmlns:cx="http://schemas.microsoft.com/office/drawing/2014/chartex" xmlns:cx1="http://schemas.microsoft.com/office/drawing/2015/9/8/chartex" xmlns:cx2="http://schemas.microsoft.com/office/drawing/2015/10/21/chartex" xmlns:cx3="http://schemas.microsoft.com/office/drawing/2016/5/9/chartex" xmlns:cx4="http://schemas.microsoft.com/office/drawing/2016/5/10/chartex" xmlns:cx5="http://schemas.microsoft.com/office/drawing/2016/5/11/chartex" xmlns:cx6="http://schemas.microsoft.com/office/drawing/2016/5/12/chartex" xmlns:cx7="http://schemas.microsoft.com/office/drawing/2016/5/13/chartex" xmlns:cx8="http://schemas.microsoft.com/office/drawing/2016/5/14/chartex" xmlns:mc="http://schemas.openxmlformats.org/markup-compatibility/2006" xmlns:aink="http://schemas.microsoft.com/office/drawing/2016/ink" xmlns:am3d="http://schemas.microsoft.com/office/drawing/2017/model3d" xmlns:o="urn:schemas-microsoft-com:office:office" xmlns:oel="http://schemas.microsoft.com/office/2019/extlst" xmlns:r="http://schemas.openxmlformats.org/officeDocument/2006/relationships" xmlns:m="http://schemas.openxmlformats.org/officeDocument/2006/math" xmlns:v="urn:schemas-microsoft-com:vml" xmlns:wp14="http://schemas.microsoft.com/office/word/2010/wordprocessingDrawing" xmlns:wp="http://schemas.openxmlformats.org/drawingml/2006/wordprocessingDrawing" xmlns:w10="urn:schemas-microsoft-com:office:word" xmlns:w="http://schemas.openxmlformats.org/wordprocessingml/2006/main" xmlns:w14="http://schemas.microsoft.com/office/word/2010/wordml" xmlns:w15="http://schemas.microsoft.com/office/word/2012/wordml" xmlns:w16cex="http://schemas.microsoft.com/office/word/2018/wordml/cex" xmlns:w16cid="http://schemas.microsoft.com/office/word/2016/wordml/cid" xmlns:w16="http://schemas.microsoft.com/office/word/2018/wordml" xmlns:w16du="http://schemas.microsoft.com/office/word/2023/wordml/word16du" xmlns:w16sdtdh="http://schemas.microsoft.com/office/word/2020/wordml/sdtdatahash" xmlns:w16se="http://schemas.microsoft.com/office/word/2015/wordml/symex" xmlns:wpg="http://schemas.microsoft.com/office/word/2010/wordprocessingGroup" xmlns:wpi="http://schemas.microsoft.com/office/word/2010/wordprocessingInk" xmlns:wne="http://schemas.microsoft.com/office/word/2006/wordml" xmlns:wps="http://schemas.microsoft.com/office/word/2010/wordprocessingShape">
+  <w:comment w:id="4" w:author="Dương KTDA" w:date="2026-03-30T10:57:00Z" w:initials="DK">
+    <w:p>
+      <w:pPr>
+        <w:pStyle w:val="CommentText"/>
+      </w:pPr>
+      <w:r>
+        <w:rPr>
+          <w:rStyle w:val="CommentReference"/>
+        </w:rPr>
+        <w:annotationRef/>
+      </w:r>
+      <w:r>
+        <w:t>Ghi ngày thực hiện gói thầu theo bảng kế hoạch LCNT đã được phê duyệt</w:t>
+      </w:r>
+    </w:p>
+  </w:comment>
+  <w:comment w:id="5" w:author="Dương KTDA" w:date="2026-03-30T10:59:00Z" w:initials="DK">
+    <w:p>
+      <w:pPr>
+        <w:pStyle w:val="CommentText"/>
+      </w:pPr>
+      <w:r>
+        <w:rPr>
+          <w:rStyle w:val="CommentReference"/>
+        </w:rPr>
+        <w:annotationRef/>
+      </w:r>
+      <w:r>
+        <w:t>Thời gian thực hiện HĐ = Thời gian thực hiện gói thầu + Thời hạn thanh toán (được nêu tại Điểm b, Khoản 2, Điều 5 hợp đồng này)</w:t>
+      </w:r>
+    </w:p>
+  </w:comment>
+</w:comments>
+</file>
+
+<file path=word/commentsExtended.xml><?xml version="1.0" encoding="utf-8"?>
+<w15:commentsEx xmlns:wpc="http://schemas.microsoft.com/office/word/2010/wordprocessingCanvas" xmlns:cx="http://schemas.microsoft.com/office/drawing/2014/chartex" xmlns:cx1="http://schemas.microsoft.com/office/drawing/2015/9/8/chartex" xmlns:cx2="http://schemas.microsoft.com/office/drawing/2015/10/21/chartex" xmlns:cx3="http://schemas.microsoft.com/office/drawing/2016/5/9/chartex" xmlns:cx4="http://schemas.microsoft.com/office/drawing/2016/5/10/chartex" xmlns:cx5="http://schemas.microsoft.com/office/drawing/2016/5/11/chartex" xmlns:cx6="http://schemas.microsoft.com/office/drawing/2016/5/12/chartex" xmlns:cx7="http://schemas.microsoft.com/office/drawing/2016/5/13/chartex" xmlns:cx8="http://schemas.microsoft.com/office/drawing/2016/5/14/chartex" xmlns:mc="http://schemas.openxmlformats.org/markup-compatibility/2006" xmlns:aink="http://schemas.microsoft.com/office/drawing/2016/ink" xmlns:am3d="http://schemas.microsoft.com/office/drawing/2017/model3d" xmlns:o="urn:schemas-microsoft-com:office:office" xmlns:oel="http://schemas.microsoft.com/office/2019/extlst" xmlns:r="http://schemas.openxmlformats.org/officeDocument/2006/relationships" xmlns:m="http://schemas.openxmlformats.org/officeDocument/2006/math" xmlns:v="urn:schemas-microsoft-com:vml" xmlns:wp14="http://schemas.microsoft.com/office/word/2010/wordprocessingDrawing" xmlns:wp="http://schemas.openxmlformats.org/drawingml/2006/wordprocessingDrawing" xmlns:w10="urn:schemas-microsoft-com:office:word" xmlns:w="http://schemas.openxmlformats.org/wordprocessingml/2006/main" xmlns:w14="http://schemas.microsoft.com/office/word/2010/wordml" xmlns:w15="http://schemas.microsoft.com/office/word/2012/wordml" xmlns:w16cex="http://schemas.microsoft.com/office/word/2018/wordml/cex" xmlns:w16cid="http://schemas.microsoft.com/office/word/2016/wordml/cid" xmlns:w16="http://schemas.microsoft.com/office/word/2018/wordml" xmlns:w16du="http://schemas.microsoft.com/office/word/2023/wordml/word16du" xmlns:w16sdtdh="http://schemas.microsoft.com/office/word/2020/wordml/sdtdatahash" xmlns:w16se="http://schemas.microsoft.com/office/word/2015/wordml/symex" xmlns:wpg="http://schemas.microsoft.com/office/word/2010/wordprocessingGroup" xmlns:wpi="http://schemas.microsoft.com/office/word/2010/wordprocessingInk" xmlns:wne="http://schemas.microsoft.com/office/word/2006/wordml" xmlns:wps="http://schemas.microsoft.com/office/word/2010/wordprocessingShape">
+  <w15:commentEx w15:paraId="07924588" w15:done="0"/>
+  <w15:commentEx w15:paraId="4700E861" w15:done="0"/>
+</w15:commentsEx>
+</file>
+
+<file path=word/commentsExtensible.xml><?xml version="1.0" encoding="utf-8"?>
+<w16cex:commentsExtensible xmlns:wpc="http://schemas.microsoft.com/office/word/2010/wordprocessingCanvas" xmlns:cx="http://schemas.microsoft.com/office/drawing/2014/chartex" xmlns:cx1="http://schemas.microsoft.com/office/drawing/2015/9/8/chartex" xmlns:cx2="http://schemas.microsoft.com/office/drawing/2015/10/21/chartex" xmlns:cx3="http://schemas.microsoft.com/office/drawing/2016/5/9/chartex" xmlns:cx4="http://schemas.microsoft.com/office/drawing/2016/5/10/chartex" xmlns:cx5="http://schemas.microsoft.com/office/drawing/2016/5/11/chartex" xmlns:cx6="http://schemas.microsoft.com/office/drawing/2016/5/12/chartex" xmlns:cx7="http://schemas.microsoft.com/office/drawing/2016/5/13/chartex" xmlns:cx8="http://schemas.microsoft.com/office/drawing/2016/5/14/chartex" xmlns:cr="http://schemas.microsoft.com/office/comments/2020/reactions" xmlns:mc="http://schemas.openxmlformats.org/markup-compatibility/2006" xmlns:aink="http://schemas.microsoft.com/office/drawing/2016/ink" xmlns:am3d="http://schemas.microsoft.com/office/drawing/2017/model3d" xmlns:o="urn:schemas-microsoft-com:office:office" xmlns:oel="http://schemas.microsoft.com/office/2019/extlst" xmlns:r="http://schemas.openxmlformats.org/officeDocument/2006/relationships" xmlns:m="http://schemas.openxmlformats.org/officeDocument/2006/math" xmlns:v="urn:schemas-microsoft-com:vml" xmlns:wp14="http://schemas.microsoft.com/office/word/2010/wordprocessingDrawing" xmlns:wp="http://schemas.openxmlformats.org/drawingml/2006/wordprocessingDrawing" xmlns:w10="urn:schemas-microsoft-com:office:word" xmlns:w="http://schemas.openxmlformats.org/wordprocessingml/2006/main" xmlns:w14="http://schemas.microsoft.com/office/word/2010/wordml" xmlns:w15="http://schemas.microsoft.com/office/word/2012/wordml" xmlns:w16cex="http://schemas.microsoft.com/office/word/2018/wordml/cex" xmlns:w16cid="http://schemas.microsoft.com/office/word/2016/wordml/cid" xmlns:w16="http://schemas.microsoft.com/office/word/2018/wordml" xmlns:w16du="http://schemas.microsoft.com/office/word/2023/wordml/word16du" xmlns:w16sdtdh="http://schemas.microsoft.com/office/word/2020/wordml/sdtdatahash" xmlns:w16se="http://schemas.microsoft.com/office/word/2015/wordml/symex" xmlns:wpg="http://schemas.microsoft.com/office/word/2010/wordprocessingGroup" xmlns:wpi="http://schemas.microsoft.com/office/word/2010/wordprocessingInk" xmlns:wne="http://schemas.microsoft.com/office/word/2006/wordml" xmlns:wps="http://schemas.microsoft.com/office/word/2010/wordprocessingShape">
+  <w16cex:commentExtensible w16cex:durableId="759856A1" w16cex:dateUtc="2026-03-30T03:57:00Z"/>
+  <w16cex:commentExtensible w16cex:durableId="3E4A9A03" w16cex:dateUtc="2026-03-30T03:59:00Z"/>
+</w16cex:commentsExtensible>
+</file>
+
+<file path=word/commentsIds.xml><?xml version="1.0" encoding="utf-8"?>
+<w16cid:commentsIds xmlns:wpc="http://schemas.microsoft.com/office/word/2010/wordprocessingCanvas" xmlns:cx="http://schemas.microsoft.com/office/drawing/2014/chartex" xmlns:cx1="http://schemas.microsoft.com/office/drawing/2015/9/8/chartex" xmlns:cx2="http://schemas.microsoft.com/office/drawing/2015/10/21/chartex" xmlns:cx3="http://schemas.microsoft.com/office/drawing/2016/5/9/chartex" xmlns:cx4="http://schemas.microsoft.com/office/drawing/2016/5/10/chartex" xmlns:cx5="http://schemas.microsoft.com/office/drawing/2016/5/11/chartex" xmlns:cx6="http://schemas.microsoft.com/office/drawing/2016/5/12/chartex" xmlns:cx7="http://schemas.microsoft.com/office/drawing/2016/5/13/chartex" xmlns:cx8="http://schemas.microsoft.com/office/drawing/2016/5/14/chartex" xmlns:mc="http://schemas.openxmlformats.org/markup-compatibility/2006" xmlns:aink="http://schemas.microsoft.com/office/drawing/2016/ink" xmlns:am3d="http://schemas.microsoft.com/office/drawing/2017/model3d" xmlns:o="urn:schemas-microsoft-com:office:office" xmlns:oel="http://schemas.microsoft.com/office/2019/extlst" xmlns:r="http://schemas.openxmlformats.org/officeDocument/2006/relationships" xmlns:m="http://schemas.openxmlformats.org/officeDocument/2006/math" xmlns:v="urn:schemas-microsoft-com:vml" xmlns:wp14="http://schemas.microsoft.com/office/word/2010/wordprocessingDrawing" xmlns:wp="http://schemas.openxmlformats.org/drawingml/2006/wordprocessingDrawing" xmlns:w10="urn:schemas-microsoft-com:office:word" xmlns:w="http://schemas.openxmlformats.org/wordprocessingml/2006/main" xmlns:w14="http://schemas.microsoft.com/office/word/2010/wordml" xmlns:w15="http://schemas.microsoft.com/office/word/2012/wordml" xmlns:w16cex="http://schemas.microsoft.com/office/word/2018/wordml/cex" xmlns:w16cid="http://schemas.microsoft.com/office/word/2016/wordml/cid" xmlns:w16="http://schemas.microsoft.com/office/word/2018/wordml" xmlns:w16du="http://schemas.microsoft.com/office/word/2023/wordml/word16du" xmlns:w16sdtdh="http://schemas.microsoft.com/office/word/2020/wordml/sdtdatahash" xmlns:w16se="http://schemas.microsoft.com/office/word/2015/wordml/symex" xmlns:wpg="http://schemas.microsoft.com/office/word/2010/wordprocessingGroup" xmlns:wpi="http://schemas.microsoft.com/office/word/2010/wordprocessingInk" xmlns:wne="http://schemas.microsoft.com/office/word/2006/wordml" xmlns:wps="http://schemas.microsoft.com/office/word/2010/wordprocessingShape">
+  <w16cid:commentId w16cid:paraId="07924588" w16cid:durableId="07924588"/>
+  <w16cid:commentId w16cid:paraId="4700E861" w16cid:durableId="4700E861"/>
+</w16cid:commentsIds>
+</file>
+
+<file path=word/endnotes.xml><?xml version="1.0" encoding="utf-8"?>
+<w:endnotes xmlns:wpc="http://schemas.microsoft.com/office/word/2010/wordprocessingCanvas" xmlns:cx="http://schemas.microsoft.com/office/drawing/2014/chartex" xmlns:cx1="http://schemas.microsoft.com/office/drawing/2015/9/8/chartex" xmlns:cx2="http://schemas.microsoft.com/office/drawing/2015/10/21/chartex" xmlns:cx3="http://schemas.microsoft.com/office/drawing/2016/5/9/chartex" xmlns:cx4="http://schemas.microsoft.com/office/drawing/2016/5/10/chartex" xmlns:cx5="http://schemas.microsoft.com/office/drawing/2016/5/11/chartex" xmlns:cx6="http://schemas.microsoft.com/office/drawing/2016/5/12/chartex" xmlns:cx7="http://schemas.microsoft.com/office/drawing/2016/5/13/chartex" xmlns:cx8="http://schemas.microsoft.com/office/drawing/2016/5/14/chartex" xmlns:mc="http://schemas.openxmlformats.org/markup-compatibility/2006" xmlns:aink="http://schemas.microsoft.com/office/drawing/2016/ink" xmlns:am3d="http://schemas.microsoft.com/office/drawing/2017/model3d" xmlns:o="urn:schemas-microsoft-com:office:office" xmlns:oel="http://schemas.microsoft.com/office/2019/extlst" xmlns:r="http://schemas.openxmlformats.org/officeDocument/2006/relationships" xmlns:m="http://schemas.openxmlformats.org/officeDocument/2006/math" xmlns:v="urn:schemas-microsoft-com:vml" xmlns:wp14="http://schemas.microsoft.com/office/word/2010/wordprocessingDrawing" xmlns:wp="http://schemas.openxmlformats.org/drawingml/2006/wordprocessingDrawing" xmlns:w10="urn:schemas-microsoft-com:office:word" xmlns:w="http://schemas.openxmlformats.org/wordprocessingml/2006/main" xmlns:w14="http://schemas.microsoft.com/office/word/2010/wordml" xmlns:w15="http://schemas.microsoft.com/office/word/2012/wordml" xmlns:w16cex="http://schemas.microsoft.com/office/word/2018/wordml/cex" xmlns:w16cid="http://schemas.microsoft.com/office/word/2016/wordml/cid" xmlns:w16="http://schemas.microsoft.com/office/word/2018/wordml" xmlns:w16du="http://schemas.microsoft.com/office/word/2023/wordml/word16du" xmlns:w16sdtdh="http://schemas.microsoft.com/office/word/2020/wordml/sdtdatahash" xmlns:w16se="http://schemas.microsoft.com/office/word/2015/wordml/symex" xmlns:wpg="http://schemas.microsoft.com/office/word/2010/wordprocessingGroup" xmlns:wpi="http://schemas.microsoft.com/office/word/2010/wordprocessingInk" xmlns:wne="http://schemas.microsoft.com/office/word/2006/wordml" xmlns:wps="http://schemas.microsoft.com/office/word/2010/wordprocessingShape">
   <w:endnote w:type="separator" w:id="-1">
     <w:p>
       <w:pPr>
@@ -6278,56 +6205,8 @@
 </w:endnotes>
 </file>
 
-<file path=./word/fontTable.xml><?xml version="1.0" encoding="utf-8"?>
-<w:fonts xmlns:mc="http://schemas.openxmlformats.org/markup-compatibility/2006" xmlns:r="http://schemas.openxmlformats.org/officeDocument/2006/relationships" xmlns:w="http://schemas.openxmlformats.org/wordprocessingml/2006/main" xmlns:w14="http://schemas.microsoft.com/office/word/2010/wordml" xmlns:w15="http://schemas.microsoft.com/office/word/2012/wordml" xmlns:w16cex="http://schemas.microsoft.com/office/word/2018/wordml/cex" xmlns:w16="http://schemas.microsoft.com/office/word/2018/wordml" xmlns:w16du="http://schemas.microsoft.com/office/word/2023/wordml/word16du" xmlns:w16sdtdh="http://schemas.microsoft.com/office/word/2020/wordml/sdtdatahash" xmlns:w16se="http://schemas.microsoft.com/office/word/2015/wordml/symex">
-  <w:font w:name="Times New Roman">
-    <w:panose1 w:val="02020603050405020304"/>
-    <w:family w:val="roman"/>
-    <w:pitch w:val="variable"/>
-    <w:sig w:usb0="E0002EFF" w:usb1="C000785B" w:usb2="00000009" w:usb3="00000000" w:csb0="000001FF" w:csb1="00000000"/>
-  </w:font>
-  <w:font w:name="Calibri">
-    <w:panose1 w:val="020F0502020204030204"/>
-    <w:family w:val="swiss"/>
-    <w:pitch w:val="variable"/>
-    <w:sig w:usb0="E4002EFF" w:usb1="C000247B" w:usb2="00000009" w:usb3="00000000" w:csb0="000001FF" w:csb1="00000000"/>
-  </w:font>
-  <w:font w:name="Cambria">
-    <w:panose1 w:val="02040503050406030204"/>
-    <w:family w:val="roman"/>
-    <w:pitch w:val="variable"/>
-    <w:sig w:usb0="E00006FF" w:usb1="420024FF" w:usb2="02000000" w:usb3="00000000" w:csb0="0000019F" w:csb1="00000000"/>
-  </w:font>
-  <w:font w:name=".VnTimeH">
-    <w:panose1 w:val="020B7200000000000000"/>
-    <w:family w:val="swiss"/>
-    <w:pitch w:val="variable"/>
-    <w:sig w:usb0="00000007" w:usb1="00000000" w:usb2="00000000" w:usb3="00000000" w:csb0="00000013" w:csb1="00000000"/>
-  </w:font>
-  <w:font w:name="TimesNewRomanPSMT">
-    <w:altName w:val="Times New Roman"/>
-    <w:panose1 w:val="00000000000000000000"/>
-    <w:family w:val="roman"/>
-    <w:notTrueType/>
-    <w:pitch w:val="default"/>
-  </w:font>
-  <w:font w:name="Tahoma">
-    <w:panose1 w:val="020B0604030504040204"/>
-    <w:family w:val="swiss"/>
-    <w:pitch w:val="variable"/>
-    <w:sig w:usb0="E1002EFF" w:usb1="C000605B" w:usb2="00000029" w:usb3="00000000" w:csb0="000101FF" w:csb1="00000000"/>
-  </w:font>
-  <w:font w:name="Arial Unicode MS">
-    <w:panose1 w:val="020B0604020202020204"/>
-    <w:family w:val="swiss"/>
-    <w:pitch w:val="variable"/>
-    <w:sig w:usb0="F7FFAFFF" w:usb1="E9DFFFFF" w:usb2="0000003F" w:usb3="00000000" w:csb0="003F01FF" w:csb1="00000000"/>
-  </w:font>
-</w:fonts>
-</file>
-
-<file path=./word/footnotes.xml><?xml version="1.0" encoding="utf-8"?>
-<w:footnotes xmlns:wpc="http://schemas.microsoft.com/office/word/2010/wordprocessingCanvas" xmlns:cx="http://schemas.microsoft.com/office/drawing/2014/chartex" xmlns:cx1="http://schemas.microsoft.com/office/drawing/2015/9/8/chartex" xmlns:cx2="http://schemas.microsoft.com/office/drawing/2015/10/21/chartex" xmlns:cx3="http://schemas.microsoft.com/office/drawing/2016/5/9/chartex" xmlns:cx4="http://schemas.microsoft.com/office/drawing/2016/5/10/chartex" xmlns:cx5="http://schemas.microsoft.com/office/drawing/2016/5/11/chartex" xmlns:cx6="http://schemas.microsoft.com/office/drawing/2016/5/12/chartex" xmlns:cx7="http://schemas.microsoft.com/office/drawing/2016/5/13/chartex" xmlns:cx8="http://schemas.microsoft.com/office/drawing/2016/5/14/chartex" xmlns:mc="http://schemas.openxmlformats.org/markup-compatibility/2006" xmlns:aink="http://schemas.microsoft.com/office/drawing/2016/ink" xmlns:am3d="http://schemas.microsoft.com/office/drawing/2017/model3d" xmlns:o="urn:schemas-microsoft-com:office:office" xmlns:oel="http://schemas.microsoft.com/office/2019/extlst" xmlns:r="http://schemas.openxmlformats.org/officeDocument/2006/relationships" xmlns:m="http://schemas.openxmlformats.org/officeDocument/2006/math" xmlns:v="urn:schemas-microsoft-com:vml" xmlns:wp14="http://schemas.microsoft.com/office/word/2010/wordprocessingDrawing" xmlns:wp="http://schemas.openxmlformats.org/drawingml/2006/wordprocessingDrawing" xmlns:w10="urn:schemas-microsoft-com:office:word" xmlns:w="http://schemas.openxmlformats.org/wordprocessingml/2006/main" xmlns:w14="http://schemas.microsoft.com/office/word/2010/wordml" xmlns:w15="http://schemas.microsoft.com/office/word/2012/wordml" xmlns:w16cex="http://schemas.microsoft.com/office/word/2018/wordml/cex" xmlns:w16="http://schemas.microsoft.com/office/word/2018/wordml" xmlns:w16du="http://schemas.microsoft.com/office/word/2023/wordml/word16du" xmlns:w16sdtdh="http://schemas.microsoft.com/office/word/2020/wordml/sdtdatahash" xmlns:w16se="http://schemas.microsoft.com/office/word/2015/wordml/symex" xmlns:wpg="http://schemas.microsoft.com/office/word/2010/wordprocessingGroup" xmlns:wpi="http://schemas.microsoft.com/office/word/2010/wordprocessingInk" xmlns:wne="http://schemas.microsoft.com/office/word/2006/wordml" xmlns:wps="http://schemas.microsoft.com/office/word/2010/wordprocessingShape">
+<file path=word/footnotes.xml><?xml version="1.0" encoding="utf-8"?>
+<w:footnotes xmlns:wpc="http://schemas.microsoft.com/office/word/2010/wordprocessingCanvas" xmlns:cx="http://schemas.microsoft.com/office/drawing/2014/chartex" xmlns:cx1="http://schemas.microsoft.com/office/drawing/2015/9/8/chartex" xmlns:cx2="http://schemas.microsoft.com/office/drawing/2015/10/21/chartex" xmlns:cx3="http://schemas.microsoft.com/office/drawing/2016/5/9/chartex" xmlns:cx4="http://schemas.microsoft.com/office/drawing/2016/5/10/chartex" xmlns:cx5="http://schemas.microsoft.com/office/drawing/2016/5/11/chartex" xmlns:cx6="http://schemas.microsoft.com/office/drawing/2016/5/12/chartex" xmlns:cx7="http://schemas.microsoft.com/office/drawing/2016/5/13/chartex" xmlns:cx8="http://schemas.microsoft.com/office/drawing/2016/5/14/chartex" xmlns:mc="http://schemas.openxmlformats.org/markup-compatibility/2006" xmlns:aink="http://schemas.microsoft.com/office/drawing/2016/ink" xmlns:am3d="http://schemas.microsoft.com/office/drawing/2017/model3d" xmlns:o="urn:schemas-microsoft-com:office:office" xmlns:oel="http://schemas.microsoft.com/office/2019/extlst" xmlns:r="http://schemas.openxmlformats.org/officeDocument/2006/relationships" xmlns:m="http://schemas.openxmlformats.org/officeDocument/2006/math" xmlns:v="urn:schemas-microsoft-com:vml" xmlns:wp14="http://schemas.microsoft.com/office/word/2010/wordprocessingDrawing" xmlns:wp="http://schemas.openxmlformats.org/drawingml/2006/wordprocessingDrawing" xmlns:w10="urn:schemas-microsoft-com:office:word" xmlns:w="http://schemas.openxmlformats.org/wordprocessingml/2006/main" xmlns:w14="http://schemas.microsoft.com/office/word/2010/wordml" xmlns:w15="http://schemas.microsoft.com/office/word/2012/wordml" xmlns:w16cex="http://schemas.microsoft.com/office/word/2018/wordml/cex" xmlns:w16cid="http://schemas.microsoft.com/office/word/2016/wordml/cid" xmlns:w16="http://schemas.microsoft.com/office/word/2018/wordml" xmlns:w16du="http://schemas.microsoft.com/office/word/2023/wordml/word16du" xmlns:w16sdtdh="http://schemas.microsoft.com/office/word/2020/wordml/sdtdatahash" xmlns:w16se="http://schemas.microsoft.com/office/word/2015/wordml/symex" xmlns:wpg="http://schemas.microsoft.com/office/word/2010/wordprocessingGroup" xmlns:wpi="http://schemas.microsoft.com/office/word/2010/wordprocessingInk" xmlns:wne="http://schemas.microsoft.com/office/word/2006/wordml" xmlns:wps="http://schemas.microsoft.com/office/word/2010/wordprocessingShape">
   <w:footnote w:type="separator" w:id="-1">
     <w:p>
       <w:pPr>
@@ -6351,370 +6230,16 @@
 </w:footnotes>
 </file>
 
-<file path=./word/people.xml><?xml version="1.0" encoding="utf-8"?>
-<w15:people xmlns:wpc="http://schemas.microsoft.com/office/word/2010/wordprocessingCanvas" xmlns:cx="http://schemas.microsoft.com/office/drawing/2014/chartex" xmlns:cx1="http://schemas.microsoft.com/office/drawing/2015/9/8/chartex" xmlns:cx2="http://schemas.microsoft.com/office/drawing/2015/10/21/chartex" xmlns:cx3="http://schemas.microsoft.com/office/drawing/2016/5/9/chartex" xmlns:cx4="http://schemas.microsoft.com/office/drawing/2016/5/10/chartex" xmlns:cx5="http://schemas.microsoft.com/office/drawing/2016/5/11/chartex" xmlns:cx6="http://schemas.microsoft.com/office/drawing/2016/5/12/chartex" xmlns:cx7="http://schemas.microsoft.com/office/drawing/2016/5/13/chartex" xmlns:cx8="http://schemas.microsoft.com/office/drawing/2016/5/14/chartex" xmlns:mc="http://schemas.openxmlformats.org/markup-compatibility/2006" xmlns:aink="http://schemas.microsoft.com/office/drawing/2016/ink" xmlns:am3d="http://schemas.microsoft.com/office/drawing/2017/model3d" xmlns:o="urn:schemas-microsoft-com:office:office" xmlns:oel="http://schemas.microsoft.com/office/2019/extlst" xmlns:r="http://schemas.openxmlformats.org/officeDocument/2006/relationships" xmlns:m="http://schemas.openxmlformats.org/officeDocument/2006/math" xmlns:v="urn:schemas-microsoft-com:vml" xmlns:wp14="http://schemas.microsoft.com/office/word/2010/wordprocessingDrawing" xmlns:wp="http://schemas.openxmlformats.org/drawingml/2006/wordprocessingDrawing" xmlns:w10="urn:schemas-microsoft-com:office:word" xmlns:w="http://schemas.openxmlformats.org/wordprocessingml/2006/main" xmlns:w14="http://schemas.microsoft.com/office/word/2010/wordml" xmlns:w15="http://schemas.microsoft.com/office/word/2012/wordml" xmlns:w16cex="http://schemas.microsoft.com/office/word/2018/wordml/cex" xmlns:w16="http://schemas.microsoft.com/office/word/2018/wordml" xmlns:w16du="http://schemas.microsoft.com/office/word/2023/wordml/word16du" xmlns:w16sdtdh="http://schemas.microsoft.com/office/word/2020/wordml/sdtdatahash" xmlns:w16se="http://schemas.microsoft.com/office/word/2015/wordml/symex" xmlns:wpg="http://schemas.microsoft.com/office/word/2010/wordprocessingGroup" xmlns:wpi="http://schemas.microsoft.com/office/word/2010/wordprocessingInk" xmlns:wne="http://schemas.microsoft.com/office/word/2006/wordml" xmlns:wps="http://schemas.microsoft.com/office/word/2010/wordprocessingShape">
+<file path=word/people.xml><?xml version="1.0" encoding="utf-8"?>
+<w15:people xmlns:wpc="http://schemas.microsoft.com/office/word/2010/wordprocessingCanvas" xmlns:cx="http://schemas.microsoft.com/office/drawing/2014/chartex" xmlns:cx1="http://schemas.microsoft.com/office/drawing/2015/9/8/chartex" xmlns:cx2="http://schemas.microsoft.com/office/drawing/2015/10/21/chartex" xmlns:cx3="http://schemas.microsoft.com/office/drawing/2016/5/9/chartex" xmlns:cx4="http://schemas.microsoft.com/office/drawing/2016/5/10/chartex" xmlns:cx5="http://schemas.microsoft.com/office/drawing/2016/5/11/chartex" xmlns:cx6="http://schemas.microsoft.com/office/drawing/2016/5/12/chartex" xmlns:cx7="http://schemas.microsoft.com/office/drawing/2016/5/13/chartex" xmlns:cx8="http://schemas.microsoft.com/office/drawing/2016/5/14/chartex" xmlns:mc="http://schemas.openxmlformats.org/markup-compatibility/2006" xmlns:aink="http://schemas.microsoft.com/office/drawing/2016/ink" xmlns:am3d="http://schemas.microsoft.com/office/drawing/2017/model3d" xmlns:o="urn:schemas-microsoft-com:office:office" xmlns:oel="http://schemas.microsoft.com/office/2019/extlst" xmlns:r="http://schemas.openxmlformats.org/officeDocument/2006/relationships" xmlns:m="http://schemas.openxmlformats.org/officeDocument/2006/math" xmlns:v="urn:schemas-microsoft-com:vml" xmlns:wp14="http://schemas.microsoft.com/office/word/2010/wordprocessingDrawing" xmlns:wp="http://schemas.openxmlformats.org/drawingml/2006/wordprocessingDrawing" xmlns:w10="urn:schemas-microsoft-com:office:word" xmlns:w="http://schemas.openxmlformats.org/wordprocessingml/2006/main" xmlns:w14="http://schemas.microsoft.com/office/word/2010/wordml" xmlns:w15="http://schemas.microsoft.com/office/word/2012/wordml" xmlns:w16cex="http://schemas.microsoft.com/office/word/2018/wordml/cex" xmlns:w16cid="http://schemas.microsoft.com/office/word/2016/wordml/cid" xmlns:w16="http://schemas.microsoft.com/office/word/2018/wordml" xmlns:w16du="http://schemas.microsoft.com/office/word/2023/wordml/word16du" xmlns:w16sdtdh="http://schemas.microsoft.com/office/word/2020/wordml/sdtdatahash" xmlns:w16se="http://schemas.microsoft.com/office/word/2015/wordml/symex" xmlns:wpg="http://schemas.microsoft.com/office/word/2010/wordprocessingGroup" xmlns:wpi="http://schemas.microsoft.com/office/word/2010/wordprocessingInk" xmlns:wne="http://schemas.microsoft.com/office/word/2006/wordml" xmlns:wps="http://schemas.microsoft.com/office/word/2010/wordprocessingShape">
   <w15:person w15:author="Dương KTDA">
     <w15:presenceInfo w15:providerId="None" w15:userId="Dương KTDA"/>
   </w15:person>
 </w15:people>
 </file>
 
-<file path=./word/settings.xml><?xml version="1.0" encoding="utf-8"?>
-<w:settings xmlns:mc="http://schemas.openxmlformats.org/markup-compatibility/2006" xmlns:o="urn:schemas-microsoft-com:office:office" xmlns:r="http://schemas.openxmlformats.org/officeDocument/2006/relationships" xmlns:m="http://schemas.openxmlformats.org/officeDocument/2006/math" xmlns:v="urn:schemas-microsoft-com:vml" xmlns:w10="urn:schemas-microsoft-com:office:word" xmlns:w="http://schemas.openxmlformats.org/wordprocessingml/2006/main" xmlns:w14="http://schemas.microsoft.com/office/word/2010/wordml" xmlns:w15="http://schemas.microsoft.com/office/word/2012/wordml" xmlns:w16cex="http://schemas.microsoft.com/office/word/2018/wordml/cex" xmlns:w16="http://schemas.microsoft.com/office/word/2018/wordml" xmlns:w16du="http://schemas.microsoft.com/office/word/2023/wordml/word16du" xmlns:w16sdtdh="http://schemas.microsoft.com/office/word/2020/wordml/sdtdatahash" xmlns:w16se="http://schemas.microsoft.com/office/word/2015/wordml/symex" xmlns:sl="http://schemas.openxmlformats.org/schemaLibrary/2006/main">
-  <w:zoom w:percent="140"/>
-  <w:defaultTabStop w:val="720"/>
-  <w:drawingGridHorizontalSpacing w:val="120"/>
-  <w:displayHorizontalDrawingGridEvery w:val="2"/>
-  <w:displayVerticalDrawingGridEvery w:val="2"/>
-  <w:characterSpacingControl w:val="doNotCompress"/>
-  <w:compat>
-    <w:compatSetting w:name="compatibilityMode" w:uri="http://schemas.microsoft.com/office/word" w:val="15"/>
-    <w:compatSetting w:name="overrideTableStyleFontSizeAndJustification" w:uri="http://schemas.microsoft.com/office/word" w:val="1"/>
-    <w:compatSetting w:name="enableOpenTypeFeatures" w:uri="http://schemas.microsoft.com/office/word" w:val="1"/>
-    <w:compatSetting w:name="doNotFlipMirrorIndents" w:uri="http://schemas.microsoft.com/office/word" w:val="1"/>
-    <w:compatSetting w:name="differentiateMultirowTableHeaders" w:uri="http://schemas.microsoft.com/office/word" w:val="1"/>
-    <w:compatSetting w:name="useWord2013TrackBottomHyphenation" w:uri="http://schemas.microsoft.com/office/word" w:val="0"/>
-  </w:compat>
-  <w:rsids>
-    <w:rsidRoot w:val="003C6AF8"/>
-    <w:rsid w:val="00001404"/>
-    <w:rsid w:val="00003865"/>
-    <w:rsid w:val="00010FC8"/>
-    <w:rsid w:val="00017680"/>
-    <w:rsid w:val="00026954"/>
-    <w:rsid w:val="000579B7"/>
-    <w:rsid w:val="0006321D"/>
-    <w:rsid w:val="000642F1"/>
-    <w:rsid w:val="00065918"/>
-    <w:rsid w:val="00065AD3"/>
-    <w:rsid w:val="00094951"/>
-    <w:rsid w:val="000A38F8"/>
-    <w:rsid w:val="000A7F6C"/>
-    <w:rsid w:val="000C24B2"/>
-    <w:rsid w:val="000D0981"/>
-    <w:rsid w:val="000D75CB"/>
-    <w:rsid w:val="000F64DC"/>
-    <w:rsid w:val="001038FD"/>
-    <w:rsid w:val="00123BD5"/>
-    <w:rsid w:val="00124CC0"/>
-    <w:rsid w:val="0012561B"/>
-    <w:rsid w:val="00134B4B"/>
-    <w:rsid w:val="00144F73"/>
-    <w:rsid w:val="001515C2"/>
-    <w:rsid w:val="001559A6"/>
-    <w:rsid w:val="00172AC3"/>
-    <w:rsid w:val="00192591"/>
-    <w:rsid w:val="001B6787"/>
-    <w:rsid w:val="001D6584"/>
-    <w:rsid w:val="001E0C5B"/>
-    <w:rsid w:val="00200725"/>
-    <w:rsid w:val="002035A5"/>
-    <w:rsid w:val="0021057F"/>
-    <w:rsid w:val="00233D95"/>
-    <w:rsid w:val="002359F6"/>
-    <w:rsid w:val="00262725"/>
-    <w:rsid w:val="002727FA"/>
-    <w:rsid w:val="00272E48"/>
-    <w:rsid w:val="00276BD5"/>
-    <w:rsid w:val="002B5917"/>
-    <w:rsid w:val="002C71BC"/>
-    <w:rsid w:val="002C7BF1"/>
-    <w:rsid w:val="002E3384"/>
-    <w:rsid w:val="002E47C9"/>
-    <w:rsid w:val="003012A3"/>
-    <w:rsid w:val="00304FAC"/>
-    <w:rsid w:val="00305A63"/>
-    <w:rsid w:val="00307835"/>
-    <w:rsid w:val="0031706A"/>
-    <w:rsid w:val="00317BFD"/>
-    <w:rsid w:val="00342C24"/>
-    <w:rsid w:val="0034775D"/>
-    <w:rsid w:val="00352936"/>
-    <w:rsid w:val="0037022B"/>
-    <w:rsid w:val="00382D6E"/>
-    <w:rsid w:val="00390D90"/>
-    <w:rsid w:val="00392ED9"/>
-    <w:rsid w:val="003A2560"/>
-    <w:rsid w:val="003A6585"/>
-    <w:rsid w:val="003C3224"/>
-    <w:rsid w:val="003C6AF8"/>
-    <w:rsid w:val="003C6F2F"/>
-    <w:rsid w:val="003D2E6C"/>
-    <w:rsid w:val="003E5044"/>
-    <w:rsid w:val="004004CE"/>
-    <w:rsid w:val="004028B9"/>
-    <w:rsid w:val="00403B59"/>
-    <w:rsid w:val="00416B21"/>
-    <w:rsid w:val="00445789"/>
-    <w:rsid w:val="00450B3A"/>
-    <w:rsid w:val="00451742"/>
-    <w:rsid w:val="00451EBA"/>
-    <w:rsid w:val="004530ED"/>
-    <w:rsid w:val="00457D88"/>
-    <w:rsid w:val="00466289"/>
-    <w:rsid w:val="00481F9C"/>
-    <w:rsid w:val="00494419"/>
-    <w:rsid w:val="00494828"/>
-    <w:rsid w:val="004A0F9B"/>
-    <w:rsid w:val="004B10EE"/>
-    <w:rsid w:val="004C0F2F"/>
-    <w:rsid w:val="004C1F4E"/>
-    <w:rsid w:val="004D04BB"/>
-    <w:rsid w:val="004D1A56"/>
-    <w:rsid w:val="004F40A4"/>
-    <w:rsid w:val="004F6CF0"/>
-    <w:rsid w:val="0051154B"/>
-    <w:rsid w:val="005172A1"/>
-    <w:rsid w:val="00531069"/>
-    <w:rsid w:val="0054334E"/>
-    <w:rsid w:val="005525BA"/>
-    <w:rsid w:val="00553DF3"/>
-    <w:rsid w:val="005567B0"/>
-    <w:rsid w:val="0057711E"/>
-    <w:rsid w:val="005862BA"/>
-    <w:rsid w:val="00597042"/>
-    <w:rsid w:val="005A7D18"/>
-    <w:rsid w:val="005B531F"/>
-    <w:rsid w:val="005C5917"/>
-    <w:rsid w:val="005C67A0"/>
-    <w:rsid w:val="005D25E6"/>
-    <w:rsid w:val="005D29C3"/>
-    <w:rsid w:val="005F0BC1"/>
-    <w:rsid w:val="005F2AD9"/>
-    <w:rsid w:val="00604C12"/>
-    <w:rsid w:val="00613438"/>
-    <w:rsid w:val="006359E1"/>
-    <w:rsid w:val="00642986"/>
-    <w:rsid w:val="006529FD"/>
-    <w:rsid w:val="0065557C"/>
-    <w:rsid w:val="00660C40"/>
-    <w:rsid w:val="0066209A"/>
-    <w:rsid w:val="0066568C"/>
-    <w:rsid w:val="006710C8"/>
-    <w:rsid w:val="006837F9"/>
-    <w:rsid w:val="0068540D"/>
-    <w:rsid w:val="006B2A1B"/>
-    <w:rsid w:val="006C013A"/>
-    <w:rsid w:val="006C6EC0"/>
-    <w:rsid w:val="006D2093"/>
-    <w:rsid w:val="006D5CB6"/>
-    <w:rsid w:val="006D7862"/>
-    <w:rsid w:val="006E4A0D"/>
-    <w:rsid w:val="006E4E1E"/>
-    <w:rsid w:val="006E7704"/>
-    <w:rsid w:val="006F2D4A"/>
-    <w:rsid w:val="0070670C"/>
-    <w:rsid w:val="00713C9B"/>
-    <w:rsid w:val="007159D2"/>
-    <w:rsid w:val="00731724"/>
-    <w:rsid w:val="00733504"/>
-    <w:rsid w:val="00736EBA"/>
-    <w:rsid w:val="0074442A"/>
-    <w:rsid w:val="0074457B"/>
-    <w:rsid w:val="0075385B"/>
-    <w:rsid w:val="00764F3C"/>
-    <w:rsid w:val="00775717"/>
-    <w:rsid w:val="00784C7D"/>
-    <w:rsid w:val="007976C1"/>
-    <w:rsid w:val="007A0287"/>
-    <w:rsid w:val="007A0CD8"/>
-    <w:rsid w:val="007A2849"/>
-    <w:rsid w:val="007B4824"/>
-    <w:rsid w:val="007C3EB5"/>
-    <w:rsid w:val="007C46F8"/>
-    <w:rsid w:val="007C4D02"/>
-    <w:rsid w:val="007D024B"/>
-    <w:rsid w:val="007D75DE"/>
-    <w:rsid w:val="007E347F"/>
-    <w:rsid w:val="007E3543"/>
-    <w:rsid w:val="007E6832"/>
-    <w:rsid w:val="007E797C"/>
-    <w:rsid w:val="007E7B44"/>
-    <w:rsid w:val="007F05DF"/>
-    <w:rsid w:val="007F75F2"/>
-    <w:rsid w:val="00807324"/>
-    <w:rsid w:val="00820406"/>
-    <w:rsid w:val="008226AE"/>
-    <w:rsid w:val="00830731"/>
-    <w:rsid w:val="008361C2"/>
-    <w:rsid w:val="00841FEF"/>
-    <w:rsid w:val="00845293"/>
-    <w:rsid w:val="008516D5"/>
-    <w:rsid w:val="008623E2"/>
-    <w:rsid w:val="00864944"/>
-    <w:rsid w:val="00867C0A"/>
-    <w:rsid w:val="00890A69"/>
-    <w:rsid w:val="00893377"/>
-    <w:rsid w:val="008A2446"/>
-    <w:rsid w:val="008C07D3"/>
-    <w:rsid w:val="008C3617"/>
-    <w:rsid w:val="008C7805"/>
-    <w:rsid w:val="008D5215"/>
-    <w:rsid w:val="008E2003"/>
-    <w:rsid w:val="008F4209"/>
-    <w:rsid w:val="009269C3"/>
-    <w:rsid w:val="0092758B"/>
-    <w:rsid w:val="00933B64"/>
-    <w:rsid w:val="00947F15"/>
-    <w:rsid w:val="009517B3"/>
-    <w:rsid w:val="0095322C"/>
-    <w:rsid w:val="009613C7"/>
-    <w:rsid w:val="00965817"/>
-    <w:rsid w:val="00974C16"/>
-    <w:rsid w:val="00983D37"/>
-    <w:rsid w:val="009850A6"/>
-    <w:rsid w:val="00986CC1"/>
-    <w:rsid w:val="009942C0"/>
-    <w:rsid w:val="009A6D45"/>
-    <w:rsid w:val="009B1216"/>
-    <w:rsid w:val="009B201C"/>
-    <w:rsid w:val="009D12C4"/>
-    <w:rsid w:val="009D12D8"/>
-    <w:rsid w:val="009D4203"/>
-    <w:rsid w:val="009D426F"/>
-    <w:rsid w:val="009D57C2"/>
-    <w:rsid w:val="009D7F3C"/>
-    <w:rsid w:val="009E29A4"/>
-    <w:rsid w:val="00A105C8"/>
-    <w:rsid w:val="00A23FA8"/>
-    <w:rsid w:val="00A25C05"/>
-    <w:rsid w:val="00A27BB8"/>
-    <w:rsid w:val="00A36B49"/>
-    <w:rsid w:val="00A41E4A"/>
-    <w:rsid w:val="00A568B0"/>
-    <w:rsid w:val="00A62867"/>
-    <w:rsid w:val="00A630F8"/>
-    <w:rsid w:val="00A757C6"/>
-    <w:rsid w:val="00A90919"/>
-    <w:rsid w:val="00A93192"/>
-    <w:rsid w:val="00A9764C"/>
-    <w:rsid w:val="00AA0C23"/>
-    <w:rsid w:val="00AA0F3B"/>
-    <w:rsid w:val="00AA72F9"/>
-    <w:rsid w:val="00AB38F2"/>
-    <w:rsid w:val="00AC75DB"/>
-    <w:rsid w:val="00AD03D8"/>
-    <w:rsid w:val="00AF0ED5"/>
-    <w:rsid w:val="00AF2B96"/>
-    <w:rsid w:val="00B0072B"/>
-    <w:rsid w:val="00B00997"/>
-    <w:rsid w:val="00B1270B"/>
-    <w:rsid w:val="00B12C3E"/>
-    <w:rsid w:val="00B14A20"/>
-    <w:rsid w:val="00B220DE"/>
-    <w:rsid w:val="00B362D1"/>
-    <w:rsid w:val="00B465AA"/>
-    <w:rsid w:val="00B75B5F"/>
-    <w:rsid w:val="00B82A6C"/>
-    <w:rsid w:val="00B92908"/>
-    <w:rsid w:val="00B94DF1"/>
-    <w:rsid w:val="00BA50F1"/>
-    <w:rsid w:val="00BB3892"/>
-    <w:rsid w:val="00BB6EB6"/>
-    <w:rsid w:val="00BD33B9"/>
-    <w:rsid w:val="00BD6390"/>
-    <w:rsid w:val="00BE57F5"/>
-    <w:rsid w:val="00BF479C"/>
-    <w:rsid w:val="00BF5B76"/>
-    <w:rsid w:val="00C00052"/>
-    <w:rsid w:val="00C0319F"/>
-    <w:rsid w:val="00C04384"/>
-    <w:rsid w:val="00C07D96"/>
-    <w:rsid w:val="00C13C88"/>
-    <w:rsid w:val="00C15D1C"/>
-    <w:rsid w:val="00C269B6"/>
-    <w:rsid w:val="00C317A0"/>
-    <w:rsid w:val="00C474D4"/>
-    <w:rsid w:val="00C73C9B"/>
-    <w:rsid w:val="00C82711"/>
-    <w:rsid w:val="00C85E24"/>
-    <w:rsid w:val="00CC5F5E"/>
-    <w:rsid w:val="00CE53BA"/>
-    <w:rsid w:val="00D128D7"/>
-    <w:rsid w:val="00D129CD"/>
-    <w:rsid w:val="00D25843"/>
-    <w:rsid w:val="00D3360C"/>
-    <w:rsid w:val="00D33722"/>
-    <w:rsid w:val="00D4095F"/>
-    <w:rsid w:val="00D4206A"/>
-    <w:rsid w:val="00D471D8"/>
-    <w:rsid w:val="00D65A8C"/>
-    <w:rsid w:val="00D71AA3"/>
-    <w:rsid w:val="00DA1F4F"/>
-    <w:rsid w:val="00DB18FF"/>
-    <w:rsid w:val="00DB3CF6"/>
-    <w:rsid w:val="00DB5DA5"/>
-    <w:rsid w:val="00DB62D7"/>
-    <w:rsid w:val="00DE60F0"/>
-    <w:rsid w:val="00DF5479"/>
-    <w:rsid w:val="00E10104"/>
-    <w:rsid w:val="00E15A01"/>
-    <w:rsid w:val="00E16236"/>
-    <w:rsid w:val="00E31FFB"/>
-    <w:rsid w:val="00E32803"/>
-    <w:rsid w:val="00E566B8"/>
-    <w:rsid w:val="00E605E3"/>
-    <w:rsid w:val="00E6581F"/>
-    <w:rsid w:val="00E66BC6"/>
-    <w:rsid w:val="00E671CF"/>
-    <w:rsid w:val="00E72CBA"/>
-    <w:rsid w:val="00E7564E"/>
-    <w:rsid w:val="00E83FB1"/>
-    <w:rsid w:val="00E84A91"/>
-    <w:rsid w:val="00E91B00"/>
-    <w:rsid w:val="00EA795A"/>
-    <w:rsid w:val="00EB49DA"/>
-    <w:rsid w:val="00EC6343"/>
-    <w:rsid w:val="00ED1079"/>
-    <w:rsid w:val="00ED2702"/>
-    <w:rsid w:val="00EE1763"/>
-    <w:rsid w:val="00EE1F37"/>
-    <w:rsid w:val="00EF214F"/>
-    <w:rsid w:val="00EF79D3"/>
-    <w:rsid w:val="00F068B9"/>
-    <w:rsid w:val="00F160BF"/>
-    <w:rsid w:val="00F3320C"/>
-    <w:rsid w:val="00F34875"/>
-    <w:rsid w:val="00F42BC4"/>
-    <w:rsid w:val="00F81303"/>
-    <w:rsid w:val="00F82C4D"/>
-    <w:rsid w:val="00FA1033"/>
-    <w:rsid w:val="00FB2262"/>
-    <w:rsid w:val="00FB293B"/>
-    <w:rsid w:val="00FB406F"/>
-    <w:rsid w:val="00FC22FA"/>
-    <w:rsid w:val="00FE1E29"/>
-  </w:rsids>
-  <m:mathPr>
-    <m:mathFont m:val="Cambria Math"/>
-    <m:brkBin m:val="before"/>
-    <m:brkBinSub m:val="--"/>
-    <m:smallFrac m:val="0"/>
-    <m:dispDef/>
-    <m:lMargin m:val="0"/>
-    <m:rMargin m:val="0"/>
-    <m:defJc m:val="centerGroup"/>
-    <m:wrapIndent m:val="1440"/>
-    <m:intLim m:val="subSup"/>
-    <m:naryLim m:val="undOvr"/>
-  </m:mathPr>
-  <w:themeFontLang w:val="en-US"/>
-  <w:clrSchemeMapping w:bg1="light1" w:t1="dark1" w:bg2="light2" w:t2="dark2" w:accent1="accent1" w:accent2="accent2" w:accent3="accent3" w:accent4="accent4" w:accent5="accent5" w:accent6="accent6" w:hyperlink="hyperlink" w:followedHyperlink="followedHyperlink"/>
-  <w:shapeDefaults>
-    <o:shapedefaults v:ext="edit" spidmax="1026"/>
-    <o:shapelayout v:ext="edit">
-      <o:idmap v:ext="edit" data="1"/>
-    </o:shapelayout>
-  </w:shapeDefaults>
-  <w:decimalSymbol w:val=","/>
-  <w:listSeparator w:val=","/>
-  <w14:docId w14:val="284E50EE"/>
-  <w15:docId w15:val="{A3C80366-C824-4F33-8922-ACB4D70607C6}"/>
-</w:settings>
-</file>
-
-<file path=./word/styles.xml><?xml version="1.0" encoding="utf-8"?>
-<w:styles xmlns:mc="http://schemas.openxmlformats.org/markup-compatibility/2006" xmlns:r="http://schemas.openxmlformats.org/officeDocument/2006/relationships" xmlns:w="http://schemas.openxmlformats.org/wordprocessingml/2006/main" xmlns:w14="http://schemas.microsoft.com/office/word/2010/wordml" xmlns:w15="http://schemas.microsoft.com/office/word/2012/wordml" xmlns:w16cex="http://schemas.microsoft.com/office/word/2018/wordml/cex" xmlns:w16="http://schemas.microsoft.com/office/word/2018/wordml" xmlns:w16du="http://schemas.microsoft.com/office/word/2023/wordml/word16du" xmlns:w16sdtdh="http://schemas.microsoft.com/office/word/2020/wordml/sdtdatahash" xmlns:w16se="http://schemas.microsoft.com/office/word/2015/wordml/symex">
+<file path=word/styles.xml><?xml version="1.0" encoding="utf-8"?>
+<w:styles xmlns:mc="http://schemas.openxmlformats.org/markup-compatibility/2006" xmlns:r="http://schemas.openxmlformats.org/officeDocument/2006/relationships" xmlns:w="http://schemas.openxmlformats.org/wordprocessingml/2006/main" xmlns:w14="http://schemas.microsoft.com/office/word/2010/wordml" xmlns:w15="http://schemas.microsoft.com/office/word/2012/wordml" xmlns:w16cex="http://schemas.microsoft.com/office/word/2018/wordml/cex" xmlns:w16cid="http://schemas.microsoft.com/office/word/2016/wordml/cid" xmlns:w16="http://schemas.microsoft.com/office/word/2018/wordml" xmlns:w16du="http://schemas.microsoft.com/office/word/2023/wordml/word16du" xmlns:w16sdtdh="http://schemas.microsoft.com/office/word/2020/wordml/sdtdatahash" xmlns:w16se="http://schemas.microsoft.com/office/word/2015/wordml/symex">
   <w:docDefaults>
     <w:rPrDefault>
       <w:rPr>
@@ -7481,7 +7006,7 @@
 </w:styles>
 </file>
 
-<file path=./word/theme/theme1.xml><?xml version="1.0" encoding="utf-8"?>
+<file path=word/theme/theme1.xml><?xml version="1.0" encoding="utf-8"?>
 <a:theme xmlns:a="http://schemas.openxmlformats.org/drawingml/2006/main" name="Office Theme">
   <a:themeElements>
     <a:clrScheme name="Office">
@@ -7764,12 +7289,4 @@
   <a:objectDefaults/>
   <a:extraClrSchemeLst/>
 </a:theme>
-</file>
-
-<file path=./word/webSettings.xml><?xml version="1.0" encoding="utf-8"?>
-<w:webSettings xmlns:mc="http://schemas.openxmlformats.org/markup-compatibility/2006" xmlns:r="http://schemas.openxmlformats.org/officeDocument/2006/relationships" xmlns:w="http://schemas.openxmlformats.org/wordprocessingml/2006/main" xmlns:w14="http://schemas.microsoft.com/office/word/2010/wordml" xmlns:w15="http://schemas.microsoft.com/office/word/2012/wordml" xmlns:w16cex="http://schemas.microsoft.com/office/word/2018/wordml/cex" xmlns:w16="http://schemas.microsoft.com/office/word/2018/wordml" xmlns:w16du="http://schemas.microsoft.com/office/word/2023/wordml/word16du" xmlns:w16sdtdh="http://schemas.microsoft.com/office/word/2020/wordml/sdtdatahash" xmlns:w16se="http://schemas.microsoft.com/office/word/2015/wordml/symex">
-  <w:optimizeForBrowser/>
-  <w:relyOnVML/>
-  <w:allowPNG/>
-</w:webSettings>
 </file>
--- a/skills/phong-ktda/assets/bien-ban-hoan-thien-hop-dong.docx
+++ b/skills/phong-ktda/assets/bien-ban-hoan-thien-hop-dong.docx
@@ -24,7 +24,7 @@
           <w:sz w:val="26"/>
           <w:szCs w:val="26"/>
         </w:rPr>
-        <w:t>CỘNG HOÀ XÃ HỘI CHỦ NGHĨA VIỆT NAM</w:t>
+        <w:t xml:space="preserve">CỘNG HOÀ XÃ HỘI CHỦ NGHĨA VIỆT NAM</w:t>
       </w:r>
     </w:p>
     <w:p>
@@ -116,7 +116,7 @@
           <w:sz w:val="26"/>
           <w:szCs w:val="26"/>
         </w:rPr>
-        <w:t>Độc lập – Tự do – Hạnh phúc</w:t>
+        <w:t xml:space="preserve">Độc lập – Tự do – Hạnh phúc</w:t>
       </w:r>
     </w:p>
     <w:p>
@@ -164,7 +164,7 @@
           <w:szCs w:val="26"/>
           <w:lang w:val="en-US"/>
         </w:rPr>
-        <w:t>Phú Thọ</w:t>
+        <w:t xml:space="preserve">Phú Thọ</w:t>
       </w:r>
       <w:r>
         <w:rPr>
@@ -184,7 +184,7 @@
           <w:szCs w:val="26"/>
           <w:lang w:val="en-US"/>
         </w:rPr>
-        <w:t>___</w:t>
+        <w:t xml:space="preserve">___</w:t>
       </w:r>
       <w:r>
         <w:rPr>
@@ -204,7 +204,7 @@
           <w:szCs w:val="26"/>
           <w:lang w:val="en-US"/>
         </w:rPr>
-        <w:t>___</w:t>
+        <w:t xml:space="preserve">___</w:t>
       </w:r>
       <w:r>
         <w:rPr>
@@ -234,7 +234,7 @@
           <w:szCs w:val="26"/>
           <w:lang w:val="en-US"/>
         </w:rPr>
-        <w:t>___</w:t>
+        <w:t xml:space="preserve">___</w:t>
       </w:r>
     </w:p>
     <w:p>
@@ -279,7 +279,7 @@
           <w:szCs w:val="28"/>
           <w:lang w:val="en-US"/>
         </w:rPr>
-        <w:t>BIÊN BẢN HOÀN THIỆN HỢP ĐỒNG</w:t>
+        <w:t xml:space="preserve">BIÊN BẢN HOÀN THIỆN HỢP ĐỒNG</w:t>
       </w:r>
     </w:p>
     <w:p>
@@ -350,7 +350,7 @@
                 <w:szCs w:val="26"/>
                 <w:lang w:val="en-US"/>
               </w:rPr>
-              <w:t>Gói thầu</w:t>
+              <w:t xml:space="preserve">Gói thầu</w:t>
             </w:r>
           </w:p>
         </w:tc>
@@ -383,7 +383,7 @@
                 <w:szCs w:val="26"/>
                 <w:lang w:val="en-US"/>
               </w:rPr>
-              <w:t>:</w:t>
+              <w:t xml:space="preserve">:</w:t>
             </w:r>
           </w:p>
         </w:tc>
@@ -415,7 +415,7 @@
                 <w:szCs w:val="26"/>
                 <w:lang w:val="nl-NL"/>
               </w:rPr>
-              <w:t>______________</w:t>
+              <w:t xml:space="preserve">______________</w:t>
             </w:r>
           </w:p>
         </w:tc>
@@ -459,7 +459,7 @@
                 <w:szCs w:val="26"/>
                 <w:lang w:val="en-US"/>
               </w:rPr>
-              <w:t>toán</w:t>
+              <w:t xml:space="preserve">toán</w:t>
             </w:r>
           </w:p>
         </w:tc>
@@ -492,7 +492,7 @@
                 <w:szCs w:val="26"/>
                 <w:lang w:val="en-US"/>
               </w:rPr>
-              <w:t>:</w:t>
+              <w:t xml:space="preserve">:</w:t>
             </w:r>
           </w:p>
         </w:tc>
@@ -529,7 +529,7 @@
                 <w:szCs w:val="26"/>
                 <w:lang w:val="nl-NL"/>
               </w:rPr>
-              <w:t>______________</w:t>
+              <w:t xml:space="preserve">______________</w:t>
             </w:r>
           </w:p>
         </w:tc>
@@ -578,7 +578,7 @@
           <w:szCs w:val="26"/>
           <w:lang w:val="en-US"/>
         </w:rPr>
-        <w:t>I. CÁC CĂN CỨ:</w:t>
+        <w:t xml:space="preserve">I. CÁC CĂN CỨ:</w:t>
       </w:r>
       <w:r>
         <w:rPr>
@@ -608,7 +608,7 @@
           <w:sz w:val="26"/>
           <w:szCs w:val="26"/>
         </w:rPr>
-        <w:t>Căn cứ vào Bộ Luật Dân sự số 91/2015/QH13 được Quốc hội nước Cộng hoà xã hội chủ nghĩa Việt Nam thông qua ngày 24 tháng 11 năm 2015;</w:t>
+        <w:t xml:space="preserve">Căn cứ vào Bộ Luật Dân sự số 91/2015/QH13 được Quốc hội nước Cộng hoà xã hội chủ nghĩa Việt Nam thông qua ngày 24 tháng 11 năm 2015;</w:t>
       </w:r>
     </w:p>
     <w:p>
@@ -639,7 +639,7 @@
           <w:sz w:val="26"/>
           <w:szCs w:val="26"/>
         </w:rPr>
-        <w:t>Căn cứ Luật Đấu thầu ngày 23/06/2023 được sửa đổi, bổ sung bởi Luật số 57/2024/QH15 ngày 29/11/2024 và Luật số 90/2025/QH15 ngày 25/6/2025;</w:t>
+        <w:t xml:space="preserve">Căn cứ Luật Đấu thầu ngày 23/06/2023 được sửa đổi, bổ sung bởi Luật số 57/2024/QH15 ngày 29/11/2024 và Luật số 90/2025/QH15 ngày 25/6/2025;</w:t>
       </w:r>
     </w:p>
     <w:p>
@@ -659,7 +659,7 @@
           <w:szCs w:val="26"/>
         </w:rPr>
         <w:tab/>
-        <w:t>Căn cứ Nghị định số 214/2025/NĐ-CP ngày 04/8/2025 của Chính phủ quy định chi tiết một số điều và biện pháp thi hành Luật Đấu thầu về lựa chọn nhà thầu;</w:t>
+        <w:t xml:space="preserve">Căn cứ Nghị định số 214/2025/NĐ-CP ngày 04/8/2025 của Chính phủ quy định chi tiết một số điều và biện pháp thi hành Luật Đấu thầu về lựa chọn nhà thầu;</w:t>
       </w:r>
     </w:p>
     <w:p>
@@ -701,7 +701,7 @@
           <w:sz w:val="26"/>
           <w:szCs w:val="26"/>
         </w:rPr>
-        <w:t>___</w:t>
+        <w:t xml:space="preserve">___</w:t>
       </w:r>
       <w:r>
         <w:rPr>
@@ -721,7 +721,7 @@
           <w:sz w:val="26"/>
           <w:szCs w:val="26"/>
         </w:rPr>
-        <w:t>___</w:t>
+        <w:t xml:space="preserve">___</w:t>
       </w:r>
       <w:r>
         <w:rPr>
@@ -731,7 +731,7 @@
           <w:sz w:val="26"/>
           <w:szCs w:val="26"/>
         </w:rPr>
-        <w:t>/</w:t>
+        <w:t xml:space="preserve">/</w:t>
       </w:r>
       <w:r>
         <w:rPr>
@@ -741,7 +741,7 @@
           <w:sz w:val="26"/>
           <w:szCs w:val="26"/>
         </w:rPr>
-        <w:t>___</w:t>
+        <w:t xml:space="preserve">___</w:t>
       </w:r>
       <w:r>
         <w:rPr>
@@ -751,7 +751,7 @@
           <w:sz w:val="26"/>
           <w:szCs w:val="26"/>
         </w:rPr>
-        <w:t>/</w:t>
+        <w:t xml:space="preserve">/</w:t>
       </w:r>
       <w:r>
         <w:rPr>
@@ -761,7 +761,7 @@
           <w:sz w:val="26"/>
           <w:szCs w:val="26"/>
         </w:rPr>
-        <w:t>___</w:t>
+        <w:t xml:space="preserve">___</w:t>
       </w:r>
       <w:r>
         <w:rPr>
@@ -802,7 +802,7 @@
           <w:szCs w:val="26"/>
           <w:lang w:val="nl-NL"/>
         </w:rPr>
-        <w:t>______________</w:t>
+        <w:t xml:space="preserve">______________</w:t>
       </w:r>
       <w:r>
         <w:rPr>
@@ -813,7 +813,7 @@
           <w:sz w:val="26"/>
           <w:szCs w:val="26"/>
         </w:rPr>
-        <w:t>;</w:t>
+        <w:t xml:space="preserve">;</w:t>
       </w:r>
     </w:p>
     <w:p>
@@ -843,7 +843,7 @@
           <w:sz w:val="26"/>
           <w:szCs w:val="26"/>
         </w:rPr>
-        <w:t>Căn cứ Thư mời</w:t>
+        <w:t xml:space="preserve">Căn cứ Thư mời</w:t>
       </w:r>
       <w:r>
         <w:rPr>
@@ -870,43 +870,43 @@
           <w:sz w:val="26"/>
           <w:szCs w:val="26"/>
         </w:rPr>
-        <w:t>___</w:t>
-      </w:r>
-      <w:r>
-        <w:rPr>
-          <w:i/>
-          <w:color w:val="FF0000"/>
-          <w:sz w:val="26"/>
-          <w:szCs w:val="26"/>
-        </w:rPr>
-        <w:t>/</w:t>
-      </w:r>
-      <w:r>
-        <w:rPr>
-          <w:i/>
-          <w:color w:val="FF0000"/>
-          <w:sz w:val="26"/>
-          <w:szCs w:val="26"/>
-        </w:rPr>
-        <w:t>___</w:t>
-      </w:r>
-      <w:r>
-        <w:rPr>
-          <w:i/>
-          <w:color w:val="FF0000"/>
-          <w:sz w:val="26"/>
-          <w:szCs w:val="26"/>
-        </w:rPr>
-        <w:t>/</w:t>
-      </w:r>
-      <w:r>
-        <w:rPr>
-          <w:i/>
-          <w:color w:val="FF0000"/>
-          <w:sz w:val="26"/>
-          <w:szCs w:val="26"/>
-        </w:rPr>
-        <w:t>___</w:t>
+        <w:t xml:space="preserve">___</w:t>
+      </w:r>
+      <w:r>
+        <w:rPr>
+          <w:i/>
+          <w:color w:val="FF0000"/>
+          <w:sz w:val="26"/>
+          <w:szCs w:val="26"/>
+        </w:rPr>
+        <w:t xml:space="preserve">/</w:t>
+      </w:r>
+      <w:r>
+        <w:rPr>
+          <w:i/>
+          <w:color w:val="FF0000"/>
+          <w:sz w:val="26"/>
+          <w:szCs w:val="26"/>
+        </w:rPr>
+        <w:t xml:space="preserve">___</w:t>
+      </w:r>
+      <w:r>
+        <w:rPr>
+          <w:i/>
+          <w:color w:val="FF0000"/>
+          <w:sz w:val="26"/>
+          <w:szCs w:val="26"/>
+        </w:rPr>
+        <w:t xml:space="preserve">/</w:t>
+      </w:r>
+      <w:r>
+        <w:rPr>
+          <w:i/>
+          <w:color w:val="FF0000"/>
+          <w:sz w:val="26"/>
+          <w:szCs w:val="26"/>
+        </w:rPr>
+        <w:t xml:space="preserve">___</w:t>
       </w:r>
       <w:r>
         <w:rPr>
@@ -924,7 +924,7 @@
           <w:sz w:val="26"/>
           <w:szCs w:val="26"/>
         </w:rPr>
-        <w:t>Đ</w:t>
+        <w:t xml:space="preserve">Đ</w:t>
       </w:r>
       <w:r>
         <w:rPr>
@@ -933,7 +933,7 @@
           <w:sz w:val="26"/>
           <w:szCs w:val="26"/>
         </w:rPr>
-        <w:t>a khoa tỉnh Phú Thọ</w:t>
+        <w:t xml:space="preserve">a khoa tỉnh Phú Thọ</w:t>
       </w:r>
       <w:r>
         <w:rPr>
@@ -942,7 +942,7 @@
           <w:sz w:val="26"/>
           <w:szCs w:val="26"/>
         </w:rPr>
-        <w:t>.</w:t>
+        <w:t xml:space="preserve">.</w:t>
       </w:r>
     </w:p>
     <w:p>
@@ -973,7 +973,7 @@
           <w:sz w:val="26"/>
           <w:szCs w:val="26"/>
         </w:rPr>
-        <w:t>II. THÀNH PHẦN THAM GIA:</w:t>
+        <w:t xml:space="preserve">II. THÀNH PHẦN THAM GIA:</w:t>
       </w:r>
     </w:p>
     <w:p>
@@ -999,7 +999,7 @@
           <w:szCs w:val="26"/>
           <w:lang w:val="vi-VN"/>
         </w:rPr>
-        <w:t>Chúng tôi, đại diện cho các bên ký hợp đồng, gồm có:</w:t>
+        <w:t xml:space="preserve">Chúng tôi, đại diện cho các bên ký hợp đồng, gồm có:</w:t>
       </w:r>
     </w:p>
     <w:p>
@@ -1034,7 +1034,7 @@
           <w:szCs w:val="26"/>
           <w:lang w:val="vi-VN"/>
         </w:rPr>
-        <w:t>Chủ đầu tư (sau đây gọi là Bên A)</w:t>
+        <w:t xml:space="preserve">Chủ đầu tư (sau đây gọi là Bên A)</w:t>
       </w:r>
     </w:p>
     <w:p>
@@ -1066,7 +1066,7 @@
           <w:szCs w:val="26"/>
           <w:lang w:val="vi-VN"/>
         </w:rPr>
-        <w:t>Tên Chủ đầu tư</w:t>
+        <w:t xml:space="preserve">Tên Chủ đầu tư</w:t>
       </w:r>
       <w:r>
         <w:rPr>
@@ -1075,7 +1075,7 @@
           <w:szCs w:val="26"/>
           <w:lang w:val="vi-VN"/>
         </w:rPr>
-        <w:t>:</w:t>
+        <w:t xml:space="preserve">:</w:t>
       </w:r>
       <w:r>
         <w:rPr>
@@ -1099,7 +1099,7 @@
           <w:szCs w:val="26"/>
           <w:lang w:val="en-US"/>
         </w:rPr>
-        <w:t>Đ</w:t>
+        <w:t xml:space="preserve">Đ</w:t>
       </w:r>
       <w:r>
         <w:rPr>
@@ -1107,7 +1107,7 @@
           <w:szCs w:val="26"/>
           <w:lang w:val="en-US"/>
         </w:rPr>
-        <w:t>a khoa tỉnh Phú Thọ</w:t>
+        <w:t xml:space="preserve">a khoa tỉnh Phú Thọ</w:t>
       </w:r>
       <w:r>
         <w:rPr>
@@ -1115,7 +1115,7 @@
           <w:szCs w:val="26"/>
           <w:lang w:val="en-US"/>
         </w:rPr>
-        <w:t>;</w:t>
+        <w:t xml:space="preserve">;</w:t>
       </w:r>
       <w:r>
         <w:rPr>
@@ -1155,7 +1155,7 @@
           <w:szCs w:val="26"/>
           <w:lang w:val="vi-VN"/>
         </w:rPr>
-        <w:t>Địa chỉ:</w:t>
+        <w:t xml:space="preserve">Địa chỉ:</w:t>
       </w:r>
       <w:r>
         <w:rPr>
@@ -1171,7 +1171,7 @@
           <w:szCs w:val="26"/>
           <w:lang w:val="en-US"/>
         </w:rPr>
-        <w:t>Đường Nguyễn Tất Thành, phường Việt Trì, tỉnh Phú Thọ;</w:t>
+        <w:t xml:space="preserve">Đường Nguyễn Tất Thành, phường Việt Trì, tỉnh Phú Thọ;</w:t>
       </w:r>
       <w:r>
         <w:rPr>
@@ -1211,7 +1211,7 @@
           <w:szCs w:val="26"/>
           <w:lang w:val="fr-FR"/>
         </w:rPr>
-        <w:t>Điện thoại:</w:t>
+        <w:t xml:space="preserve">Điện thoại:</w:t>
       </w:r>
       <w:r>
         <w:rPr>
@@ -1226,14 +1226,14 @@
           <w:sz w:val="26"/>
           <w:szCs w:val="26"/>
         </w:rPr>
-        <w:t>0210 6254179</w:t>
-      </w:r>
-      <w:r>
-        <w:rPr>
-          <w:sz w:val="26"/>
-          <w:szCs w:val="26"/>
-        </w:rPr>
-        <w:t>;</w:t>
+        <w:t xml:space="preserve">0210 6254179</w:t>
+      </w:r>
+      <w:r>
+        <w:rPr>
+          <w:sz w:val="26"/>
+          <w:szCs w:val="26"/>
+        </w:rPr>
+        <w:t xml:space="preserve">;</w:t>
       </w:r>
       <w:r>
         <w:rPr>
@@ -1273,7 +1273,7 @@
           <w:szCs w:val="26"/>
           <w:lang w:val="fr-FR"/>
         </w:rPr>
-        <w:t>E-mail:</w:t>
+        <w:t xml:space="preserve">E-mail:</w:t>
       </w:r>
       <w:r>
         <w:rPr>
@@ -1297,7 +1297,7 @@
           <w:szCs w:val="26"/>
           <w:lang w:val="fr-FR"/>
         </w:rPr>
-        <w:t>;</w:t>
+        <w:t xml:space="preserve">;</w:t>
       </w:r>
       <w:r>
         <w:rPr>
@@ -1337,7 +1337,7 @@
           <w:szCs w:val="26"/>
           <w:lang w:val="fr-FR"/>
         </w:rPr>
-        <w:t>Tài khoản:</w:t>
+        <w:t xml:space="preserve">Tài khoản:</w:t>
       </w:r>
       <w:r>
         <w:rPr>
@@ -1353,7 +1353,7 @@
           <w:szCs w:val="26"/>
           <w:lang w:val="fr-FR"/>
         </w:rPr>
-        <w:t>3713.0.1017725.0000</w:t>
+        <w:t xml:space="preserve">3713.0.1017725.0000</w:t>
       </w:r>
       <w:r>
         <w:rPr>
@@ -1369,31 +1369,31 @@
           <w:szCs w:val="26"/>
           <w:lang w:val="fr-FR"/>
         </w:rPr>
-        <w:t>3714.0.1017725.0000  mở tại Kho bạc Nhà nước Khu vực VIII</w:t>
-      </w:r>
-      <w:r>
-        <w:rPr>
-          <w:sz w:val="26"/>
-          <w:szCs w:val="26"/>
-          <w:lang w:val="fr-FR"/>
-        </w:rPr>
-        <w:t xml:space="preserve">/  </w:t>
-      </w:r>
-      <w:r>
-        <w:rPr>
-          <w:sz w:val="26"/>
-          <w:szCs w:val="26"/>
-          <w:lang w:val="fr-FR"/>
-        </w:rPr>
-        <w:t>8169 999 999 mở tại Ngân hàng Vietcombank – Chi nhánh Phú Thọ</w:t>
-      </w:r>
-      <w:r>
-        <w:rPr>
-          <w:sz w:val="26"/>
-          <w:szCs w:val="26"/>
-          <w:lang w:val="fr-FR"/>
-        </w:rPr>
-        <w:t>;</w:t>
+        <w:t xml:space="preserve">3714.0.1017725.0000  mở tại Kho bạc Nhà nước Khu vực VIII</w:t>
+      </w:r>
+      <w:r>
+        <w:rPr>
+          <w:sz w:val="26"/>
+          <w:szCs w:val="26"/>
+          <w:lang w:val="fr-FR"/>
+        </w:rPr>
+        <w:t xml:space="preserve">/ </w:t>
+      </w:r>
+      <w:r>
+        <w:rPr>
+          <w:sz w:val="26"/>
+          <w:szCs w:val="26"/>
+          <w:lang w:val="fr-FR"/>
+        </w:rPr>
+        <w:t xml:space="preserve">8169 999 999 mở tại Ngân hàng Vietcombank – Chi nhánh Phú Thọ</w:t>
+      </w:r>
+      <w:r>
+        <w:rPr>
+          <w:sz w:val="26"/>
+          <w:szCs w:val="26"/>
+          <w:lang w:val="fr-FR"/>
+        </w:rPr>
+        <w:t xml:space="preserve">;</w:t>
       </w:r>
     </w:p>
     <w:p>
@@ -1425,7 +1425,7 @@
           <w:szCs w:val="26"/>
           <w:lang w:val="fr-FR"/>
         </w:rPr>
-        <w:t>Mã số thuế:</w:t>
+        <w:t xml:space="preserve">Mã số thuế:</w:t>
       </w:r>
       <w:r>
         <w:rPr>
@@ -1441,15 +1441,15 @@
           <w:szCs w:val="26"/>
           <w:lang w:val="fr-FR"/>
         </w:rPr>
-        <w:t>2600 377 322</w:t>
-      </w:r>
-      <w:r>
-        <w:rPr>
-          <w:sz w:val="26"/>
-          <w:szCs w:val="26"/>
-          <w:lang w:val="fr-FR"/>
-        </w:rPr>
-        <w:t>;</w:t>
+        <w:t xml:space="preserve">2600 377 322</w:t>
+      </w:r>
+      <w:r>
+        <w:rPr>
+          <w:sz w:val="26"/>
+          <w:szCs w:val="26"/>
+          <w:lang w:val="fr-FR"/>
+        </w:rPr>
+        <w:t xml:space="preserve">;</w:t>
       </w:r>
       <w:r>
         <w:rPr>
@@ -1490,23 +1490,23 @@
           <w:szCs w:val="26"/>
           <w:lang w:val="fr-FR"/>
         </w:rPr>
-        <w:t>Đại diện là</w:t>
-      </w:r>
-      <w:r>
-        <w:rPr>
-          <w:sz w:val="26"/>
-          <w:szCs w:val="26"/>
-          <w:lang w:val="fr-FR"/>
-        </w:rPr>
-        <w:t> : Ô</w:t>
-      </w:r>
-      <w:r>
-        <w:rPr>
-          <w:sz w:val="26"/>
-          <w:szCs w:val="26"/>
-          <w:lang w:val="fr-FR"/>
-        </w:rPr>
-        <w:t>ng:</w:t>
+        <w:t xml:space="preserve">Đại diện là</w:t>
+      </w:r>
+      <w:r>
+        <w:rPr>
+          <w:sz w:val="26"/>
+          <w:szCs w:val="26"/>
+          <w:lang w:val="fr-FR"/>
+        </w:rPr>
+        <w:t xml:space="preserve"> : Ô</w:t>
+      </w:r>
+      <w:r>
+        <w:rPr>
+          <w:sz w:val="26"/>
+          <w:szCs w:val="26"/>
+          <w:lang w:val="fr-FR"/>
+        </w:rPr>
+        <w:t xml:space="preserve">ng:</w:t>
       </w:r>
       <w:r>
         <w:rPr>
@@ -1524,7 +1524,7 @@
           <w:szCs w:val="26"/>
           <w:lang w:val="fr-FR"/>
         </w:rPr>
-        <w:t>Lê Đình Thanh Sơn</w:t>
+        <w:t xml:space="preserve">Lê Đình Thanh Sơn</w:t>
       </w:r>
       <w:r>
         <w:rPr>
@@ -1533,7 +1533,7 @@
           <w:lang w:val="fr-FR"/>
         </w:rPr>
         <w:tab/>
-        <w:t>-</w:t>
+        <w:t xml:space="preserve">-</w:t>
       </w:r>
       <w:r>
         <w:rPr>
@@ -1549,7 +1549,7 @@
           <w:szCs w:val="26"/>
           <w:lang w:val="fr-FR"/>
         </w:rPr>
-        <w:t>Chức vụ:</w:t>
+        <w:t xml:space="preserve">Chức vụ:</w:t>
       </w:r>
       <w:r>
         <w:rPr>
@@ -1567,15 +1567,15 @@
           <w:szCs w:val="26"/>
           <w:lang w:val="fr-FR"/>
         </w:rPr>
-        <w:t>Giám đốc Bệnh viện</w:t>
-      </w:r>
-      <w:r>
-        <w:rPr>
-          <w:sz w:val="26"/>
-          <w:szCs w:val="26"/>
-          <w:lang w:val="fr-FR"/>
-        </w:rPr>
-        <w:t>.</w:t>
+        <w:t xml:space="preserve">Giám đốc Bệnh viện</w:t>
+      </w:r>
+      <w:r>
+        <w:rPr>
+          <w:sz w:val="26"/>
+          <w:szCs w:val="26"/>
+          <w:lang w:val="fr-FR"/>
+        </w:rPr>
+        <w:t xml:space="preserve">.</w:t>
       </w:r>
       <w:r>
         <w:rPr>
@@ -1618,7 +1618,7 @@
           <w:szCs w:val="26"/>
           <w:lang w:val="fr-FR"/>
         </w:rPr>
-        <w:t>Nhà thầu (sau đây gọi là Bên B)</w:t>
+        <w:t xml:space="preserve">Nhà thầu (sau đây gọi là Bên B)</w:t>
       </w:r>
     </w:p>
     <w:p>
@@ -1653,7 +1653,7 @@
           <w:szCs w:val="26"/>
           <w:lang w:val="fr-FR"/>
         </w:rPr>
-        <w:t>Tên nhà thầu</w:t>
+        <w:t xml:space="preserve">Tên nhà thầu</w:t>
       </w:r>
       <w:r>
         <w:rPr>
@@ -1663,7 +1663,7 @@
           <w:szCs w:val="26"/>
           <w:lang w:val="fr-FR"/>
         </w:rPr>
-        <w:t>:</w:t>
+        <w:t xml:space="preserve">:</w:t>
       </w:r>
       <w:r>
         <w:rPr>
@@ -1680,15 +1680,15 @@
           <w:sz w:val="26"/>
           <w:szCs w:val="26"/>
         </w:rPr>
-        <w:t>___________</w:t>
-      </w:r>
-      <w:r>
-        <w:rPr>
-          <w:color w:val="FF0000"/>
-          <w:sz w:val="26"/>
-          <w:szCs w:val="26"/>
-        </w:rPr>
-        <w:t>;</w:t>
+        <w:t xml:space="preserve">___________</w:t>
+      </w:r>
+      <w:r>
+        <w:rPr>
+          <w:color w:val="FF0000"/>
+          <w:sz w:val="26"/>
+          <w:szCs w:val="26"/>
+        </w:rPr>
+        <w:t xml:space="preserve">;</w:t>
       </w:r>
       <w:r>
         <w:rPr>
@@ -1732,7 +1732,7 @@
           <w:szCs w:val="26"/>
           <w:lang w:val="fr-FR"/>
         </w:rPr>
-        <w:t>Địa chỉ:</w:t>
+        <w:t xml:space="preserve">Địa chỉ:</w:t>
       </w:r>
       <w:r>
         <w:rPr>
@@ -1750,7 +1750,7 @@
           <w:szCs w:val="26"/>
           <w:lang w:val="fr-FR"/>
         </w:rPr>
-        <w:t>________________</w:t>
+        <w:t xml:space="preserve">________________</w:t>
       </w:r>
       <w:r>
         <w:rPr>
@@ -1759,7 +1759,7 @@
           <w:sz w:val="26"/>
           <w:szCs w:val="26"/>
         </w:rPr>
-        <w:t>;</w:t>
+        <w:t xml:space="preserve">;</w:t>
       </w:r>
       <w:r>
         <w:rPr>
@@ -1802,7 +1802,7 @@
           <w:szCs w:val="26"/>
           <w:lang w:val="fr-FR"/>
         </w:rPr>
-        <w:t>Điện thoại:</w:t>
+        <w:t xml:space="preserve">Điện thoại:</w:t>
       </w:r>
       <w:r>
         <w:rPr>
@@ -1820,16 +1820,16 @@
           <w:szCs w:val="26"/>
           <w:lang w:val="fr-FR"/>
         </w:rPr>
-        <w:t>______________</w:t>
-      </w:r>
-      <w:r>
-        <w:rPr>
-          <w:color w:val="FF0000"/>
-          <w:sz w:val="26"/>
-          <w:szCs w:val="26"/>
-          <w:lang w:val="fr-FR"/>
-        </w:rPr>
-        <w:t>;</w:t>
+        <w:t xml:space="preserve">______________</w:t>
+      </w:r>
+      <w:r>
+        <w:rPr>
+          <w:color w:val="FF0000"/>
+          <w:sz w:val="26"/>
+          <w:szCs w:val="26"/>
+          <w:lang w:val="fr-FR"/>
+        </w:rPr>
+        <w:t xml:space="preserve">;</w:t>
       </w:r>
       <w:r>
         <w:rPr>
@@ -1872,7 +1872,7 @@
           <w:szCs w:val="26"/>
           <w:lang w:val="fr-FR"/>
         </w:rPr>
-        <w:t>Tài khoản:</w:t>
+        <w:t xml:space="preserve">Tài khoản:</w:t>
       </w:r>
       <w:r>
         <w:rPr>
@@ -1891,7 +1891,7 @@
           <w:szCs w:val="26"/>
           <w:lang w:val="fr-FR"/>
         </w:rPr>
-        <w:t>____</w:t>
+        <w:t xml:space="preserve">____</w:t>
       </w:r>
       <w:r>
         <w:rPr>
@@ -1927,7 +1927,7 @@
           <w:szCs w:val="26"/>
           <w:lang w:val="fr-FR"/>
         </w:rPr>
-        <w:t>_____</w:t>
+        <w:t xml:space="preserve">_____</w:t>
       </w:r>
       <w:r>
         <w:rPr>
@@ -1945,7 +1945,7 @@
           <w:szCs w:val="26"/>
           <w:lang w:val="fr-FR"/>
         </w:rPr>
-        <w:t>Chi nhánh</w:t>
+        <w:t xml:space="preserve">Chi nhánh</w:t>
       </w:r>
       <w:r>
         <w:rPr>
@@ -1964,7 +1964,7 @@
           <w:szCs w:val="26"/>
           <w:lang w:val="fr-FR"/>
         </w:rPr>
-        <w:t>__</w:t>
+        <w:t xml:space="preserve">__</w:t>
       </w:r>
       <w:r>
         <w:rPr>
@@ -1982,7 +1982,7 @@
           <w:szCs w:val="26"/>
           <w:lang w:val="fr-FR"/>
         </w:rPr>
-        <w:t>(Mã ngân hàng : ____) ;</w:t>
+        <w:t xml:space="preserve">(Mã ngân hàng : ____) ;</w:t>
       </w:r>
     </w:p>
     <w:p>
@@ -2017,7 +2017,7 @@
           <w:szCs w:val="26"/>
           <w:lang w:val="fr-FR"/>
         </w:rPr>
-        <w:t>Mã số thuế:</w:t>
+        <w:t xml:space="preserve">Mã số thuế:</w:t>
       </w:r>
       <w:r>
         <w:rPr>
@@ -2037,7 +2037,7 @@
           <w:szCs w:val="26"/>
           <w:lang w:val="nl-NL"/>
         </w:rPr>
-        <w:t>_____________</w:t>
+        <w:t xml:space="preserve">_____________</w:t>
       </w:r>
       <w:r>
         <w:rPr>
@@ -2047,7 +2047,7 @@
           <w:szCs w:val="26"/>
           <w:lang w:val="nl-NL"/>
         </w:rPr>
-        <w:t>;</w:t>
+        <w:t xml:space="preserve">;</w:t>
       </w:r>
       <w:r>
         <w:rPr>
@@ -2111,34 +2111,34 @@
           <w:szCs w:val="26"/>
           <w:lang w:val="fr-FR"/>
         </w:rPr>
-        <w:t>Ô</w:t>
-      </w:r>
-      <w:r>
-        <w:rPr>
-          <w:color w:val="FF0000"/>
-          <w:sz w:val="26"/>
-          <w:szCs w:val="26"/>
-          <w:lang w:val="fr-FR"/>
-        </w:rPr>
-        <w:t>ng</w:t>
-      </w:r>
-      <w:r>
-        <w:rPr>
-          <w:color w:val="FF0000"/>
-          <w:sz w:val="26"/>
-          <w:szCs w:val="26"/>
-          <w:lang w:val="fr-FR"/>
-        </w:rPr>
-        <w:t>/ Bà</w:t>
-      </w:r>
-      <w:r>
-        <w:rPr>
-          <w:color w:val="FF0000"/>
-          <w:sz w:val="26"/>
-          <w:szCs w:val="26"/>
-          <w:lang w:val="fr-FR"/>
-        </w:rPr>
-        <w:t>:</w:t>
+        <w:t xml:space="preserve">Ô</w:t>
+      </w:r>
+      <w:r>
+        <w:rPr>
+          <w:color w:val="FF0000"/>
+          <w:sz w:val="26"/>
+          <w:szCs w:val="26"/>
+          <w:lang w:val="fr-FR"/>
+        </w:rPr>
+        <w:t xml:space="preserve">ng</w:t>
+      </w:r>
+      <w:r>
+        <w:rPr>
+          <w:color w:val="FF0000"/>
+          <w:sz w:val="26"/>
+          <w:szCs w:val="26"/>
+          <w:lang w:val="fr-FR"/>
+        </w:rPr>
+        <w:t xml:space="preserve">/ Bà</w:t>
+      </w:r>
+      <w:r>
+        <w:rPr>
+          <w:color w:val="FF0000"/>
+          <w:sz w:val="26"/>
+          <w:szCs w:val="26"/>
+          <w:lang w:val="fr-FR"/>
+        </w:rPr>
+        <w:t xml:space="preserve">:</w:t>
       </w:r>
       <w:r>
         <w:rPr>
@@ -2158,7 +2158,7 @@
           <w:szCs w:val="26"/>
           <w:lang w:val="fr-FR"/>
         </w:rPr>
-        <w:t>___________</w:t>
+        <w:t xml:space="preserve">___________</w:t>
       </w:r>
       <w:r>
         <w:rPr>
@@ -2168,7 +2168,7 @@
           <w:lang w:val="fr-FR"/>
         </w:rPr>
         <w:tab/>
-        <w:t>-</w:t>
+        <w:t xml:space="preserve">-</w:t>
       </w:r>
       <w:r>
         <w:rPr>
@@ -2186,7 +2186,7 @@
           <w:szCs w:val="26"/>
           <w:lang w:val="fr-FR"/>
         </w:rPr>
-        <w:t>Chức vụ:</w:t>
+        <w:t xml:space="preserve">Chức vụ:</w:t>
       </w:r>
       <w:r>
         <w:rPr>
@@ -2206,7 +2206,7 @@
           <w:szCs w:val="26"/>
           <w:lang w:val="fr-FR"/>
         </w:rPr>
-        <w:t>____________</w:t>
+        <w:t xml:space="preserve">____________</w:t>
       </w:r>
       <w:r>
         <w:rPr>
@@ -2217,7 +2217,7 @@
           <w:szCs w:val="26"/>
           <w:lang w:val="fr-FR"/>
         </w:rPr>
-        <w:t>.</w:t>
+        <w:t xml:space="preserve">.</w:t>
       </w:r>
     </w:p>
     <w:p>
@@ -2266,7 +2266,7 @@
           <w:szCs w:val="26"/>
           <w:lang w:val="fr-FR"/>
         </w:rPr>
-        <w:t>III. NỘI DUNG HỢP ĐỒNG:</w:t>
+        <w:t xml:space="preserve">III. NỘI DUNG HỢP ĐỒNG:</w:t>
       </w:r>
     </w:p>
     <w:p>
@@ -2301,7 +2301,7 @@
           <w:szCs w:val="26"/>
           <w:lang w:val="fr-FR"/>
         </w:rPr>
-        <w:t>kinh tế</w:t>
+        <w:t xml:space="preserve">kinh tế</w:t>
       </w:r>
       <w:r>
         <w:rPr>
@@ -2336,7 +2336,7 @@
           <w:szCs w:val="26"/>
           <w:lang w:val="fr-FR"/>
         </w:rPr>
-        <w:t>Điều 1. Đối tượng hợp đồng</w:t>
+        <w:t xml:space="preserve">Điều 1. Đối tượng hợp đồng</w:t>
       </w:r>
     </w:p>
     <w:p>
@@ -2362,7 +2362,7 @@
           <w:szCs w:val="26"/>
           <w:lang w:val="fr-FR"/>
         </w:rPr>
-        <w:t>Đối tượng của hợp đồng là</w:t>
+        <w:t xml:space="preserve">Đối tượng của hợp đồng là</w:t>
       </w:r>
       <w:r>
         <w:rPr>
@@ -2371,7 +2371,7 @@
           <w:szCs w:val="26"/>
           <w:lang w:val="fr-FR"/>
         </w:rPr>
-        <w:t> </w:t>
+        <w:t xml:space="preserve"> </w:t>
       </w:r>
       <w:r>
         <w:rPr>
@@ -2380,7 +2380,7 @@
           <w:szCs w:val="26"/>
           <w:lang w:val="fr-FR"/>
         </w:rPr>
-        <w:t>các dịch vụ được nêu chi tiết trong phụ lục kèm theo hợp đồng</w:t>
+        <w:t xml:space="preserve">các dịch vụ được nêu chi tiết trong phụ lục kèm theo hợp đồng</w:t>
       </w:r>
       <w:r>
         <w:rPr>
@@ -2389,7 +2389,7 @@
           <w:szCs w:val="26"/>
           <w:lang w:val="fr-FR"/>
         </w:rPr>
-        <w:t>.</w:t>
+        <w:t xml:space="preserve">.</w:t>
       </w:r>
       <w:r>
         <w:rPr>
@@ -2426,7 +2426,7 @@
           <w:szCs w:val="26"/>
           <w:lang w:val="fr-FR"/>
         </w:rPr>
-        <w:t>(</w:t>
+        <w:t xml:space="preserve">(</w:t>
       </w:r>
       <w:r>
         <w:rPr>
@@ -2436,7 +2436,7 @@
           <w:szCs w:val="26"/>
           <w:lang w:val="fr-FR"/>
         </w:rPr>
-        <w:t>Chi tiết theo phụ lục đính kèm</w:t>
+        <w:t xml:space="preserve">Chi tiết theo phụ lục đính kèm</w:t>
       </w:r>
       <w:r>
         <w:rPr>
@@ -2446,7 +2446,7 @@
           <w:szCs w:val="26"/>
           <w:lang w:val="fr-FR"/>
         </w:rPr>
-        <w:t>)</w:t>
+        <w:t xml:space="preserve">)</w:t>
       </w:r>
     </w:p>
     <w:p>
@@ -2472,7 +2472,7 @@
           <w:szCs w:val="26"/>
           <w:lang w:val="fr-FR"/>
         </w:rPr>
-        <w:t>Điều 2. Thành phần hợp đồng</w:t>
+        <w:t xml:space="preserve">Điều 2. Thành phần hợp đồng</w:t>
       </w:r>
     </w:p>
     <w:p>
@@ -2496,7 +2496,7 @@
           <w:szCs w:val="26"/>
           <w:lang w:val="fr-FR"/>
         </w:rPr>
-        <w:t>Thành phần hợp đồng và thứ tự ưu tiên pháp lý như sau:</w:t>
+        <w:t xml:space="preserve">Thành phần hợp đồng và thứ tự ưu tiên pháp lý như sau:</w:t>
       </w:r>
     </w:p>
     <w:p>
@@ -2520,7 +2520,7 @@
           <w:szCs w:val="26"/>
           <w:lang w:val="fr-FR"/>
         </w:rPr>
-        <w:t>1. Văn bản hợp đồng;</w:t>
+        <w:t xml:space="preserve">1. Văn bản hợp đồng;</w:t>
       </w:r>
     </w:p>
     <w:p>
@@ -2544,7 +2544,7 @@
           <w:szCs w:val="26"/>
           <w:lang w:val="fr-FR"/>
         </w:rPr>
-        <w:t>2. Biên bản hoàn thiện hợp đồng;</w:t>
+        <w:t xml:space="preserve">2. Biên bản hoàn thiện hợp đồng;</w:t>
       </w:r>
     </w:p>
     <w:p>
@@ -2576,15 +2576,15 @@
           <w:szCs w:val="26"/>
           <w:lang w:val="fr-FR"/>
         </w:rPr>
-        <w:t>lựa chọn nhà thầu</w:t>
-      </w:r>
-      <w:r>
-        <w:rPr>
-          <w:sz w:val="26"/>
-          <w:szCs w:val="26"/>
-          <w:lang w:val="fr-FR"/>
-        </w:rPr>
-        <w:t>;</w:t>
+        <w:t xml:space="preserve">lựa chọn nhà thầu</w:t>
+      </w:r>
+      <w:r>
+        <w:rPr>
+          <w:sz w:val="26"/>
+          <w:szCs w:val="26"/>
+          <w:lang w:val="fr-FR"/>
+        </w:rPr>
+        <w:t xml:space="preserve">;</w:t>
       </w:r>
     </w:p>
     <w:p>
@@ -2608,7 +2608,7 @@
           <w:szCs w:val="26"/>
           <w:lang w:val="fr-FR"/>
         </w:rPr>
-        <w:t>4</w:t>
+        <w:t xml:space="preserve">4</w:t>
       </w:r>
       <w:r>
         <w:rPr>
@@ -2642,7 +2642,7 @@
           <w:szCs w:val="26"/>
           <w:lang w:val="fr-FR"/>
         </w:rPr>
-        <w:t>Điều 3. Trách nhiệm của Bên A</w:t>
+        <w:t xml:space="preserve">Điều 3. Trách nhiệm của Bên A</w:t>
       </w:r>
     </w:p>
     <w:p>
@@ -2666,7 +2666,7 @@
           <w:sz w:val="26"/>
           <w:szCs w:val="26"/>
         </w:rPr>
-        <w:t>Bên A cam kết thanh toán cho Bên B theo giá hợp đồng và phương thức thanh toán nêu tại Điều 5 của hợp đồng này cũng như thực hiện đầy đủ nghĩa vụ và trách nhiệm khác được quy định trong hợp đồng.</w:t>
+        <w:t xml:space="preserve">Bên A cam kết thanh toán cho Bên B theo giá hợp đồng và phương thức thanh toán nêu tại Điều 5 của hợp đồng này cũng như thực hiện đầy đủ nghĩa vụ và trách nhiệm khác được quy định trong hợp đồng.</w:t>
       </w:r>
     </w:p>
     <w:p>
@@ -2692,7 +2692,7 @@
           <w:szCs w:val="26"/>
           <w:lang w:val="fr-FR"/>
         </w:rPr>
-        <w:t>Điều 4. Trách nhiệm của Bên B</w:t>
+        <w:t xml:space="preserve">Điều 4. Trách nhiệm của Bên B</w:t>
       </w:r>
     </w:p>
     <w:p>
@@ -2722,7 +2722,7 @@
           <w:sz w:val="26"/>
           <w:szCs w:val="26"/>
         </w:rPr>
-        <w:t>thực hiện các công việc và dịch vụ liên quan</w:t>
+        <w:t xml:space="preserve">thực hiện các công việc và dịch vụ liên quan</w:t>
       </w:r>
       <w:r>
         <w:rPr>
@@ -2755,7 +2755,7 @@
           <w:szCs w:val="26"/>
           <w:lang w:val="fr-FR"/>
         </w:rPr>
-        <w:t>Điều 5. Giá</w:t>
+        <w:t xml:space="preserve">Điều 5. Giá</w:t>
       </w:r>
       <w:r>
         <w:rPr>
@@ -2798,7 +2798,7 @@
           <w:szCs w:val="26"/>
           <w:lang w:val="fr-FR"/>
         </w:rPr>
-        <w:t>1. Giá</w:t>
+        <w:t xml:space="preserve">1. Giá</w:t>
       </w:r>
       <w:r>
         <w:rPr>
@@ -2830,7 +2830,7 @@
           <w:szCs w:val="26"/>
           <w:lang w:val="fr-FR"/>
         </w:rPr>
-        <w:t>_________</w:t>
+        <w:t xml:space="preserve">_________</w:t>
       </w:r>
       <w:r>
         <w:rPr>
@@ -2854,7 +2854,7 @@
           <w:szCs w:val="26"/>
           <w:lang w:val="fr-FR"/>
         </w:rPr>
-        <w:t xml:space="preserve">  </w:t>
+        <w:t xml:space="preserve"> </w:t>
       </w:r>
       <w:r>
         <w:rPr>
@@ -2874,17 +2874,17 @@
           <w:szCs w:val="26"/>
           <w:lang w:val="fr-FR"/>
         </w:rPr>
-        <w:t>__________</w:t>
-      </w:r>
-      <w:r>
-        <w:rPr>
-          <w:i/>
-          <w:color w:val="FF0000"/>
-          <w:sz w:val="26"/>
-          <w:szCs w:val="26"/>
-          <w:lang w:val="fr-FR"/>
-        </w:rPr>
-        <w:t>./.)</w:t>
+        <w:t xml:space="preserve">__________</w:t>
+      </w:r>
+      <w:r>
+        <w:rPr>
+          <w:i/>
+          <w:color w:val="FF0000"/>
+          <w:sz w:val="26"/>
+          <w:szCs w:val="26"/>
+          <w:lang w:val="fr-FR"/>
+        </w:rPr>
+        <w:t xml:space="preserve">./.)</w:t>
       </w:r>
     </w:p>
     <w:p>
@@ -2910,7 +2910,7 @@
           <w:sz w:val="26"/>
           <w:szCs w:val="26"/>
         </w:rPr>
-        <w:t>(</w:t>
+        <w:t xml:space="preserve">(</w:t>
       </w:r>
       <w:r>
         <w:rPr>
@@ -2956,7 +2956,7 @@
           <w:sz w:val="26"/>
           <w:szCs w:val="26"/>
         </w:rPr>
-        <w:t>các loại thuế, phí, lệ phí và các chi phí liên quan khác, bao gồm cả chi phí vận chuyển và lắp đặt (nếu có)</w:t>
+        <w:t xml:space="preserve">các loại thuế, phí, lệ phí và các chi phí liên quan khác, bao gồm cả chi phí vận chuyển và lắp đặt (nếu có)</w:t>
       </w:r>
       <w:r>
         <w:rPr>
@@ -2965,7 +2965,7 @@
           <w:szCs w:val="26"/>
           <w:lang w:val="nl-NL"/>
         </w:rPr>
-        <w:t>.</w:t>
+        <w:t xml:space="preserve">.</w:t>
       </w:r>
       <w:bookmarkEnd w:id="2"/>
     </w:p>
@@ -2994,7 +2994,7 @@
           <w:szCs w:val="26"/>
           <w:lang w:val="fr-FR"/>
         </w:rPr>
-        <w:t>2. Phương thức thanh toán</w:t>
+        <w:t xml:space="preserve">2. Phương thức thanh toán</w:t>
       </w:r>
     </w:p>
     <w:p>
@@ -3021,7 +3021,7 @@
           <w:szCs w:val="26"/>
           <w:lang w:val="nl-NL"/>
         </w:rPr>
-        <w:t>a) Hình thức thanh toán</w:t>
+        <w:t xml:space="preserve">a) Hình thức thanh toán</w:t>
       </w:r>
       <w:r>
         <w:rPr>
@@ -3031,7 +3031,7 @@
           <w:szCs w:val="26"/>
           <w:lang w:val="nl-NL"/>
         </w:rPr>
-        <w:t>: Chuyển khoản</w:t>
+        <w:t xml:space="preserve">: Chuyển khoản</w:t>
       </w:r>
       <w:r>
         <w:rPr>
@@ -3041,7 +3041,7 @@
           <w:szCs w:val="26"/>
           <w:lang w:val="nl-NL"/>
         </w:rPr>
-        <w:t>.</w:t>
+        <w:t xml:space="preserve">.</w:t>
       </w:r>
     </w:p>
     <w:p>
@@ -3068,7 +3068,7 @@
           <w:szCs w:val="26"/>
           <w:lang w:val="nl-NL"/>
         </w:rPr>
-        <w:t>b) Thời hạn thanh toán</w:t>
+        <w:t xml:space="preserve">b) Thời hạn thanh toán</w:t>
       </w:r>
       <w:r>
         <w:rPr>
@@ -3089,7 +3089,7 @@
           <w:szCs w:val="26"/>
           <w:lang w:val="nl-NL"/>
         </w:rPr>
-        <w:t>90 ngày</w:t>
+        <w:t xml:space="preserve">90 ngày</w:t>
       </w:r>
       <w:r>
         <w:rPr>
@@ -3119,7 +3119,7 @@
           <w:szCs w:val="26"/>
           <w:lang w:val="nl-NL"/>
         </w:rPr>
-        <w:t>hóa đơn tài chính hợp lệ của bên B.</w:t>
+        <w:t xml:space="preserve">hóa đơn tài chính hợp lệ của bên B.</w:t>
       </w:r>
     </w:p>
     <w:p>
@@ -3146,7 +3146,7 @@
           <w:szCs w:val="26"/>
           <w:lang w:val="nl-NL"/>
         </w:rPr>
-        <w:t>c) Số lần thanh toán</w:t>
+        <w:t xml:space="preserve">c) Số lần thanh toán</w:t>
       </w:r>
       <w:r>
         <w:rPr>
@@ -3167,7 +3167,7 @@
           <w:szCs w:val="26"/>
           <w:lang w:val="nl-NL"/>
         </w:rPr>
-        <w:t>Thanh toán 01 lần</w:t>
+        <w:t xml:space="preserve">Thanh toán 01 lần</w:t>
       </w:r>
       <w:r>
         <w:rPr>
@@ -3189,7 +3189,7 @@
           <w:szCs w:val="26"/>
           <w:lang w:val="nl-NL"/>
         </w:rPr>
-        <w:t>ều</w:t>
+        <w:t xml:space="preserve">ều</w:t>
       </w:r>
       <w:r>
         <w:rPr>
@@ -3211,7 +3211,7 @@
           <w:szCs w:val="26"/>
           <w:lang w:val="nl-NL"/>
         </w:rPr>
-        <w:t>.</w:t>
+        <w:t xml:space="preserve">.</w:t>
       </w:r>
       <w:r>
         <w:rPr>
@@ -3221,7 +3221,7 @@
           <w:szCs w:val="26"/>
           <w:lang w:val="nl-NL"/>
         </w:rPr>
-        <w:t xml:space="preserve">  </w:t>
+        <w:t xml:space="preserve"> </w:t>
       </w:r>
       <w:bookmarkStart w:id="3" w:name="_Hlk227672962"/>
       <w:r>
@@ -3235,7 +3235,7 @@
           <w:highlight w:val="yellow"/>
           <w:lang w:val="nl-NL"/>
         </w:rPr>
-        <w:t>[Mục này các đơn vị có thể thay đổi đảm bảo phù hợp với từng nội dung của gói thầu]</w:t>
+        <w:t xml:space="preserve">[Mục này các đơn vị có thể thay đổi đảm bảo phù hợp với từng nội dung của gói thầu]</w:t>
       </w:r>
       <w:bookmarkEnd w:id="3"/>
     </w:p>
@@ -3262,7 +3262,7 @@
           <w:szCs w:val="26"/>
           <w:lang w:val="fr-FR"/>
         </w:rPr>
-        <w:t>Điều 6. Loại hợp đồng:</w:t>
+        <w:t xml:space="preserve">Điều 6. Loại hợp đồng:</w:t>
       </w:r>
       <w:r>
         <w:rPr>
@@ -3280,7 +3280,7 @@
           <w:szCs w:val="26"/>
           <w:lang w:val="fr-FR"/>
         </w:rPr>
-        <w:t>Trọn gói</w:t>
+        <w:t xml:space="preserve">Trọn gói</w:t>
       </w:r>
       <w:r>
         <w:rPr>
@@ -3290,7 +3290,7 @@
           <w:szCs w:val="26"/>
           <w:lang w:val="fr-FR"/>
         </w:rPr>
-        <w:t>.</w:t>
+        <w:t xml:space="preserve">.</w:t>
       </w:r>
     </w:p>
     <w:p>
@@ -3344,7 +3344,7 @@
           <w:szCs w:val="26"/>
           <w:lang w:val="fr-FR"/>
         </w:rPr>
-        <w:t>- Thời gian thực hiện gói thầu :</w:t>
+        <w:t xml:space="preserve">- Thời gian thực hiện gói thầu :</w:t>
       </w:r>
       <w:r>
         <w:rPr>
@@ -3365,7 +3365,7 @@
           <w:szCs w:val="26"/>
           <w:lang w:val="fr-FR"/>
         </w:rPr>
-        <w:t>___</w:t>
+        <w:t xml:space="preserve">___</w:t>
       </w:r>
       <w:r>
         <w:rPr>
@@ -3405,7 +3405,7 @@
           <w:highlight w:val="yellow"/>
           <w:lang w:val="nl-NL"/>
         </w:rPr>
-        <w:t>[hoặc tháng/ năm]</w:t>
+        <w:t xml:space="preserve">[hoặc tháng/ năm]</w:t>
       </w:r>
       <w:r>
         <w:rPr>
@@ -3424,7 +3424,7 @@
           <w:szCs w:val="26"/>
           <w:lang w:val="fr-FR"/>
         </w:rPr>
-        <w:t>kể từ ngày hợp đồng có hiệu lực.</w:t>
+        <w:t xml:space="preserve">kể từ ngày hợp đồng có hiệu lực.</w:t>
       </w:r>
     </w:p>
     <w:p>
@@ -3453,7 +3453,7 @@
           <w:lang w:val="fr-FR"/>
         </w:rPr>
         <w:lastRenderedPageBreak/>
-        <w:t>- Thời gian thực hiện hợp đồng :</w:t>
+        <w:t xml:space="preserve">- Thời gian thực hiện hợp đồng :</w:t>
       </w:r>
       <w:r>
         <w:rPr>
@@ -3474,7 +3474,7 @@
           <w:szCs w:val="26"/>
           <w:lang w:val="fr-FR"/>
         </w:rPr>
-        <w:t>___</w:t>
+        <w:t xml:space="preserve">___</w:t>
       </w:r>
       <w:r>
         <w:rPr>
@@ -3514,7 +3514,7 @@
           <w:highlight w:val="yellow"/>
           <w:lang w:val="nl-NL"/>
         </w:rPr>
-        <w:t>[hoặc tháng/ năm]</w:t>
+        <w:t xml:space="preserve">[hoặc tháng/ năm]</w:t>
       </w:r>
       <w:r>
         <w:rPr>
@@ -3533,7 +3533,7 @@
           <w:szCs w:val="26"/>
           <w:lang w:val="fr-FR"/>
         </w:rPr>
-        <w:t>kể từ ngày hợp đồng có hiệu lực.</w:t>
+        <w:t xml:space="preserve">kể từ ngày hợp đồng có hiệu lực.</w:t>
       </w:r>
     </w:p>
     <w:p>
@@ -3555,7 +3555,7 @@
           <w:sz w:val="26"/>
           <w:szCs w:val="26"/>
         </w:rPr>
-        <w:t>Điều 8. Hiệu chỉnh, bổ sung hợp đồng</w:t>
+        <w:t xml:space="preserve">Điều 8. Hiệu chỉnh, bổ sung hợp đồng</w:t>
       </w:r>
     </w:p>
     <w:p>
@@ -3579,7 +3579,7 @@
           <w:szCs w:val="26"/>
           <w:lang w:val="nl-NL"/>
         </w:rPr>
-        <w:t xml:space="preserve">Trường hợp phát sinh các hạng mục công việc ngoài phạm vi nêu tại Điều 1 của Hợp đồng này,  </w:t>
+        <w:t xml:space="preserve">Trường hợp phát sinh các hạng mục công việc ngoài phạm vi nêu tại Điều 1 của Hợp đồng này, </w:t>
       </w:r>
       <w:r>
         <w:rPr>
@@ -3598,7 +3598,7 @@
           <w:szCs w:val="26"/>
           <w:lang w:val="nl-NL"/>
         </w:rPr>
-        <w:t>và Bên B sẽ tiến hành thương thảo để làm cơ sở ký kết phụ lục bổ sung hợp đồng.</w:t>
+        <w:t xml:space="preserve">và Bên B sẽ tiến hành thương thảo để làm cơ sở ký kết phụ lục bổ sung hợp đồng.</w:t>
       </w:r>
     </w:p>
     <w:p>
@@ -3619,7 +3619,7 @@
           <w:sz w:val="26"/>
           <w:szCs w:val="26"/>
         </w:rPr>
-        <w:t>Điều 9. Chấm dứt hợp đồng</w:t>
+        <w:t xml:space="preserve">Điều 9. Chấm dứt hợp đồng</w:t>
       </w:r>
     </w:p>
     <w:p>
@@ -3639,7 +3639,7 @@
           <w:sz w:val="26"/>
           <w:szCs w:val="26"/>
         </w:rPr>
-        <w:t>1. Bên A hoặc Bên B có thể chấm dứt hợp đồng nếu một trong hai bên có vi phạm cơ bản về hợp đồng như sau:</w:t>
+        <w:t xml:space="preserve">1. Bên A hoặc Bên B có thể chấm dứt hợp đồng nếu một trong hai bên có vi phạm cơ bản về hợp đồng như sau:</w:t>
       </w:r>
     </w:p>
     <w:p>
@@ -3659,7 +3659,7 @@
           <w:sz w:val="26"/>
           <w:szCs w:val="26"/>
         </w:rPr>
-        <w:t>a) Bên B không thực hiện một phần hoặc toàn bộ nội dung công việc theo hợp đồng trong thời hạn đã nêu trong hợp đồng hoặc trong khoảng thời gian đã được Bên A gia hạn;</w:t>
+        <w:t xml:space="preserve">a) Bên B không thực hiện một phần hoặc toàn bộ nội dung công việc theo hợp đồng trong thời hạn đã nêu trong hợp đồng hoặc trong khoảng thời gian đã được Bên A gia hạn;</w:t>
       </w:r>
     </w:p>
     <w:p>
@@ -3679,7 +3679,7 @@
           <w:sz w:val="26"/>
           <w:szCs w:val="26"/>
         </w:rPr>
-        <w:t>b) Bên B bị phá sản, giải thể;</w:t>
+        <w:t xml:space="preserve">b) Bên B bị phá sản, giải thể;</w:t>
       </w:r>
     </w:p>
     <w:p>
@@ -3699,7 +3699,7 @@
           <w:sz w:val="26"/>
           <w:szCs w:val="26"/>
         </w:rPr>
-        <w:t>c) Các hành vi khác (nếu có).</w:t>
+        <w:t xml:space="preserve">c) Các hành vi khác (nếu có).</w:t>
       </w:r>
     </w:p>
     <w:p>
@@ -3729,7 +3729,7 @@
           <w:sz w:val="26"/>
           <w:szCs w:val="26"/>
         </w:rPr>
-        <w:t>phần hợp đồng mà mình đang thực hiện và chịu trách nhiệm bảo hành phần hợp đồng đó.</w:t>
+        <w:t xml:space="preserve">phần hợp đồng mà mình đang thực hiện và chịu trách nhiệm bảo hành phần hợp đồng đó.</w:t>
       </w:r>
     </w:p>
     <w:p>
@@ -3749,7 +3749,7 @@
           <w:sz w:val="26"/>
           <w:szCs w:val="26"/>
         </w:rPr>
-        <w:t>3. Trong trường hợp Bên A chấm dứt hợp đồng theo điểm b khoản 1 Điều này, Bên A không phải chịu bất cứ chi phí đền bù nào. Việc chấm dứt hợp đồng này không làm mất đi quyền lợi của Bên A được hưởng theo quy định của hợp đồng và pháp luật.</w:t>
+        <w:t xml:space="preserve">3. Trong trường hợp Bên A chấm dứt hợp đồng theo điểm b khoản 1 Điều này, Bên A không phải chịu bất cứ chi phí đền bù nào. Việc chấm dứt hợp đồng này không làm mất đi quyền lợi của Bên A được hưởng theo quy định của hợp đồng và pháp luật.</w:t>
       </w:r>
     </w:p>
     <w:p>
@@ -3784,7 +3784,7 @@
           <w:szCs w:val="26"/>
           <w:lang w:val="fr-FR"/>
         </w:rPr>
-        <w:t>10</w:t>
+        <w:t xml:space="preserve">10</w:t>
       </w:r>
       <w:r>
         <w:rPr>
@@ -3825,7 +3825,7 @@
           <w:szCs w:val="26"/>
           <w:lang w:val="fr-FR"/>
         </w:rPr>
-        <w:t>ngày ký</w:t>
+        <w:t xml:space="preserve">ngày ký</w:t>
       </w:r>
       <w:r>
         <w:rPr>
@@ -3835,7 +3835,7 @@
           <w:szCs w:val="26"/>
           <w:lang w:val="fr-FR"/>
         </w:rPr>
-        <w:t>.</w:t>
+        <w:t xml:space="preserve">.</w:t>
       </w:r>
     </w:p>
     <w:p>
@@ -3859,7 +3859,7 @@
           <w:szCs w:val="26"/>
           <w:lang w:val="fr-FR"/>
         </w:rPr>
-        <w:t>2. Hợp đồng hết hiệu lực sau khi hai bên tiến hành thanh lý hợp đồng theo luật định.</w:t>
+        <w:t xml:space="preserve">2. Hợp đồng hết hiệu lực sau khi hai bên tiến hành thanh lý hợp đồng theo luật định.</w:t>
       </w:r>
     </w:p>
     <w:p>
@@ -3891,15 +3891,15 @@
           <w:szCs w:val="26"/>
           <w:lang w:val="fr-FR"/>
         </w:rPr>
-        <w:t>0</w:t>
-      </w:r>
-      <w:r>
-        <w:rPr>
-          <w:sz w:val="26"/>
-          <w:szCs w:val="26"/>
-          <w:lang w:val="fr-FR"/>
-        </w:rPr>
-        <w:t>6</w:t>
+        <w:t xml:space="preserve">0</w:t>
+      </w:r>
+      <w:r>
+        <w:rPr>
+          <w:sz w:val="26"/>
+          <w:szCs w:val="26"/>
+          <w:lang w:val="fr-FR"/>
+        </w:rPr>
+        <w:t xml:space="preserve">6</w:t>
       </w:r>
       <w:r>
         <w:rPr>
@@ -3915,15 +3915,15 @@
           <w:szCs w:val="26"/>
           <w:lang w:val="fr-FR"/>
         </w:rPr>
-        <w:t>0</w:t>
-      </w:r>
-      <w:r>
-        <w:rPr>
-          <w:sz w:val="26"/>
-          <w:szCs w:val="26"/>
-          <w:lang w:val="fr-FR"/>
-        </w:rPr>
-        <w:t>4</w:t>
+        <w:t xml:space="preserve">0</w:t>
+      </w:r>
+      <w:r>
+        <w:rPr>
+          <w:sz w:val="26"/>
+          <w:szCs w:val="26"/>
+          <w:lang w:val="fr-FR"/>
+        </w:rPr>
+        <w:t xml:space="preserve">4</w:t>
       </w:r>
       <w:r>
         <w:rPr>
@@ -4007,7 +4007,7 @@
                 <w:szCs w:val="26"/>
                 <w:lang w:val="fr-FR"/>
               </w:rPr>
-              <w:t>ĐẠI DIỆN BÊN A</w:t>
+              <w:t xml:space="preserve">ĐẠI DIỆN BÊN A</w:t>
             </w:r>
           </w:p>
           <w:p>
@@ -4036,7 +4036,7 @@
                 <w:szCs w:val="26"/>
                 <w:lang w:val="fr-FR"/>
               </w:rPr>
-              <w:t>Giám đốc</w:t>
+              <w:t xml:space="preserve">Giám đốc</w:t>
             </w:r>
           </w:p>
           <w:p>
@@ -4108,7 +4108,7 @@
                 <w:szCs w:val="26"/>
                 <w:lang w:val="nl-NL"/>
               </w:rPr>
-              <w:t>ĐẠI DIỆN BÊN B</w:t>
+              <w:t xml:space="preserve">ĐẠI DIỆN BÊN B</w:t>
             </w:r>
           </w:p>
           <w:p>
@@ -4139,7 +4139,7 @@
                 <w:szCs w:val="26"/>
                 <w:lang w:val="nl-NL"/>
               </w:rPr>
-              <w:t>_________</w:t>
+              <w:t xml:space="preserve">_________</w:t>
             </w:r>
           </w:p>
           <w:p>
@@ -4196,7 +4196,7 @@
                 <w:szCs w:val="26"/>
                 <w:lang w:val="fr-FR"/>
               </w:rPr>
-              <w:t>Lê Đình Thanh Sơn</w:t>
+              <w:t xml:space="preserve">Lê Đình Thanh Sơn</w:t>
             </w:r>
           </w:p>
         </w:tc>
@@ -4230,7 +4230,7 @@
                 <w:szCs w:val="26"/>
                 <w:lang w:val="nl-NL"/>
               </w:rPr>
-              <w:t>____________</w:t>
+              <w:t xml:space="preserve">____________</w:t>
             </w:r>
           </w:p>
         </w:tc>
@@ -4284,7 +4284,7 @@
           <w:szCs w:val="26"/>
           <w:lang w:val="nl-NL"/>
         </w:rPr>
-        <w:t>DANH SÁCH DỊC</w:t>
+        <w:t xml:space="preserve">DANH SÁCH DỊC</w:t>
       </w:r>
       <w:r>
         <w:rPr>
@@ -4293,7 +4293,7 @@
           <w:szCs w:val="26"/>
           <w:lang w:val="nl-NL"/>
         </w:rPr>
-        <w:t>H</w:t>
+        <w:t xml:space="preserve">H</w:t>
       </w:r>
       <w:r>
         <w:rPr>
@@ -4359,7 +4359,7 @@
           <w:szCs w:val="26"/>
           <w:lang w:val="nl-NL"/>
         </w:rPr>
-        <w:t>___</w:t>
+        <w:t xml:space="preserve">___</w:t>
       </w:r>
       <w:r>
         <w:rPr>
@@ -4370,7 +4370,7 @@
           <w:szCs w:val="26"/>
           <w:lang w:val="nl-NL"/>
         </w:rPr>
-        <w:t>/</w:t>
+        <w:t xml:space="preserve">/</w:t>
       </w:r>
       <w:r>
         <w:rPr>
@@ -4381,7 +4381,7 @@
           <w:szCs w:val="26"/>
           <w:lang w:val="nl-NL"/>
         </w:rPr>
-        <w:t>___</w:t>
+        <w:t xml:space="preserve">___</w:t>
       </w:r>
       <w:r>
         <w:rPr>
@@ -4392,7 +4392,7 @@
           <w:szCs w:val="26"/>
           <w:lang w:val="nl-NL"/>
         </w:rPr>
-        <w:t>/</w:t>
+        <w:t xml:space="preserve">/</w:t>
       </w:r>
       <w:r>
         <w:rPr>
@@ -4403,7 +4403,7 @@
           <w:szCs w:val="26"/>
           <w:lang w:val="nl-NL"/>
         </w:rPr>
-        <w:t>___</w:t>
+        <w:t xml:space="preserve">___</w:t>
       </w:r>
       <w:r>
         <w:rPr>
@@ -4423,7 +4423,7 @@
           <w:szCs w:val="26"/>
           <w:lang w:val="nl-NL"/>
         </w:rPr>
-        <w:t>Đ</w:t>
+        <w:t xml:space="preserve">Đ</w:t>
       </w:r>
       <w:r>
         <w:rPr>
@@ -4444,7 +4444,7 @@
           <w:szCs w:val="26"/>
           <w:lang w:val="nl-NL"/>
         </w:rPr>
-        <w:t>_________</w:t>
+        <w:t xml:space="preserve">_________</w:t>
       </w:r>
       <w:r>
         <w:rPr>
@@ -4454,7 +4454,7 @@
           <w:szCs w:val="26"/>
           <w:lang w:val="nl-NL"/>
         </w:rPr>
-        <w:t>)</w:t>
+        <w:t xml:space="preserve">)</w:t>
       </w:r>
     </w:p>
     <w:p>
@@ -4539,7 +4539,7 @@
                 <w:sz w:val="24"/>
                 <w:szCs w:val="24"/>
               </w:rPr>
-              <w:t>STT</w:t>
+              <w:t xml:space="preserve">STT</w:t>
             </w:r>
           </w:p>
         </w:tc>
@@ -4578,7 +4578,7 @@
                 <w:sz w:val="24"/>
                 <w:szCs w:val="24"/>
               </w:rPr>
-              <w:t>Danh sách dịch vụ</w:t>
+              <w:t xml:space="preserve">Danh sách dịch vụ</w:t>
             </w:r>
           </w:p>
         </w:tc>
@@ -4615,7 +4615,7 @@
                 <w:sz w:val="24"/>
                 <w:szCs w:val="24"/>
               </w:rPr>
-              <w:t>Mô tả tính năng của dịch vụ</w:t>
+              <w:t xml:space="preserve">Mô tả tính năng của dịch vụ</w:t>
             </w:r>
           </w:p>
         </w:tc>
@@ -4652,7 +4652,7 @@
                 <w:sz w:val="24"/>
                 <w:szCs w:val="24"/>
               </w:rPr>
-              <w:t>Khối lượng</w:t>
+              <w:t xml:space="preserve">Khối lượng</w:t>
             </w:r>
           </w:p>
         </w:tc>
@@ -4689,7 +4689,7 @@
                 <w:sz w:val="24"/>
                 <w:szCs w:val="24"/>
               </w:rPr>
-              <w:t>Đơn vị tính</w:t>
+              <w:t xml:space="preserve">Đơn vị tính</w:t>
             </w:r>
           </w:p>
         </w:tc>
@@ -4726,7 +4726,7 @@
                 <w:sz w:val="24"/>
                 <w:szCs w:val="24"/>
               </w:rPr>
-              <w:t>Địa điểm thực hiện dịch vụ</w:t>
+              <w:t xml:space="preserve">Địa điểm thực hiện dịch vụ</w:t>
             </w:r>
           </w:p>
         </w:tc>
@@ -4763,7 +4763,7 @@
                 <w:sz w:val="24"/>
                 <w:szCs w:val="24"/>
               </w:rPr>
-              <w:t>Ngày hoàn thành dịch vụ</w:t>
+              <w:t xml:space="preserve">Ngày hoàn thành dịch vụ</w:t>
             </w:r>
           </w:p>
         </w:tc>
@@ -4825,7 +4825,7 @@
                 <w:sz w:val="24"/>
                 <w:szCs w:val="24"/>
               </w:rPr>
-              <w:t>(Đã bao gồm thuế VAT) (đồng)</w:t>
+              <w:t xml:space="preserve">(Đã bao gồm thuế VAT) (đồng)</w:t>
             </w:r>
           </w:p>
         </w:tc>
@@ -4911,7 +4911,7 @@
                 <w:sz w:val="24"/>
                 <w:szCs w:val="24"/>
               </w:rPr>
-              <w:t>(đồng)</w:t>
+              <w:t xml:space="preserve">(đồng)</w:t>
             </w:r>
           </w:p>
         </w:tc>
@@ -4951,7 +4951,7 @@
                 <w:sz w:val="24"/>
                 <w:szCs w:val="24"/>
               </w:rPr>
-              <w:t>1</w:t>
+              <w:t xml:space="preserve">1</w:t>
             </w:r>
           </w:p>
         </w:tc>
@@ -4984,7 +4984,7 @@
                 <w:sz w:val="24"/>
                 <w:szCs w:val="24"/>
               </w:rPr>
-              <w:t>________</w:t>
+              <w:t xml:space="preserve">________</w:t>
             </w:r>
           </w:p>
         </w:tc>
@@ -5198,7 +5198,7 @@
                 <w:sz w:val="24"/>
                 <w:szCs w:val="24"/>
               </w:rPr>
-              <w:t>2</w:t>
+              <w:t xml:space="preserve">2</w:t>
             </w:r>
           </w:p>
         </w:tc>
@@ -5231,7 +5231,7 @@
                 <w:sz w:val="24"/>
                 <w:szCs w:val="24"/>
               </w:rPr>
-              <w:t>_________</w:t>
+              <w:t xml:space="preserve">_________</w:t>
             </w:r>
           </w:p>
         </w:tc>
@@ -5733,7 +5733,7 @@
                 <w:sz w:val="24"/>
                 <w:szCs w:val="24"/>
               </w:rPr>
-              <w:t>TỔNG CỘNG</w:t>
+              <w:t xml:space="preserve">TỔNG CỘNG</w:t>
             </w:r>
           </w:p>
         </w:tc>
@@ -5767,7 +5767,7 @@
                 <w:sz w:val="24"/>
                 <w:szCs w:val="24"/>
               </w:rPr>
-              <w:t>__________</w:t>
+              <w:t xml:space="preserve">__________</w:t>
             </w:r>
           </w:p>
         </w:tc>
@@ -5809,7 +5809,7 @@
                 <w:sz w:val="24"/>
                 <w:szCs w:val="24"/>
               </w:rPr>
-              <w:t>(Bằng chữ: _____________________)</w:t>
+              <w:t xml:space="preserve">(Bằng chữ: _____________________)</w:t>
             </w:r>
           </w:p>
         </w:tc>
@@ -5868,7 +5868,7 @@
                 <w:szCs w:val="26"/>
                 <w:lang w:val="fr-FR"/>
               </w:rPr>
-              <w:t>ĐẠI DIỆN BÊN A</w:t>
+              <w:t xml:space="preserve">ĐẠI DIỆN BÊN A</w:t>
             </w:r>
           </w:p>
           <w:p>
@@ -5897,7 +5897,7 @@
                 <w:szCs w:val="26"/>
                 <w:lang w:val="fr-FR"/>
               </w:rPr>
-              <w:t>Giám đốc</w:t>
+              <w:t xml:space="preserve">Giám đốc</w:t>
             </w:r>
           </w:p>
           <w:p>
@@ -5969,7 +5969,7 @@
                 <w:szCs w:val="26"/>
                 <w:lang w:val="nl-NL"/>
               </w:rPr>
-              <w:t>ĐẠI DIỆN BÊN B</w:t>
+              <w:t xml:space="preserve">ĐẠI DIỆN BÊN B</w:t>
             </w:r>
           </w:p>
           <w:p>
@@ -6000,7 +6000,7 @@
                 <w:szCs w:val="26"/>
                 <w:lang w:val="nl-NL"/>
               </w:rPr>
-              <w:t>_________</w:t>
+              <w:t xml:space="preserve">_________</w:t>
             </w:r>
           </w:p>
           <w:p>
@@ -6057,7 +6057,7 @@
                 <w:szCs w:val="26"/>
                 <w:lang w:val="fr-FR"/>
               </w:rPr>
-              <w:t>Lê Đình Thanh Sơn</w:t>
+              <w:t xml:space="preserve">Lê Đình Thanh Sơn</w:t>
             </w:r>
           </w:p>
         </w:tc>
@@ -6091,7 +6091,7 @@
                 <w:szCs w:val="26"/>
                 <w:lang w:val="nl-NL"/>
               </w:rPr>
-              <w:t>____________</w:t>
+              <w:t xml:space="preserve">____________</w:t>
             </w:r>
           </w:p>
         </w:tc>
